--- a/RETOS-CIENCIA-DE-DATOS-main/Modulo 1 - Proyectos en Ciencia de Datos/Unidad 1 - Sector Productivo/Reporte_Sector_Productivo_Juan_Jose_Restrepo.docx
+++ b/RETOS-CIENCIA-DE-DATOS-main/Modulo 1 - Proyectos en Ciencia de Datos/Unidad 1 - Sector Productivo/Reporte_Sector_Productivo_Juan_Jose_Restrepo.docx
@@ -17,7 +17,7 @@
           <w:sz w:val="48"/>
           <w:szCs w:val="48"/>
         </w:rPr>
-        <w:t>Educación en la Era de los Datos: Cómo la Ciencia de Datos Está Moldeando el Futuro</w:t>
+        <w:t>Transformación Tecnológica en la Era de la Innovación: Impactos de la Ciencia de Datos y la Inteligencia Artificial en la Industria</w:t>
       </w:r>
     </w:p>
     <w:p>
@@ -122,70 +122,6 @@
           <w:sz w:val="20"/>
           <w:szCs w:val="24"/>
         </w:rPr>
-        <w:t xml:space="preserve"> Ciencia de Datos ha transformado radicalmente </w:t>
-      </w:r>
-      <w:r>
-        <w:rPr>
-          <w:rFonts w:ascii="Times New Roman" w:hAnsi="Times New Roman"/>
-          <w:sz w:val="20"/>
-          <w:szCs w:val="24"/>
-        </w:rPr>
-        <w:t>la resolución de problemas complejos y la toma de decisiones en varios sectores</w:t>
-      </w:r>
-      <w:r>
-        <w:rPr>
-          <w:rFonts w:ascii="Times New Roman" w:hAnsi="Times New Roman"/>
-          <w:sz w:val="20"/>
-          <w:szCs w:val="24"/>
-        </w:rPr>
-        <w:t xml:space="preserve">. En este informe, </w:t>
-      </w:r>
-      <w:r>
-        <w:rPr>
-          <w:rFonts w:ascii="Times New Roman" w:hAnsi="Times New Roman"/>
-          <w:sz w:val="20"/>
-          <w:szCs w:val="24"/>
-        </w:rPr>
-        <w:t>se exploran</w:t>
-      </w:r>
-      <w:r>
-        <w:rPr>
-          <w:rFonts w:ascii="Times New Roman" w:hAnsi="Times New Roman"/>
-          <w:sz w:val="20"/>
-          <w:szCs w:val="24"/>
-        </w:rPr>
-        <w:t xml:space="preserve"> tres proyectos que ejemplifican </w:t>
-      </w:r>
-      <w:r>
-        <w:rPr>
-          <w:rFonts w:ascii="Times New Roman" w:hAnsi="Times New Roman"/>
-          <w:sz w:val="20"/>
-          <w:szCs w:val="24"/>
-        </w:rPr>
-        <w:t xml:space="preserve">su </w:t>
-      </w:r>
-      <w:r>
-        <w:rPr>
-          <w:rFonts w:ascii="Times New Roman" w:hAnsi="Times New Roman"/>
-          <w:sz w:val="20"/>
-          <w:szCs w:val="24"/>
-        </w:rPr>
-        <w:t>impacto en el ámbito académico. El primer</w:t>
-      </w:r>
-      <w:r>
-        <w:rPr>
-          <w:rFonts w:ascii="Times New Roman" w:hAnsi="Times New Roman"/>
-          <w:sz w:val="20"/>
-          <w:szCs w:val="24"/>
-        </w:rPr>
-        <w:t>o</w:t>
-      </w:r>
-      <w:r>
-        <w:rPr>
-          <w:rFonts w:ascii="Times New Roman" w:hAnsi="Times New Roman"/>
-          <w:sz w:val="20"/>
-          <w:szCs w:val="24"/>
-        </w:rPr>
         <w:t xml:space="preserve"> </w:t>
       </w:r>
       <w:r>
@@ -194,71 +130,15 @@
           <w:sz w:val="20"/>
           <w:szCs w:val="24"/>
         </w:rPr>
-        <w:t xml:space="preserve">optimiza </w:t>
-      </w:r>
-      <w:r>
-        <w:rPr>
-          <w:rFonts w:ascii="Times New Roman" w:hAnsi="Times New Roman"/>
-          <w:sz w:val="20"/>
-          <w:szCs w:val="24"/>
-        </w:rPr>
-        <w:t xml:space="preserve">la experiencia del usuario en compras en línea. El segundo </w:t>
-      </w:r>
-      <w:r>
-        <w:rPr>
-          <w:rFonts w:ascii="Times New Roman" w:hAnsi="Times New Roman"/>
-          <w:sz w:val="20"/>
-          <w:szCs w:val="24"/>
-        </w:rPr>
-        <w:t>predice</w:t>
-      </w:r>
-      <w:r>
-        <w:rPr>
-          <w:rFonts w:ascii="Times New Roman" w:hAnsi="Times New Roman"/>
-          <w:sz w:val="20"/>
-          <w:szCs w:val="24"/>
-        </w:rPr>
-        <w:t xml:space="preserve"> el rendimiento académico de estudiantes de secundaria</w:t>
-      </w:r>
-      <w:r>
-        <w:rPr>
-          <w:rFonts w:ascii="Times New Roman" w:hAnsi="Times New Roman"/>
-          <w:sz w:val="20"/>
-          <w:szCs w:val="24"/>
-        </w:rPr>
-        <w:t xml:space="preserve"> y f</w:t>
-      </w:r>
-      <w:r>
-        <w:rPr>
-          <w:rFonts w:ascii="Times New Roman" w:hAnsi="Times New Roman"/>
-          <w:sz w:val="20"/>
-          <w:szCs w:val="24"/>
-        </w:rPr>
-        <w:t>inalmente, el tercer proyecto analiza las tendencias de investigación en inteligencia artificial y</w:t>
-      </w:r>
-      <w:r>
-        <w:rPr>
-          <w:rFonts w:ascii="Times New Roman" w:hAnsi="Times New Roman"/>
-          <w:sz w:val="20"/>
-          <w:szCs w:val="24"/>
-        </w:rPr>
-        <w:t xml:space="preserve"> su futuro en la</w:t>
-      </w:r>
-      <w:r>
-        <w:rPr>
-          <w:rFonts w:ascii="Times New Roman" w:hAnsi="Times New Roman"/>
-          <w:sz w:val="20"/>
-          <w:szCs w:val="24"/>
-        </w:rPr>
-        <w:t xml:space="preserve"> educación</w:t>
-      </w:r>
-      <w:r>
-        <w:rPr>
-          <w:rFonts w:ascii="Times New Roman" w:hAnsi="Times New Roman"/>
-          <w:sz w:val="20"/>
-          <w:szCs w:val="24"/>
-        </w:rPr>
-        <w:t>.</w:t>
+        <w:t xml:space="preserve"> integración de tecnologías avanzadas está revolucionando diversos sectores, redefiniendo la manera en que abordamos y resolvemos problemas complejos. Este informe examina tres proyectos destacados que ilustran el impacto de estas innovaciones. El primero aborda la mejora de la eficiencia en la industria financiera mediante modelos predictivos. El segundo se centra en la aplicación de inteligencia artificial y exoesqueletos en la industria automotriz, optimizando tanto la producción como la seguridad laboral. Finalmente, </w:t>
+      </w:r>
+      <w:r>
+        <w:rPr>
+          <w:rFonts w:ascii="Times New Roman" w:hAnsi="Times New Roman"/>
+          <w:sz w:val="20"/>
+          <w:szCs w:val="24"/>
+        </w:rPr>
+        <w:t>el tercero analiza la influencia de la inteligencia artificial en la automoción y la manufactura, destacando cómo estas tecnologías están transformando el sector.</w:t>
       </w:r>
     </w:p>
     <w:p>
@@ -331,7 +211,7 @@
           <w:szCs w:val="20"/>
           <w14:ligatures w14:val="none"/>
         </w:rPr>
-        <w:t xml:space="preserve"> de Riesgo de Crédito</w:t>
+        <w:t xml:space="preserve"> de Riesgo de Crédito </w:t>
       </w:r>
       <w:r>
         <w:rPr>
@@ -343,18 +223,6 @@
           <w:szCs w:val="20"/>
           <w14:ligatures w14:val="none"/>
         </w:rPr>
-        <w:t xml:space="preserve"> </w:t>
-      </w:r>
-      <w:r>
-        <w:rPr>
-          <w:rFonts w:ascii="Times New Roman" w:eastAsia="Times New Roman" w:hAnsi="Times New Roman" w:cs="Times New Roman"/>
-          <w:smallCaps/>
-          <w:color w:val="auto"/>
-          <w:kern w:val="28"/>
-          <w:sz w:val="20"/>
-          <w:szCs w:val="20"/>
-          <w14:ligatures w14:val="none"/>
-        </w:rPr>
         <w:t>[</w:t>
       </w:r>
       <w:r>
@@ -528,6 +396,9 @@
         </w:rPr>
       </w:pPr>
       <w:r>
+        <w:t xml:space="preserve">    </w:t>
+      </w:r>
+      <w:r>
         <w:rPr>
           <w:rFonts w:ascii="Times New Roman" w:hAnsi="Times New Roman"/>
           <w:sz w:val="20"/>
@@ -545,6 +416,1272 @@
           <w:szCs w:val="24"/>
         </w:rPr>
       </w:pPr>
+      <w:r>
+        <w:t xml:space="preserve">    </w:t>
+      </w:r>
+      <w:r>
+        <w:rPr>
+          <w:rFonts w:ascii="Times New Roman" w:hAnsi="Times New Roman"/>
+          <w:sz w:val="20"/>
+          <w:szCs w:val="24"/>
+        </w:rPr>
+        <w:t>El proyecto se dividió en varias etapas clave:</w:t>
+      </w:r>
+    </w:p>
+    <w:p>
+      <w:pPr>
+        <w:pStyle w:val="Prrafodelista"/>
+        <w:numPr>
+          <w:ilvl w:val="0"/>
+          <w:numId w:val="7"/>
+        </w:numPr>
+        <w:jc w:val="both"/>
+        <w:rPr>
+          <w:rFonts w:ascii="Times New Roman" w:hAnsi="Times New Roman"/>
+          <w:sz w:val="20"/>
+          <w:szCs w:val="24"/>
+        </w:rPr>
+      </w:pPr>
+      <w:r>
+        <w:rPr>
+          <w:rFonts w:ascii="Times New Roman" w:hAnsi="Times New Roman"/>
+          <w:b/>
+          <w:bCs/>
+          <w:sz w:val="20"/>
+          <w:szCs w:val="24"/>
+        </w:rPr>
+        <w:t>Planeación</w:t>
+      </w:r>
+      <w:r>
+        <w:rPr>
+          <w:rFonts w:ascii="Times New Roman" w:hAnsi="Times New Roman"/>
+          <w:b/>
+          <w:bCs/>
+          <w:sz w:val="20"/>
+          <w:szCs w:val="24"/>
+        </w:rPr>
+        <w:t xml:space="preserve">: </w:t>
+      </w:r>
+      <w:r>
+        <w:rPr>
+          <w:rFonts w:ascii="Times New Roman" w:hAnsi="Times New Roman"/>
+          <w:sz w:val="20"/>
+          <w:szCs w:val="24"/>
+        </w:rPr>
+        <w:t>Se llevó a cabo una evaluación exhaustiva de la calidad de la base de datos, asegurando que las variables seleccionadas fueran relevantes y estuvieran disponibles en tiempo real. Esto incluyó la integración con fuentes de datos externas como centrales de riesgo y burós de crédito, lo cual es esencial para obtener una visión completa del perfil de riesgo de cada cliente.</w:t>
+      </w:r>
+    </w:p>
+    <w:p>
+      <w:pPr>
+        <w:pStyle w:val="Prrafodelista"/>
+        <w:numPr>
+          <w:ilvl w:val="0"/>
+          <w:numId w:val="7"/>
+        </w:numPr>
+        <w:jc w:val="both"/>
+        <w:rPr>
+          <w:rFonts w:ascii="Times New Roman" w:hAnsi="Times New Roman"/>
+          <w:b/>
+          <w:bCs/>
+          <w:sz w:val="20"/>
+          <w:szCs w:val="24"/>
+        </w:rPr>
+      </w:pPr>
+      <w:r>
+        <w:rPr>
+          <w:rFonts w:ascii="Times New Roman" w:hAnsi="Times New Roman"/>
+          <w:b/>
+          <w:bCs/>
+          <w:sz w:val="20"/>
+          <w:szCs w:val="24"/>
+        </w:rPr>
+        <w:t>Desarrollo del Modelo</w:t>
+      </w:r>
+      <w:r>
+        <w:rPr>
+          <w:rFonts w:ascii="Times New Roman" w:hAnsi="Times New Roman"/>
+          <w:b/>
+          <w:bCs/>
+          <w:sz w:val="20"/>
+          <w:szCs w:val="24"/>
+        </w:rPr>
+        <w:t xml:space="preserve">: </w:t>
+      </w:r>
+      <w:r>
+        <w:rPr>
+          <w:rFonts w:ascii="Times New Roman" w:hAnsi="Times New Roman"/>
+          <w:sz w:val="20"/>
+          <w:szCs w:val="24"/>
+        </w:rPr>
+        <w:t>La selección de variables es una parte crítica del desarrollo del modelo. Se identificaron aquellas variables que tenían el mejor poder de discriminación entre clientes riesgosos y no riesgosos. Se evaluaron diversas metodologías de Machine Learning, utilizando herramientas como Python, R y SAS para desarrollar el modelo más efectivo.</w:t>
+      </w:r>
+    </w:p>
+    <w:p>
+      <w:pPr>
+        <w:pStyle w:val="Prrafodelista"/>
+        <w:numPr>
+          <w:ilvl w:val="0"/>
+          <w:numId w:val="7"/>
+        </w:numPr>
+        <w:jc w:val="both"/>
+        <w:rPr>
+          <w:rFonts w:ascii="Times New Roman" w:hAnsi="Times New Roman"/>
+          <w:b/>
+          <w:bCs/>
+          <w:sz w:val="20"/>
+          <w:szCs w:val="24"/>
+        </w:rPr>
+      </w:pPr>
+      <w:r>
+        <w:rPr>
+          <w:rFonts w:ascii="Times New Roman" w:hAnsi="Times New Roman"/>
+          <w:b/>
+          <w:bCs/>
+          <w:sz w:val="20"/>
+          <w:szCs w:val="24"/>
+        </w:rPr>
+        <w:t>Implementación</w:t>
+      </w:r>
+      <w:r>
+        <w:rPr>
+          <w:rFonts w:ascii="Times New Roman" w:hAnsi="Times New Roman"/>
+          <w:b/>
+          <w:bCs/>
+          <w:sz w:val="20"/>
+          <w:szCs w:val="24"/>
+        </w:rPr>
+        <w:t xml:space="preserve">: </w:t>
+      </w:r>
+      <w:r>
+        <w:rPr>
+          <w:rFonts w:ascii="Times New Roman" w:hAnsi="Times New Roman"/>
+          <w:sz w:val="20"/>
+          <w:szCs w:val="24"/>
+        </w:rPr>
+        <w:t>La colaboración con las áreas de tecnología e infraestructura fue esencial para integrar el modelo en los sistemas de la entidad. Se realizaron pruebas de rendimiento para asegurar que el modelo pudiera proporcionar respuestas rápidas y eficientes en tiempo real, un aspecto crucial para la experiencia del cliente.</w:t>
+      </w:r>
+    </w:p>
+    <w:p>
+      <w:pPr>
+        <w:pStyle w:val="Prrafodelista"/>
+        <w:numPr>
+          <w:ilvl w:val="0"/>
+          <w:numId w:val="7"/>
+        </w:numPr>
+        <w:jc w:val="both"/>
+        <w:rPr>
+          <w:rFonts w:ascii="Times New Roman" w:hAnsi="Times New Roman"/>
+          <w:b/>
+          <w:bCs/>
+          <w:sz w:val="20"/>
+          <w:szCs w:val="24"/>
+        </w:rPr>
+      </w:pPr>
+      <w:r>
+        <w:rPr>
+          <w:rFonts w:ascii="Times New Roman" w:hAnsi="Times New Roman"/>
+          <w:b/>
+          <w:bCs/>
+          <w:sz w:val="20"/>
+          <w:szCs w:val="24"/>
+        </w:rPr>
+        <w:t>Ecosistema Analítico:</w:t>
+      </w:r>
+      <w:r>
+        <w:rPr>
+          <w:rFonts w:ascii="Times New Roman" w:hAnsi="Times New Roman"/>
+          <w:b/>
+          <w:bCs/>
+          <w:sz w:val="20"/>
+          <w:szCs w:val="24"/>
+        </w:rPr>
+        <w:t xml:space="preserve"> </w:t>
+      </w:r>
+      <w:r>
+        <w:rPr>
+          <w:rFonts w:ascii="Times New Roman" w:hAnsi="Times New Roman"/>
+          <w:sz w:val="20"/>
+          <w:szCs w:val="24"/>
+        </w:rPr>
+        <w:t xml:space="preserve">Se configuró un </w:t>
+      </w:r>
+      <w:proofErr w:type="spellStart"/>
+      <w:r>
+        <w:rPr>
+          <w:rFonts w:ascii="Times New Roman" w:hAnsi="Times New Roman"/>
+          <w:sz w:val="20"/>
+          <w:szCs w:val="24"/>
+        </w:rPr>
+        <w:t>workflow</w:t>
+      </w:r>
+      <w:proofErr w:type="spellEnd"/>
+      <w:r>
+        <w:rPr>
+          <w:rFonts w:ascii="Times New Roman" w:hAnsi="Times New Roman"/>
+          <w:sz w:val="20"/>
+          <w:szCs w:val="24"/>
+        </w:rPr>
+        <w:t xml:space="preserve"> en el cual las variables de entrada se procesaban a través del modelo y generaban respuestas rápidas. Este enfoque integral aseguraba que el modelo no solo fuera preciso, sino también eficiente y capaz de integrarse perfectamente en las operaciones diarias de la entidad.</w:t>
+      </w:r>
+    </w:p>
+    <w:p>
+      <w:pPr>
+        <w:pStyle w:val="Prrafodelista"/>
+        <w:numPr>
+          <w:ilvl w:val="0"/>
+          <w:numId w:val="7"/>
+        </w:numPr>
+        <w:jc w:val="both"/>
+        <w:rPr>
+          <w:rFonts w:ascii="Times New Roman" w:hAnsi="Times New Roman"/>
+          <w:b/>
+          <w:bCs/>
+          <w:sz w:val="20"/>
+          <w:szCs w:val="24"/>
+        </w:rPr>
+      </w:pPr>
+      <w:r>
+        <w:rPr>
+          <w:rFonts w:ascii="Times New Roman" w:hAnsi="Times New Roman"/>
+          <w:b/>
+          <w:bCs/>
+          <w:sz w:val="20"/>
+          <w:szCs w:val="24"/>
+        </w:rPr>
+        <w:t>Revisión y Ajuste:</w:t>
+      </w:r>
+      <w:r>
+        <w:rPr>
+          <w:rFonts w:ascii="Times New Roman" w:hAnsi="Times New Roman"/>
+          <w:b/>
+          <w:bCs/>
+          <w:sz w:val="20"/>
+          <w:szCs w:val="24"/>
+        </w:rPr>
+        <w:t xml:space="preserve"> </w:t>
+      </w:r>
+      <w:r>
+        <w:rPr>
+          <w:rFonts w:ascii="Times New Roman" w:hAnsi="Times New Roman"/>
+          <w:sz w:val="20"/>
+          <w:szCs w:val="24"/>
+        </w:rPr>
+        <w:t>Se realizaron reuniones de seguimiento para monitorear el desempeño del modelo y hacer los ajustes necesarios. Este proceso de revisión continua es esencial para asegurar que el modelo se mantenga preciso y relevante a medida que las condiciones del mercado y los datos de los clientes evolucionan.</w:t>
+      </w:r>
+    </w:p>
+    <w:p>
+      <w:pPr>
+        <w:jc w:val="both"/>
+        <w:rPr>
+          <w:rFonts w:ascii="Times New Roman" w:hAnsi="Times New Roman"/>
+          <w:sz w:val="20"/>
+          <w:szCs w:val="24"/>
+        </w:rPr>
+      </w:pPr>
+      <w:r>
+        <w:t xml:space="preserve">    </w:t>
+      </w:r>
+      <w:r>
+        <w:rPr>
+          <w:rFonts w:ascii="Times New Roman" w:hAnsi="Times New Roman"/>
+          <w:sz w:val="20"/>
+          <w:szCs w:val="24"/>
+        </w:rPr>
+        <w:t>El impacto del proyecto fue multifacético, afectando tanto a la entidad financiera como a sus clientes y al entorno en general:</w:t>
+      </w:r>
+    </w:p>
+    <w:p>
+      <w:pPr>
+        <w:pStyle w:val="TableTitle"/>
+        <w:rPr>
+          <w:lang w:val="es-CO"/>
+        </w:rPr>
+      </w:pPr>
+      <w:r>
+        <w:rPr>
+          <w:lang w:val="es-CO"/>
+        </w:rPr>
+        <w:t>TABLA I</w:t>
+      </w:r>
+    </w:p>
+    <w:p>
+      <w:pPr>
+        <w:pStyle w:val="TableTitle"/>
+        <w:rPr>
+          <w:lang w:val="es-CO"/>
+        </w:rPr>
+      </w:pPr>
+      <w:r>
+        <w:rPr>
+          <w:lang w:val="es-CO"/>
+        </w:rPr>
+        <w:t>Impactos del Proyecto caso 1</w:t>
+      </w:r>
+      <w:r>
+        <w:rPr>
+          <w:lang w:val="es-CO"/>
+        </w:rPr>
+        <w:fldChar w:fldCharType="begin"/>
+      </w:r>
+      <w:r>
+        <w:rPr>
+          <w:lang w:val="es-CO"/>
+        </w:rPr>
+        <w:instrText xml:space="preserve"> LINK Excel.Sheet.12 "Libro1" "Hoja1!F1C1:F7C4" \a \f 4 \h  \* MERGEFORMAT </w:instrText>
+      </w:r>
+      <w:r>
+        <w:rPr>
+          <w:lang w:val="es-CO"/>
+        </w:rPr>
+        <w:fldChar w:fldCharType="separate"/>
+      </w:r>
+    </w:p>
+    <w:tbl>
+      <w:tblPr>
+        <w:tblW w:w="5030" w:type="dxa"/>
+        <w:jc w:val="center"/>
+        <w:tblCellMar>
+          <w:left w:w="70" w:type="dxa"/>
+          <w:right w:w="70" w:type="dxa"/>
+        </w:tblCellMar>
+        <w:tblLook w:val="04A0" w:firstRow="1" w:lastRow="0" w:firstColumn="1" w:lastColumn="0" w:noHBand="0" w:noVBand="1"/>
+      </w:tblPr>
+      <w:tblGrid>
+        <w:gridCol w:w="1070"/>
+        <w:gridCol w:w="900"/>
+        <w:gridCol w:w="1260"/>
+        <w:gridCol w:w="1800"/>
+      </w:tblGrid>
+      <w:tr>
+        <w:trPr>
+          <w:trHeight w:val="404"/>
+          <w:jc w:val="center"/>
+        </w:trPr>
+        <w:tc>
+          <w:tcPr>
+            <w:tcW w:w="1070" w:type="dxa"/>
+            <w:tcBorders>
+              <w:top w:val="single" w:sz="8" w:space="0" w:color="auto"/>
+              <w:left w:val="single" w:sz="8" w:space="0" w:color="auto"/>
+              <w:bottom w:val="single" w:sz="8" w:space="0" w:color="auto"/>
+              <w:right w:val="single" w:sz="8" w:space="0" w:color="auto"/>
+            </w:tcBorders>
+            <w:shd w:val="clear" w:color="auto" w:fill="auto"/>
+            <w:vAlign w:val="center"/>
+            <w:hideMark/>
+          </w:tcPr>
+          <w:p>
+            <w:pPr>
+              <w:spacing w:after="0" w:line="240" w:lineRule="auto"/>
+              <w:jc w:val="center"/>
+              <w:rPr>
+                <w:rFonts w:ascii="Times New Roman" w:eastAsia="Times New Roman" w:hAnsi="Times New Roman" w:cs="Times New Roman"/>
+                <w:b/>
+                <w:bCs/>
+                <w:color w:val="000000"/>
+                <w:kern w:val="0"/>
+                <w:sz w:val="18"/>
+                <w:szCs w:val="18"/>
+                <w:lang w:eastAsia="es-CO"/>
+                <w14:ligatures w14:val="none"/>
+              </w:rPr>
+            </w:pPr>
+            <w:r>
+              <w:rPr>
+                <w:rFonts w:ascii="Times New Roman" w:eastAsia="Times New Roman" w:hAnsi="Times New Roman" w:cs="Times New Roman"/>
+                <w:b/>
+                <w:bCs/>
+                <w:color w:val="000000"/>
+                <w:kern w:val="0"/>
+                <w:sz w:val="18"/>
+                <w:szCs w:val="18"/>
+                <w:lang w:eastAsia="es-CO"/>
+                <w14:ligatures w14:val="none"/>
+              </w:rPr>
+              <w:t>Grupos de interés:</w:t>
+            </w:r>
+          </w:p>
+        </w:tc>
+        <w:tc>
+          <w:tcPr>
+            <w:tcW w:w="900" w:type="dxa"/>
+            <w:tcBorders>
+              <w:top w:val="single" w:sz="8" w:space="0" w:color="auto"/>
+              <w:left w:val="nil"/>
+              <w:bottom w:val="single" w:sz="8" w:space="0" w:color="auto"/>
+              <w:right w:val="single" w:sz="8" w:space="0" w:color="auto"/>
+            </w:tcBorders>
+            <w:shd w:val="clear" w:color="auto" w:fill="auto"/>
+            <w:vAlign w:val="center"/>
+            <w:hideMark/>
+          </w:tcPr>
+          <w:p>
+            <w:pPr>
+              <w:spacing w:after="0" w:line="240" w:lineRule="auto"/>
+              <w:jc w:val="center"/>
+              <w:rPr>
+                <w:rFonts w:ascii="Times New Roman" w:eastAsia="Times New Roman" w:hAnsi="Times New Roman" w:cs="Times New Roman"/>
+                <w:b/>
+                <w:bCs/>
+                <w:color w:val="000000"/>
+                <w:kern w:val="0"/>
+                <w:sz w:val="18"/>
+                <w:szCs w:val="18"/>
+                <w:lang w:eastAsia="es-CO"/>
+                <w14:ligatures w14:val="none"/>
+              </w:rPr>
+            </w:pPr>
+            <w:r>
+              <w:rPr>
+                <w:rFonts w:ascii="Times New Roman" w:eastAsia="Times New Roman" w:hAnsi="Times New Roman" w:cs="Times New Roman"/>
+                <w:b/>
+                <w:bCs/>
+                <w:color w:val="000000"/>
+                <w:kern w:val="0"/>
+                <w:sz w:val="18"/>
+                <w:szCs w:val="18"/>
+                <w:lang w:eastAsia="es-CO"/>
+                <w14:ligatures w14:val="none"/>
+              </w:rPr>
+              <w:t>Tipos de impacto</w:t>
+            </w:r>
+          </w:p>
+        </w:tc>
+        <w:tc>
+          <w:tcPr>
+            <w:tcW w:w="1260" w:type="dxa"/>
+            <w:tcBorders>
+              <w:top w:val="single" w:sz="8" w:space="0" w:color="auto"/>
+              <w:left w:val="nil"/>
+              <w:bottom w:val="single" w:sz="8" w:space="0" w:color="auto"/>
+              <w:right w:val="single" w:sz="8" w:space="0" w:color="auto"/>
+            </w:tcBorders>
+            <w:shd w:val="clear" w:color="auto" w:fill="auto"/>
+            <w:vAlign w:val="center"/>
+            <w:hideMark/>
+          </w:tcPr>
+          <w:p>
+            <w:pPr>
+              <w:spacing w:after="0" w:line="240" w:lineRule="auto"/>
+              <w:jc w:val="center"/>
+              <w:rPr>
+                <w:rFonts w:ascii="Times New Roman" w:eastAsia="Times New Roman" w:hAnsi="Times New Roman" w:cs="Times New Roman"/>
+                <w:b/>
+                <w:bCs/>
+                <w:color w:val="000000"/>
+                <w:kern w:val="0"/>
+                <w:sz w:val="18"/>
+                <w:szCs w:val="18"/>
+                <w:lang w:eastAsia="es-CO"/>
+                <w14:ligatures w14:val="none"/>
+              </w:rPr>
+            </w:pPr>
+            <w:r>
+              <w:rPr>
+                <w:rFonts w:ascii="Times New Roman" w:eastAsia="Times New Roman" w:hAnsi="Times New Roman" w:cs="Times New Roman"/>
+                <w:b/>
+                <w:bCs/>
+                <w:color w:val="000000"/>
+                <w:kern w:val="0"/>
+                <w:sz w:val="18"/>
+                <w:szCs w:val="18"/>
+                <w:lang w:eastAsia="es-CO"/>
+                <w14:ligatures w14:val="none"/>
+              </w:rPr>
+              <w:t>Impacto positivo</w:t>
+            </w:r>
+          </w:p>
+        </w:tc>
+        <w:tc>
+          <w:tcPr>
+            <w:tcW w:w="1800" w:type="dxa"/>
+            <w:tcBorders>
+              <w:top w:val="single" w:sz="8" w:space="0" w:color="auto"/>
+              <w:left w:val="nil"/>
+              <w:bottom w:val="single" w:sz="8" w:space="0" w:color="auto"/>
+              <w:right w:val="single" w:sz="8" w:space="0" w:color="auto"/>
+            </w:tcBorders>
+            <w:shd w:val="clear" w:color="auto" w:fill="auto"/>
+            <w:vAlign w:val="center"/>
+            <w:hideMark/>
+          </w:tcPr>
+          <w:p>
+            <w:pPr>
+              <w:spacing w:after="0" w:line="240" w:lineRule="auto"/>
+              <w:jc w:val="center"/>
+              <w:rPr>
+                <w:rFonts w:ascii="Times New Roman" w:eastAsia="Times New Roman" w:hAnsi="Times New Roman" w:cs="Times New Roman"/>
+                <w:b/>
+                <w:bCs/>
+                <w:color w:val="000000"/>
+                <w:kern w:val="0"/>
+                <w:sz w:val="18"/>
+                <w:szCs w:val="18"/>
+                <w:lang w:eastAsia="es-CO"/>
+                <w14:ligatures w14:val="none"/>
+              </w:rPr>
+            </w:pPr>
+            <w:r>
+              <w:rPr>
+                <w:rFonts w:ascii="Times New Roman" w:eastAsia="Times New Roman" w:hAnsi="Times New Roman" w:cs="Times New Roman"/>
+                <w:b/>
+                <w:bCs/>
+                <w:color w:val="000000"/>
+                <w:kern w:val="0"/>
+                <w:sz w:val="18"/>
+                <w:szCs w:val="18"/>
+                <w:lang w:eastAsia="es-CO"/>
+                <w14:ligatures w14:val="none"/>
+              </w:rPr>
+              <w:t>Impacto negativo</w:t>
+            </w:r>
+          </w:p>
+        </w:tc>
+      </w:tr>
+      <w:tr>
+        <w:trPr>
+          <w:trHeight w:val="750"/>
+          <w:jc w:val="center"/>
+        </w:trPr>
+        <w:tc>
+          <w:tcPr>
+            <w:tcW w:w="1070" w:type="dxa"/>
+            <w:vMerge w:val="restart"/>
+            <w:tcBorders>
+              <w:top w:val="nil"/>
+              <w:left w:val="single" w:sz="8" w:space="0" w:color="auto"/>
+              <w:bottom w:val="single" w:sz="8" w:space="0" w:color="000000"/>
+              <w:right w:val="single" w:sz="8" w:space="0" w:color="auto"/>
+            </w:tcBorders>
+            <w:shd w:val="clear" w:color="auto" w:fill="auto"/>
+            <w:vAlign w:val="center"/>
+            <w:hideMark/>
+          </w:tcPr>
+          <w:p>
+            <w:pPr>
+              <w:spacing w:after="0" w:line="240" w:lineRule="auto"/>
+              <w:jc w:val="center"/>
+              <w:rPr>
+                <w:rFonts w:ascii="Times New Roman" w:eastAsia="Times New Roman" w:hAnsi="Times New Roman" w:cs="Times New Roman"/>
+                <w:b/>
+                <w:bCs/>
+                <w:color w:val="000000"/>
+                <w:kern w:val="0"/>
+                <w:sz w:val="16"/>
+                <w:szCs w:val="16"/>
+                <w:lang w:eastAsia="es-CO"/>
+                <w14:ligatures w14:val="none"/>
+              </w:rPr>
+            </w:pPr>
+            <w:r>
+              <w:rPr>
+                <w:rFonts w:ascii="Times New Roman" w:eastAsia="Times New Roman" w:hAnsi="Times New Roman" w:cs="Times New Roman"/>
+                <w:b/>
+                <w:bCs/>
+                <w:color w:val="000000"/>
+                <w:kern w:val="0"/>
+                <w:sz w:val="16"/>
+                <w:szCs w:val="16"/>
+                <w:lang w:eastAsia="es-CO"/>
+                <w14:ligatures w14:val="none"/>
+              </w:rPr>
+              <w:t>Entidad Financiera (Scotiabank Colombia)</w:t>
+            </w:r>
+          </w:p>
+        </w:tc>
+        <w:tc>
+          <w:tcPr>
+            <w:tcW w:w="900" w:type="dxa"/>
+            <w:tcBorders>
+              <w:top w:val="nil"/>
+              <w:left w:val="nil"/>
+              <w:bottom w:val="single" w:sz="8" w:space="0" w:color="auto"/>
+              <w:right w:val="single" w:sz="8" w:space="0" w:color="auto"/>
+            </w:tcBorders>
+            <w:shd w:val="clear" w:color="auto" w:fill="auto"/>
+            <w:vAlign w:val="center"/>
+            <w:hideMark/>
+          </w:tcPr>
+          <w:p>
+            <w:pPr>
+              <w:spacing w:after="0" w:line="240" w:lineRule="auto"/>
+              <w:jc w:val="center"/>
+              <w:rPr>
+                <w:rFonts w:ascii="Times New Roman" w:eastAsia="Times New Roman" w:hAnsi="Times New Roman" w:cs="Times New Roman"/>
+                <w:color w:val="000000"/>
+                <w:kern w:val="0"/>
+                <w:sz w:val="16"/>
+                <w:szCs w:val="16"/>
+                <w:lang w:eastAsia="es-CO"/>
+                <w14:ligatures w14:val="none"/>
+              </w:rPr>
+            </w:pPr>
+            <w:r>
+              <w:rPr>
+                <w:rFonts w:ascii="Times New Roman" w:eastAsia="Times New Roman" w:hAnsi="Times New Roman" w:cs="Times New Roman"/>
+                <w:color w:val="000000"/>
+                <w:kern w:val="0"/>
+                <w:sz w:val="16"/>
+                <w:szCs w:val="16"/>
+                <w:lang w:eastAsia="es-CO"/>
+                <w14:ligatures w14:val="none"/>
+              </w:rPr>
+              <w:t>Técnico</w:t>
+            </w:r>
+          </w:p>
+        </w:tc>
+        <w:tc>
+          <w:tcPr>
+            <w:tcW w:w="1260" w:type="dxa"/>
+            <w:tcBorders>
+              <w:top w:val="nil"/>
+              <w:left w:val="nil"/>
+              <w:bottom w:val="single" w:sz="8" w:space="0" w:color="auto"/>
+              <w:right w:val="single" w:sz="8" w:space="0" w:color="auto"/>
+            </w:tcBorders>
+            <w:shd w:val="clear" w:color="auto" w:fill="auto"/>
+            <w:vAlign w:val="center"/>
+          </w:tcPr>
+          <w:p>
+            <w:pPr>
+              <w:spacing w:after="0" w:line="240" w:lineRule="auto"/>
+              <w:jc w:val="both"/>
+              <w:rPr>
+                <w:rFonts w:ascii="Times New Roman" w:eastAsia="Times New Roman" w:hAnsi="Times New Roman" w:cs="Times New Roman"/>
+                <w:color w:val="000000"/>
+                <w:kern w:val="0"/>
+                <w:sz w:val="16"/>
+                <w:szCs w:val="16"/>
+                <w:lang w:eastAsia="es-CO"/>
+                <w14:ligatures w14:val="none"/>
+              </w:rPr>
+            </w:pPr>
+            <w:r>
+              <w:rPr>
+                <w:rFonts w:ascii="Times New Roman" w:eastAsia="Times New Roman" w:hAnsi="Times New Roman" w:cs="Times New Roman"/>
+                <w:color w:val="000000"/>
+                <w:kern w:val="0"/>
+                <w:sz w:val="16"/>
+                <w:szCs w:val="16"/>
+                <w:lang w:eastAsia="es-CO"/>
+                <w14:ligatures w14:val="none"/>
+              </w:rPr>
+              <w:t>Mejora en la capacidad técnica y adopción de tecnologías avanzadas.</w:t>
+            </w:r>
+          </w:p>
+        </w:tc>
+        <w:tc>
+          <w:tcPr>
+            <w:tcW w:w="1800" w:type="dxa"/>
+            <w:tcBorders>
+              <w:top w:val="nil"/>
+              <w:left w:val="nil"/>
+              <w:bottom w:val="single" w:sz="8" w:space="0" w:color="auto"/>
+              <w:right w:val="single" w:sz="8" w:space="0" w:color="auto"/>
+            </w:tcBorders>
+            <w:shd w:val="clear" w:color="auto" w:fill="auto"/>
+            <w:vAlign w:val="center"/>
+            <w:hideMark/>
+          </w:tcPr>
+          <w:p>
+            <w:pPr>
+              <w:spacing w:after="0" w:line="240" w:lineRule="auto"/>
+              <w:jc w:val="both"/>
+              <w:rPr>
+                <w:rFonts w:ascii="Times New Roman" w:eastAsia="Times New Roman" w:hAnsi="Times New Roman" w:cs="Times New Roman"/>
+                <w:color w:val="000000"/>
+                <w:kern w:val="0"/>
+                <w:sz w:val="16"/>
+                <w:szCs w:val="16"/>
+                <w:lang w:eastAsia="es-CO"/>
+                <w14:ligatures w14:val="none"/>
+              </w:rPr>
+            </w:pPr>
+            <w:r>
+              <w:rPr>
+                <w:rFonts w:ascii="Times New Roman" w:eastAsia="Times New Roman" w:hAnsi="Times New Roman" w:cs="Times New Roman"/>
+                <w:color w:val="000000"/>
+                <w:kern w:val="0"/>
+                <w:sz w:val="16"/>
+                <w:szCs w:val="16"/>
+                <w:lang w:eastAsia="es-CO"/>
+                <w14:ligatures w14:val="none"/>
+              </w:rPr>
+              <w:t>Desafíos en la integración con los sistemas existentes y necesidad de actualizaciones.</w:t>
+            </w:r>
+          </w:p>
+          <w:p>
+            <w:pPr>
+              <w:spacing w:after="0" w:line="240" w:lineRule="auto"/>
+              <w:jc w:val="both"/>
+              <w:rPr>
+                <w:rFonts w:ascii="Times New Roman" w:eastAsia="Times New Roman" w:hAnsi="Times New Roman" w:cs="Times New Roman"/>
+                <w:color w:val="000000"/>
+                <w:kern w:val="0"/>
+                <w:sz w:val="16"/>
+                <w:szCs w:val="16"/>
+                <w:lang w:eastAsia="es-CO"/>
+                <w14:ligatures w14:val="none"/>
+              </w:rPr>
+            </w:pPr>
+          </w:p>
+        </w:tc>
+      </w:tr>
+      <w:tr>
+        <w:trPr>
+          <w:trHeight w:val="698"/>
+          <w:jc w:val="center"/>
+        </w:trPr>
+        <w:tc>
+          <w:tcPr>
+            <w:tcW w:w="1070" w:type="dxa"/>
+            <w:vMerge/>
+            <w:tcBorders>
+              <w:top w:val="nil"/>
+              <w:left w:val="single" w:sz="8" w:space="0" w:color="auto"/>
+              <w:bottom w:val="single" w:sz="8" w:space="0" w:color="000000"/>
+              <w:right w:val="single" w:sz="8" w:space="0" w:color="auto"/>
+            </w:tcBorders>
+            <w:vAlign w:val="center"/>
+            <w:hideMark/>
+          </w:tcPr>
+          <w:p>
+            <w:pPr>
+              <w:spacing w:after="0" w:line="240" w:lineRule="auto"/>
+              <w:rPr>
+                <w:rFonts w:ascii="Times New Roman" w:eastAsia="Times New Roman" w:hAnsi="Times New Roman" w:cs="Times New Roman"/>
+                <w:b/>
+                <w:bCs/>
+                <w:color w:val="000000"/>
+                <w:kern w:val="0"/>
+                <w:sz w:val="16"/>
+                <w:szCs w:val="16"/>
+                <w:lang w:eastAsia="es-CO"/>
+                <w14:ligatures w14:val="none"/>
+              </w:rPr>
+            </w:pPr>
+          </w:p>
+        </w:tc>
+        <w:tc>
+          <w:tcPr>
+            <w:tcW w:w="900" w:type="dxa"/>
+            <w:tcBorders>
+              <w:top w:val="nil"/>
+              <w:left w:val="nil"/>
+              <w:bottom w:val="single" w:sz="8" w:space="0" w:color="auto"/>
+              <w:right w:val="single" w:sz="8" w:space="0" w:color="auto"/>
+            </w:tcBorders>
+            <w:shd w:val="clear" w:color="auto" w:fill="auto"/>
+            <w:vAlign w:val="center"/>
+            <w:hideMark/>
+          </w:tcPr>
+          <w:p>
+            <w:pPr>
+              <w:spacing w:after="0" w:line="240" w:lineRule="auto"/>
+              <w:jc w:val="center"/>
+              <w:rPr>
+                <w:rFonts w:ascii="Times New Roman" w:eastAsia="Times New Roman" w:hAnsi="Times New Roman" w:cs="Times New Roman"/>
+                <w:color w:val="000000"/>
+                <w:kern w:val="0"/>
+                <w:sz w:val="16"/>
+                <w:szCs w:val="16"/>
+                <w:lang w:eastAsia="es-CO"/>
+                <w14:ligatures w14:val="none"/>
+              </w:rPr>
+            </w:pPr>
+            <w:r>
+              <w:rPr>
+                <w:rFonts w:ascii="Times New Roman" w:eastAsia="Times New Roman" w:hAnsi="Times New Roman" w:cs="Times New Roman"/>
+                <w:color w:val="000000"/>
+                <w:kern w:val="0"/>
+                <w:sz w:val="16"/>
+                <w:szCs w:val="16"/>
+                <w:lang w:eastAsia="es-CO"/>
+                <w14:ligatures w14:val="none"/>
+              </w:rPr>
+              <w:t xml:space="preserve">Económico y </w:t>
+            </w:r>
+            <w:r>
+              <w:rPr>
+                <w:rFonts w:ascii="Times New Roman" w:eastAsia="Times New Roman" w:hAnsi="Times New Roman" w:cs="Times New Roman"/>
+                <w:color w:val="000000"/>
+                <w:kern w:val="0"/>
+                <w:sz w:val="16"/>
+                <w:szCs w:val="16"/>
+                <w:lang w:eastAsia="es-CO"/>
+                <w14:ligatures w14:val="none"/>
+              </w:rPr>
+              <w:t>social</w:t>
+            </w:r>
+          </w:p>
+        </w:tc>
+        <w:tc>
+          <w:tcPr>
+            <w:tcW w:w="1260" w:type="dxa"/>
+            <w:tcBorders>
+              <w:top w:val="nil"/>
+              <w:left w:val="nil"/>
+              <w:bottom w:val="single" w:sz="8" w:space="0" w:color="auto"/>
+              <w:right w:val="single" w:sz="8" w:space="0" w:color="auto"/>
+            </w:tcBorders>
+            <w:shd w:val="clear" w:color="auto" w:fill="auto"/>
+            <w:vAlign w:val="center"/>
+            <w:hideMark/>
+          </w:tcPr>
+          <w:p>
+            <w:pPr>
+              <w:spacing w:after="0" w:line="240" w:lineRule="auto"/>
+              <w:jc w:val="both"/>
+              <w:rPr>
+                <w:rFonts w:ascii="Times New Roman" w:eastAsia="Times New Roman" w:hAnsi="Times New Roman" w:cs="Times New Roman"/>
+                <w:color w:val="000000"/>
+                <w:kern w:val="0"/>
+                <w:sz w:val="16"/>
+                <w:szCs w:val="16"/>
+                <w:lang w:eastAsia="es-CO"/>
+                <w14:ligatures w14:val="none"/>
+              </w:rPr>
+            </w:pPr>
+            <w:r>
+              <w:rPr>
+                <w:rFonts w:ascii="Times New Roman" w:eastAsia="Times New Roman" w:hAnsi="Times New Roman" w:cs="Times New Roman"/>
+                <w:color w:val="000000"/>
+                <w:kern w:val="0"/>
+                <w:sz w:val="16"/>
+                <w:szCs w:val="16"/>
+                <w:lang w:eastAsia="es-CO"/>
+                <w14:ligatures w14:val="none"/>
+              </w:rPr>
+              <w:t xml:space="preserve">1. </w:t>
+            </w:r>
+            <w:r>
+              <w:rPr>
+                <w:rFonts w:ascii="Times New Roman" w:eastAsia="Times New Roman" w:hAnsi="Times New Roman" w:cs="Times New Roman"/>
+                <w:color w:val="000000"/>
+                <w:kern w:val="0"/>
+                <w:sz w:val="16"/>
+                <w:szCs w:val="16"/>
+                <w:lang w:eastAsia="es-CO"/>
+                <w14:ligatures w14:val="none"/>
+              </w:rPr>
+              <w:t>Aumento en la rentabilidad y reducción de pérdidas por incumplimiento de crédito.</w:t>
+            </w:r>
+          </w:p>
+          <w:p>
+            <w:pPr>
+              <w:spacing w:after="0" w:line="240" w:lineRule="auto"/>
+              <w:jc w:val="both"/>
+              <w:rPr>
+                <w:rFonts w:ascii="Times New Roman" w:eastAsia="Times New Roman" w:hAnsi="Times New Roman" w:cs="Times New Roman"/>
+                <w:color w:val="000000"/>
+                <w:kern w:val="0"/>
+                <w:sz w:val="16"/>
+                <w:szCs w:val="16"/>
+                <w:lang w:eastAsia="es-CO"/>
+                <w14:ligatures w14:val="none"/>
+              </w:rPr>
+            </w:pPr>
+            <w:r>
+              <w:rPr>
+                <w:rFonts w:ascii="Times New Roman" w:eastAsia="Times New Roman" w:hAnsi="Times New Roman" w:cs="Times New Roman"/>
+                <w:color w:val="000000"/>
+                <w:kern w:val="0"/>
+                <w:sz w:val="16"/>
+                <w:szCs w:val="16"/>
+                <w:lang w:eastAsia="es-CO"/>
+                <w14:ligatures w14:val="none"/>
+              </w:rPr>
+              <w:lastRenderedPageBreak/>
+              <w:t xml:space="preserve">2. </w:t>
+            </w:r>
+            <w:r>
+              <w:rPr>
+                <w:rFonts w:ascii="Times New Roman" w:eastAsia="Times New Roman" w:hAnsi="Times New Roman" w:cs="Times New Roman"/>
+                <w:color w:val="000000"/>
+                <w:kern w:val="0"/>
+                <w:sz w:val="16"/>
+                <w:szCs w:val="16"/>
+                <w:lang w:eastAsia="es-CO"/>
+                <w14:ligatures w14:val="none"/>
+              </w:rPr>
+              <w:t>Fortalecimiento de la cultura organizacional hacia la adopción de nuevas tecnologías.</w:t>
+            </w:r>
+          </w:p>
+        </w:tc>
+        <w:tc>
+          <w:tcPr>
+            <w:tcW w:w="1800" w:type="dxa"/>
+            <w:tcBorders>
+              <w:top w:val="nil"/>
+              <w:left w:val="nil"/>
+              <w:bottom w:val="single" w:sz="8" w:space="0" w:color="auto"/>
+              <w:right w:val="single" w:sz="8" w:space="0" w:color="auto"/>
+            </w:tcBorders>
+            <w:shd w:val="clear" w:color="auto" w:fill="auto"/>
+            <w:vAlign w:val="center"/>
+            <w:hideMark/>
+          </w:tcPr>
+          <w:p>
+            <w:pPr>
+              <w:jc w:val="both"/>
+              <w:rPr>
+                <w:rFonts w:ascii="Times New Roman" w:eastAsia="Times New Roman" w:hAnsi="Times New Roman" w:cs="Times New Roman"/>
+                <w:color w:val="000000"/>
+                <w:kern w:val="0"/>
+                <w:sz w:val="16"/>
+                <w:szCs w:val="16"/>
+                <w:lang w:eastAsia="es-CO"/>
+                <w14:ligatures w14:val="none"/>
+              </w:rPr>
+            </w:pPr>
+            <w:r>
+              <w:rPr>
+                <w:rFonts w:ascii="Times New Roman" w:eastAsia="Times New Roman" w:hAnsi="Times New Roman" w:cs="Times New Roman"/>
+                <w:color w:val="000000"/>
+                <w:kern w:val="0"/>
+                <w:sz w:val="16"/>
+                <w:szCs w:val="16"/>
+                <w:lang w:eastAsia="es-CO"/>
+                <w14:ligatures w14:val="none"/>
+              </w:rPr>
+              <w:lastRenderedPageBreak/>
+              <w:t>I</w:t>
+            </w:r>
+            <w:r>
+              <w:rPr>
+                <w:rFonts w:ascii="Times New Roman" w:eastAsia="Times New Roman" w:hAnsi="Times New Roman" w:cs="Times New Roman"/>
+                <w:color w:val="000000"/>
+                <w:kern w:val="0"/>
+                <w:sz w:val="16"/>
+                <w:szCs w:val="16"/>
+                <w:lang w:eastAsia="es-CO"/>
+                <w14:ligatures w14:val="none"/>
+              </w:rPr>
+              <w:t>nversión inicial significativa para desarrollar e implementar el modelo.</w:t>
+            </w:r>
+          </w:p>
+          <w:p>
+            <w:pPr>
+              <w:jc w:val="both"/>
+              <w:rPr>
+                <w:rFonts w:ascii="Times New Roman" w:eastAsia="Times New Roman" w:hAnsi="Times New Roman" w:cs="Times New Roman"/>
+                <w:color w:val="000000"/>
+                <w:kern w:val="0"/>
+                <w:sz w:val="16"/>
+                <w:szCs w:val="16"/>
+                <w:lang w:eastAsia="es-CO"/>
+                <w14:ligatures w14:val="none"/>
+              </w:rPr>
+            </w:pPr>
+          </w:p>
+        </w:tc>
+      </w:tr>
+      <w:tr>
+        <w:trPr>
+          <w:trHeight w:val="2085"/>
+          <w:jc w:val="center"/>
+        </w:trPr>
+        <w:tc>
+          <w:tcPr>
+            <w:tcW w:w="1070" w:type="dxa"/>
+            <w:tcBorders>
+              <w:top w:val="nil"/>
+              <w:left w:val="single" w:sz="8" w:space="0" w:color="auto"/>
+              <w:bottom w:val="single" w:sz="8" w:space="0" w:color="000000"/>
+              <w:right w:val="single" w:sz="8" w:space="0" w:color="auto"/>
+            </w:tcBorders>
+            <w:shd w:val="clear" w:color="auto" w:fill="auto"/>
+            <w:vAlign w:val="center"/>
+            <w:hideMark/>
+          </w:tcPr>
+          <w:p>
+            <w:pPr>
+              <w:spacing w:after="0" w:line="240" w:lineRule="auto"/>
+              <w:jc w:val="center"/>
+              <w:rPr>
+                <w:rFonts w:ascii="Times New Roman" w:eastAsia="Times New Roman" w:hAnsi="Times New Roman" w:cs="Times New Roman"/>
+                <w:b/>
+                <w:bCs/>
+                <w:color w:val="000000"/>
+                <w:kern w:val="0"/>
+                <w:sz w:val="16"/>
+                <w:szCs w:val="16"/>
+                <w:lang w:eastAsia="es-CO"/>
+                <w14:ligatures w14:val="none"/>
+              </w:rPr>
+            </w:pPr>
+            <w:r>
+              <w:rPr>
+                <w:rFonts w:ascii="Times New Roman" w:eastAsia="Times New Roman" w:hAnsi="Times New Roman" w:cs="Times New Roman"/>
+                <w:b/>
+                <w:bCs/>
+                <w:color w:val="000000"/>
+                <w:kern w:val="0"/>
+                <w:sz w:val="16"/>
+                <w:szCs w:val="16"/>
+                <w:lang w:eastAsia="es-CO"/>
+                <w14:ligatures w14:val="none"/>
+              </w:rPr>
+              <w:t>Clientes</w:t>
+            </w:r>
+          </w:p>
+        </w:tc>
+        <w:tc>
+          <w:tcPr>
+            <w:tcW w:w="900" w:type="dxa"/>
+            <w:tcBorders>
+              <w:top w:val="nil"/>
+              <w:left w:val="nil"/>
+              <w:bottom w:val="single" w:sz="8" w:space="0" w:color="auto"/>
+              <w:right w:val="single" w:sz="8" w:space="0" w:color="auto"/>
+            </w:tcBorders>
+            <w:shd w:val="clear" w:color="auto" w:fill="auto"/>
+            <w:vAlign w:val="center"/>
+            <w:hideMark/>
+          </w:tcPr>
+          <w:p>
+            <w:pPr>
+              <w:spacing w:after="0" w:line="240" w:lineRule="auto"/>
+              <w:jc w:val="center"/>
+              <w:rPr>
+                <w:rFonts w:ascii="Times New Roman" w:eastAsia="Times New Roman" w:hAnsi="Times New Roman" w:cs="Times New Roman"/>
+                <w:color w:val="000000"/>
+                <w:kern w:val="0"/>
+                <w:sz w:val="16"/>
+                <w:szCs w:val="16"/>
+                <w:lang w:eastAsia="es-CO"/>
+                <w14:ligatures w14:val="none"/>
+              </w:rPr>
+            </w:pPr>
+            <w:r>
+              <w:rPr>
+                <w:rFonts w:ascii="Times New Roman" w:eastAsia="Times New Roman" w:hAnsi="Times New Roman" w:cs="Times New Roman"/>
+                <w:color w:val="000000"/>
+                <w:kern w:val="0"/>
+                <w:sz w:val="16"/>
+                <w:szCs w:val="16"/>
+                <w:lang w:eastAsia="es-CO"/>
+                <w14:ligatures w14:val="none"/>
+              </w:rPr>
+              <w:t xml:space="preserve">Económico y </w:t>
+            </w:r>
+            <w:r>
+              <w:rPr>
+                <w:rFonts w:ascii="Times New Roman" w:eastAsia="Times New Roman" w:hAnsi="Times New Roman" w:cs="Times New Roman"/>
+                <w:color w:val="000000"/>
+                <w:kern w:val="0"/>
+                <w:sz w:val="16"/>
+                <w:szCs w:val="16"/>
+                <w:lang w:eastAsia="es-CO"/>
+                <w14:ligatures w14:val="none"/>
+              </w:rPr>
+              <w:t>social</w:t>
+            </w:r>
+          </w:p>
+        </w:tc>
+        <w:tc>
+          <w:tcPr>
+            <w:tcW w:w="1260" w:type="dxa"/>
+            <w:tcBorders>
+              <w:top w:val="nil"/>
+              <w:left w:val="nil"/>
+              <w:bottom w:val="single" w:sz="8" w:space="0" w:color="auto"/>
+              <w:right w:val="single" w:sz="8" w:space="0" w:color="auto"/>
+            </w:tcBorders>
+            <w:shd w:val="clear" w:color="auto" w:fill="auto"/>
+            <w:vAlign w:val="center"/>
+            <w:hideMark/>
+          </w:tcPr>
+          <w:p>
+            <w:pPr>
+              <w:spacing w:after="0" w:line="240" w:lineRule="auto"/>
+              <w:jc w:val="both"/>
+              <w:rPr>
+                <w:rFonts w:ascii="Times New Roman" w:eastAsia="Times New Roman" w:hAnsi="Times New Roman" w:cs="Times New Roman"/>
+                <w:color w:val="000000"/>
+                <w:kern w:val="0"/>
+                <w:sz w:val="16"/>
+                <w:szCs w:val="16"/>
+                <w:lang w:eastAsia="es-CO"/>
+                <w14:ligatures w14:val="none"/>
+              </w:rPr>
+            </w:pPr>
+            <w:r>
+              <w:rPr>
+                <w:rFonts w:ascii="Times New Roman" w:eastAsia="Times New Roman" w:hAnsi="Times New Roman" w:cs="Times New Roman"/>
+                <w:color w:val="000000"/>
+                <w:kern w:val="0"/>
+                <w:sz w:val="16"/>
+                <w:szCs w:val="16"/>
+                <w:lang w:eastAsia="es-CO"/>
+                <w14:ligatures w14:val="none"/>
+              </w:rPr>
+              <w:t xml:space="preserve">1. </w:t>
+            </w:r>
+            <w:r>
+              <w:rPr>
+                <w:rFonts w:ascii="Times New Roman" w:eastAsia="Times New Roman" w:hAnsi="Times New Roman" w:cs="Times New Roman"/>
+                <w:color w:val="000000"/>
+                <w:kern w:val="0"/>
+                <w:sz w:val="16"/>
+                <w:szCs w:val="16"/>
+                <w:lang w:eastAsia="es-CO"/>
+                <w14:ligatures w14:val="none"/>
+              </w:rPr>
+              <w:t>Mejora en la oferta de productos financieros ajustados a su perfil de riesgo.</w:t>
+            </w:r>
+          </w:p>
+          <w:p>
+            <w:pPr>
+              <w:spacing w:after="0" w:line="240" w:lineRule="auto"/>
+              <w:jc w:val="both"/>
+              <w:rPr>
+                <w:rFonts w:ascii="Times New Roman" w:eastAsia="Times New Roman" w:hAnsi="Times New Roman" w:cs="Times New Roman"/>
+                <w:color w:val="000000"/>
+                <w:kern w:val="0"/>
+                <w:sz w:val="16"/>
+                <w:szCs w:val="16"/>
+                <w:lang w:eastAsia="es-CO"/>
+                <w14:ligatures w14:val="none"/>
+              </w:rPr>
+            </w:pPr>
+          </w:p>
+        </w:tc>
+        <w:tc>
+          <w:tcPr>
+            <w:tcW w:w="1800" w:type="dxa"/>
+            <w:tcBorders>
+              <w:top w:val="nil"/>
+              <w:left w:val="nil"/>
+              <w:bottom w:val="single" w:sz="8" w:space="0" w:color="auto"/>
+              <w:right w:val="single" w:sz="8" w:space="0" w:color="auto"/>
+            </w:tcBorders>
+            <w:shd w:val="clear" w:color="auto" w:fill="auto"/>
+            <w:vAlign w:val="center"/>
+            <w:hideMark/>
+          </w:tcPr>
+          <w:p>
+            <w:pPr>
+              <w:spacing w:after="0" w:line="240" w:lineRule="auto"/>
+              <w:jc w:val="both"/>
+              <w:rPr>
+                <w:rFonts w:ascii="Times New Roman" w:eastAsia="Times New Roman" w:hAnsi="Times New Roman" w:cs="Times New Roman"/>
+                <w:color w:val="000000"/>
+                <w:kern w:val="0"/>
+                <w:sz w:val="16"/>
+                <w:szCs w:val="16"/>
+                <w:lang w:eastAsia="es-CO"/>
+                <w14:ligatures w14:val="none"/>
+              </w:rPr>
+            </w:pPr>
+            <w:r>
+              <w:rPr>
+                <w:rFonts w:ascii="Times New Roman" w:eastAsia="Times New Roman" w:hAnsi="Times New Roman" w:cs="Times New Roman"/>
+                <w:color w:val="000000"/>
+                <w:kern w:val="0"/>
+                <w:sz w:val="16"/>
+                <w:szCs w:val="16"/>
+                <w:lang w:eastAsia="es-CO"/>
+                <w14:ligatures w14:val="none"/>
+              </w:rPr>
+              <w:t xml:space="preserve">1. </w:t>
+            </w:r>
+            <w:r>
+              <w:rPr>
+                <w:rFonts w:ascii="Times New Roman" w:eastAsia="Times New Roman" w:hAnsi="Times New Roman" w:cs="Times New Roman"/>
+                <w:color w:val="000000"/>
+                <w:kern w:val="0"/>
+                <w:sz w:val="16"/>
+                <w:szCs w:val="16"/>
+                <w:lang w:eastAsia="es-CO"/>
+                <w14:ligatures w14:val="none"/>
+              </w:rPr>
+              <w:t>Clientes categorizados como de alto riesgo pueden enfrentar dificultades para acceder a productos de crédito.</w:t>
+            </w:r>
+          </w:p>
+          <w:p>
+            <w:pPr>
+              <w:spacing w:after="0" w:line="240" w:lineRule="auto"/>
+              <w:jc w:val="both"/>
+              <w:rPr>
+                <w:rFonts w:ascii="Times New Roman" w:eastAsia="Times New Roman" w:hAnsi="Times New Roman" w:cs="Times New Roman"/>
+                <w:color w:val="000000"/>
+                <w:kern w:val="0"/>
+                <w:sz w:val="16"/>
+                <w:szCs w:val="16"/>
+                <w:lang w:eastAsia="es-CO"/>
+                <w14:ligatures w14:val="none"/>
+              </w:rPr>
+            </w:pPr>
+            <w:r>
+              <w:rPr>
+                <w:rFonts w:ascii="Times New Roman" w:eastAsia="Times New Roman" w:hAnsi="Times New Roman" w:cs="Times New Roman"/>
+                <w:color w:val="000000"/>
+                <w:kern w:val="0"/>
+                <w:sz w:val="16"/>
+                <w:szCs w:val="16"/>
+                <w:lang w:eastAsia="es-CO"/>
+                <w14:ligatures w14:val="none"/>
+              </w:rPr>
+              <w:t xml:space="preserve">2. </w:t>
+            </w:r>
+            <w:r>
+              <w:rPr>
+                <w:rFonts w:ascii="Times New Roman" w:eastAsia="Times New Roman" w:hAnsi="Times New Roman" w:cs="Times New Roman"/>
+                <w:color w:val="000000"/>
+                <w:kern w:val="0"/>
+                <w:sz w:val="16"/>
+                <w:szCs w:val="16"/>
+                <w:lang w:eastAsia="es-CO"/>
+                <w14:ligatures w14:val="none"/>
+              </w:rPr>
+              <w:t>Percepción negativa y posible estigmatización de clientes de alto riesgo.</w:t>
+            </w:r>
+          </w:p>
+        </w:tc>
+      </w:tr>
+    </w:tbl>
+    <w:p>
+      <w:pPr>
+        <w:jc w:val="both"/>
+        <w:rPr>
+          <w:rFonts w:ascii="Times New Roman" w:hAnsi="Times New Roman" w:cs="Times New Roman"/>
+          <w:i/>
+          <w:iCs/>
+          <w:sz w:val="16"/>
+          <w:szCs w:val="16"/>
+        </w:rPr>
+      </w:pPr>
+      <w:r>
+        <w:rPr>
+          <w:rFonts w:ascii="Times New Roman" w:hAnsi="Times New Roman" w:cs="Times New Roman"/>
+          <w:i/>
+          <w:iCs/>
+          <w:sz w:val="16"/>
+          <w:szCs w:val="16"/>
+        </w:rPr>
+        <w:fldChar w:fldCharType="end"/>
+      </w:r>
+      <w:r>
+        <w:rPr>
+          <w:rFonts w:ascii="Times New Roman" w:hAnsi="Times New Roman" w:cs="Times New Roman"/>
+          <w:i/>
+          <w:iCs/>
+          <w:sz w:val="16"/>
+          <w:szCs w:val="16"/>
+        </w:rPr>
+        <w:t xml:space="preserve"> </w:t>
+      </w:r>
+      <w:r>
+        <w:rPr>
+          <w:rFonts w:ascii="Times New Roman" w:hAnsi="Times New Roman" w:cs="Times New Roman"/>
+          <w:i/>
+          <w:iCs/>
+          <w:sz w:val="16"/>
+          <w:szCs w:val="16"/>
+        </w:rPr>
+        <w:t>Fuente: Elaboración propia</w:t>
+      </w:r>
     </w:p>
     <w:p>
       <w:pPr>
@@ -634,20 +1771,7 @@
           <w:lang w:val="en-US"/>
           <w14:ligatures w14:val="none"/>
         </w:rPr>
-        <w:t xml:space="preserve">Data Factory: An Efficient Data Analysis Solution in the Era of Big </w:t>
-      </w:r>
-      <w:r>
-        <w:rPr>
-          <w:rFonts w:ascii="Times New Roman" w:eastAsia="Times New Roman" w:hAnsi="Times New Roman" w:cs="Times New Roman"/>
-          <w:smallCaps/>
-          <w:color w:val="auto"/>
-          <w:kern w:val="28"/>
-          <w:sz w:val="20"/>
-          <w:szCs w:val="20"/>
-          <w:lang w:val="en-US"/>
-          <w14:ligatures w14:val="none"/>
-        </w:rPr>
-        <w:t>DATA [</w:t>
+        <w:t>Data Factory: An Efficient Data Analysis Solution in the Era of Big DATA [</w:t>
       </w:r>
       <w:r>
         <w:rPr>
@@ -1092,7 +2216,15 @@
           <w:sz w:val="20"/>
           <w:szCs w:val="24"/>
         </w:rPr>
-        <w:t>omponentes de fábrica que son unidades autónomas de análisis y procesamiento de datos, diseñadas para ser flexibles, escalables y fáciles de mantener, y diseño de talleres de datos específicos según los requerimientos de procesamiento, como talleres de limpieza, conversión y procesamiento de datos.</w:t>
+        <w:t xml:space="preserve">omponentes de fábrica que son unidades autónomas de análisis y procesamiento de datos, diseñadas para ser flexibles, escalables y fáciles de </w:t>
+      </w:r>
+      <w:r>
+        <w:rPr>
+          <w:rFonts w:ascii="Times New Roman" w:hAnsi="Times New Roman"/>
+          <w:sz w:val="20"/>
+          <w:szCs w:val="24"/>
+        </w:rPr>
+        <w:t>mantener, y diseño de talleres de datos específicos según los requerimientos de procesamiento, como talleres de limpieza, conversión y procesamiento de datos.</w:t>
       </w:r>
     </w:p>
     <w:p>
@@ -1231,16 +2363,7 @@
           <w:sz w:val="20"/>
           <w:szCs w:val="24"/>
         </w:rPr>
-        <w:t xml:space="preserve">completo para la construcción de una fábrica de datos, que incluye módulos de gestión de equipos, gestión de procesos de producción, gestión de talleres de datos y un módulo de control de fondo, adoptando un enfoque de </w:t>
-      </w:r>
-      <w:r>
-        <w:rPr>
-          <w:rFonts w:ascii="Times New Roman" w:hAnsi="Times New Roman"/>
-          <w:sz w:val="20"/>
-          <w:szCs w:val="24"/>
-        </w:rPr>
-        <w:lastRenderedPageBreak/>
-        <w:t>desarrollo basado en arquitecturas de cinco vistas: lógica, diseño, operación, física y datos</w:t>
+        <w:t>completo para la construcción de una fábrica de datos, que incluye módulos de gestión de equipos, gestión de procesos de producción, gestión de talleres de datos y un módulo de control de fondo, adoptando un enfoque de desarrollo basado en arquitecturas de cinco vistas: lógica, diseño, operación, física y datos</w:t>
       </w:r>
       <w:r>
         <w:rPr>
@@ -1300,25 +2423,7 @@
           <w:sz w:val="20"/>
           <w:szCs w:val="24"/>
         </w:rPr>
-        <w:t xml:space="preserve">impactos positivos y negativos para cada </w:t>
-      </w:r>
-      <w:proofErr w:type="spellStart"/>
-      <w:r>
-        <w:rPr>
-          <w:rFonts w:ascii="Times New Roman" w:hAnsi="Times New Roman"/>
-          <w:sz w:val="20"/>
-          <w:szCs w:val="24"/>
-        </w:rPr>
-        <w:t>stakeholder</w:t>
-      </w:r>
-      <w:proofErr w:type="spellEnd"/>
-      <w:r>
-        <w:rPr>
-          <w:rFonts w:ascii="Times New Roman" w:hAnsi="Times New Roman"/>
-          <w:sz w:val="20"/>
-          <w:szCs w:val="24"/>
-        </w:rPr>
-        <w:t xml:space="preserve"> identificado</w:t>
+        <w:t>impactos positivos y negativos para cada stakeholder identificado</w:t>
       </w:r>
       <w:r>
         <w:rPr>
@@ -1360,6 +2465,12 @@
         </w:rPr>
         <w:t>TABLA I</w:t>
       </w:r>
+      <w:r>
+        <w:rPr>
+          <w:lang w:val="es-CO"/>
+        </w:rPr>
+        <w:t>I</w:t>
+      </w:r>
     </w:p>
     <w:p>
       <w:pPr>
@@ -1390,9 +2501,15 @@
         <w:rPr>
           <w:lang w:val="es-CO"/>
         </w:rPr>
-        <w:t>o caso 1</w:t>
+        <w:t xml:space="preserve">o caso </w:t>
       </w:r>
       <w:bookmarkEnd w:id="1"/>
+      <w:r>
+        <w:rPr>
+          <w:lang w:val="es-CO"/>
+        </w:rPr>
+        <w:t>2</w:t>
+      </w:r>
       <w:r>
         <w:rPr>
           <w:lang w:val="es-CO"/>
@@ -2320,6 +3437,7 @@
                 <w:lang w:eastAsia="es-CO"/>
                 <w14:ligatures w14:val="none"/>
               </w:rPr>
+              <w:lastRenderedPageBreak/>
               <w:t>Sector Académico y de Investigación</w:t>
             </w:r>
           </w:p>
@@ -3065,11 +4183,13 @@
           <w:kern w:val="28"/>
           <w:sz w:val="20"/>
           <w:szCs w:val="20"/>
+          <w:lang w:val="en-US"/>
           <w14:ligatures w14:val="none"/>
         </w:rPr>
       </w:pPr>
       <w:bookmarkStart w:id="2" w:name="_Hlk141723532"/>
       <w:bookmarkStart w:id="3" w:name="_Hlk141723295"/>
+      <w:proofErr w:type="spellStart"/>
       <w:r>
         <w:rPr>
           <w:rFonts w:ascii="Times New Roman" w:eastAsia="Times New Roman" w:hAnsi="Times New Roman" w:cs="Times New Roman"/>
@@ -3078,11 +4198,12 @@
           <w:kern w:val="28"/>
           <w:sz w:val="20"/>
           <w:szCs w:val="20"/>
+          <w:lang w:val="en-US"/>
           <w14:ligatures w14:val="none"/>
         </w:rPr>
-        <w:t xml:space="preserve">Modelo de Caso 2: </w:t>
-      </w:r>
-      <w:proofErr w:type="spellStart"/>
+        <w:t>Modelo</w:t>
+      </w:r>
+      <w:proofErr w:type="spellEnd"/>
       <w:r>
         <w:rPr>
           <w:rFonts w:ascii="Times New Roman" w:eastAsia="Times New Roman" w:hAnsi="Times New Roman" w:cs="Times New Roman"/>
@@ -3091,11 +4212,11 @@
           <w:kern w:val="28"/>
           <w:sz w:val="20"/>
           <w:szCs w:val="20"/>
+          <w:lang w:val="en-US"/>
           <w14:ligatures w14:val="none"/>
         </w:rPr>
-        <w:t>Predicting</w:t>
-      </w:r>
-      <w:proofErr w:type="spellEnd"/>
+        <w:t xml:space="preserve"> de Caso </w:t>
+      </w:r>
       <w:r>
         <w:rPr>
           <w:rFonts w:ascii="Times New Roman" w:eastAsia="Times New Roman" w:hAnsi="Times New Roman" w:cs="Times New Roman"/>
@@ -3104,11 +4225,11 @@
           <w:kern w:val="28"/>
           <w:sz w:val="20"/>
           <w:szCs w:val="20"/>
+          <w:lang w:val="en-US"/>
           <w14:ligatures w14:val="none"/>
         </w:rPr>
-        <w:t xml:space="preserve"> High </w:t>
-      </w:r>
-      <w:proofErr w:type="spellStart"/>
+        <w:t>3</w:t>
+      </w:r>
       <w:r>
         <w:rPr>
           <w:rFonts w:ascii="Times New Roman" w:eastAsia="Times New Roman" w:hAnsi="Times New Roman" w:cs="Times New Roman"/>
@@ -3117,11 +4238,11 @@
           <w:kern w:val="28"/>
           <w:sz w:val="20"/>
           <w:szCs w:val="20"/>
+          <w:lang w:val="en-US"/>
           <w14:ligatures w14:val="none"/>
         </w:rPr>
-        <w:t>School</w:t>
-      </w:r>
-      <w:proofErr w:type="spellEnd"/>
+        <w:t xml:space="preserve">: </w:t>
+      </w:r>
       <w:r>
         <w:rPr>
           <w:rFonts w:ascii="Times New Roman" w:eastAsia="Times New Roman" w:hAnsi="Times New Roman" w:cs="Times New Roman"/>
@@ -3130,11 +4251,11 @@
           <w:kern w:val="28"/>
           <w:sz w:val="20"/>
           <w:szCs w:val="20"/>
+          <w:lang w:val="en-US"/>
           <w14:ligatures w14:val="none"/>
         </w:rPr>
-        <w:t xml:space="preserve"> </w:t>
-      </w:r>
-      <w:proofErr w:type="spellStart"/>
+        <w:t>Artificial Intelligence (AI) in the Automotive Industry and the Use of Exoskeletons in the Manufacturing Sector of the Automotive Industry</w:t>
+      </w:r>
       <w:r>
         <w:rPr>
           <w:rFonts w:ascii="Times New Roman" w:eastAsia="Times New Roman" w:hAnsi="Times New Roman" w:cs="Times New Roman"/>
@@ -3143,11 +4264,12 @@
           <w:kern w:val="28"/>
           <w:sz w:val="20"/>
           <w:szCs w:val="20"/>
+          <w:lang w:val="en-US"/>
           <w14:ligatures w14:val="none"/>
         </w:rPr>
-        <w:t>Students</w:t>
-      </w:r>
-      <w:proofErr w:type="spellEnd"/>
+        <w:t>.</w:t>
+      </w:r>
+      <w:bookmarkEnd w:id="2"/>
       <w:r>
         <w:rPr>
           <w:rFonts w:ascii="Times New Roman" w:eastAsia="Times New Roman" w:hAnsi="Times New Roman" w:cs="Times New Roman"/>
@@ -3156,11 +4278,11 @@
           <w:kern w:val="28"/>
           <w:sz w:val="20"/>
           <w:szCs w:val="20"/>
+          <w:lang w:val="en-US"/>
           <w14:ligatures w14:val="none"/>
         </w:rPr>
-        <w:t xml:space="preserve">' </w:t>
-      </w:r>
-      <w:proofErr w:type="spellStart"/>
+        <w:t>[</w:t>
+      </w:r>
       <w:r>
         <w:rPr>
           <w:rFonts w:ascii="Times New Roman" w:eastAsia="Times New Roman" w:hAnsi="Times New Roman" w:cs="Times New Roman"/>
@@ -3169,11 +4291,11 @@
           <w:kern w:val="28"/>
           <w:sz w:val="20"/>
           <w:szCs w:val="20"/>
+          <w:lang w:val="en-US"/>
           <w14:ligatures w14:val="none"/>
         </w:rPr>
-        <w:t>Academic</w:t>
-      </w:r>
-      <w:proofErr w:type="spellEnd"/>
+        <w:t>4</w:t>
+      </w:r>
       <w:r>
         <w:rPr>
           <w:rFonts w:ascii="Times New Roman" w:eastAsia="Times New Roman" w:hAnsi="Times New Roman" w:cs="Times New Roman"/>
@@ -3182,126 +4304,10 @@
           <w:kern w:val="28"/>
           <w:sz w:val="20"/>
           <w:szCs w:val="20"/>
+          <w:lang w:val="en-US"/>
           <w14:ligatures w14:val="none"/>
         </w:rPr>
-        <w:t xml:space="preserve"> Performance: A Comparative </w:t>
-      </w:r>
-      <w:proofErr w:type="spellStart"/>
-      <w:r>
-        <w:rPr>
-          <w:rFonts w:ascii="Times New Roman" w:eastAsia="Times New Roman" w:hAnsi="Times New Roman" w:cs="Times New Roman"/>
-          <w:smallCaps/>
-          <w:color w:val="auto"/>
-          <w:kern w:val="28"/>
-          <w:sz w:val="20"/>
-          <w:szCs w:val="20"/>
-          <w14:ligatures w14:val="none"/>
-        </w:rPr>
-        <w:t>Study</w:t>
-      </w:r>
-      <w:proofErr w:type="spellEnd"/>
-      <w:r>
-        <w:rPr>
-          <w:rFonts w:ascii="Times New Roman" w:eastAsia="Times New Roman" w:hAnsi="Times New Roman" w:cs="Times New Roman"/>
-          <w:smallCaps/>
-          <w:color w:val="auto"/>
-          <w:kern w:val="28"/>
-          <w:sz w:val="20"/>
-          <w:szCs w:val="20"/>
-          <w14:ligatures w14:val="none"/>
-        </w:rPr>
-        <w:t xml:space="preserve"> </w:t>
-      </w:r>
-      <w:proofErr w:type="spellStart"/>
-      <w:r>
-        <w:rPr>
-          <w:rFonts w:ascii="Times New Roman" w:eastAsia="Times New Roman" w:hAnsi="Times New Roman" w:cs="Times New Roman"/>
-          <w:smallCaps/>
-          <w:color w:val="auto"/>
-          <w:kern w:val="28"/>
-          <w:sz w:val="20"/>
-          <w:szCs w:val="20"/>
-          <w14:ligatures w14:val="none"/>
-        </w:rPr>
-        <w:t>of</w:t>
-      </w:r>
-      <w:proofErr w:type="spellEnd"/>
-      <w:r>
-        <w:rPr>
-          <w:rFonts w:ascii="Times New Roman" w:eastAsia="Times New Roman" w:hAnsi="Times New Roman" w:cs="Times New Roman"/>
-          <w:smallCaps/>
-          <w:color w:val="auto"/>
-          <w:kern w:val="28"/>
-          <w:sz w:val="20"/>
-          <w:szCs w:val="20"/>
-          <w14:ligatures w14:val="none"/>
-        </w:rPr>
-        <w:t xml:space="preserve"> </w:t>
-      </w:r>
-      <w:proofErr w:type="spellStart"/>
-      <w:r>
-        <w:rPr>
-          <w:rFonts w:ascii="Times New Roman" w:eastAsia="Times New Roman" w:hAnsi="Times New Roman" w:cs="Times New Roman"/>
-          <w:smallCaps/>
-          <w:color w:val="auto"/>
-          <w:kern w:val="28"/>
-          <w:sz w:val="20"/>
-          <w:szCs w:val="20"/>
-          <w14:ligatures w14:val="none"/>
-        </w:rPr>
-        <w:t>Supervised</w:t>
-      </w:r>
-      <w:proofErr w:type="spellEnd"/>
-      <w:r>
-        <w:rPr>
-          <w:rFonts w:ascii="Times New Roman" w:eastAsia="Times New Roman" w:hAnsi="Times New Roman" w:cs="Times New Roman"/>
-          <w:smallCaps/>
-          <w:color w:val="auto"/>
-          <w:kern w:val="28"/>
-          <w:sz w:val="20"/>
-          <w:szCs w:val="20"/>
-          <w14:ligatures w14:val="none"/>
-        </w:rPr>
-        <w:t xml:space="preserve"> Machine Learning </w:t>
-      </w:r>
-      <w:proofErr w:type="spellStart"/>
-      <w:r>
-        <w:rPr>
-          <w:rFonts w:ascii="Times New Roman" w:eastAsia="Times New Roman" w:hAnsi="Times New Roman" w:cs="Times New Roman"/>
-          <w:smallCaps/>
-          <w:color w:val="auto"/>
-          <w:kern w:val="28"/>
-          <w:sz w:val="20"/>
-          <w:szCs w:val="20"/>
-          <w14:ligatures w14:val="none"/>
-        </w:rPr>
-        <w:t>Techniques</w:t>
-      </w:r>
-      <w:proofErr w:type="spellEnd"/>
-      <w:r>
-        <w:rPr>
-          <w:rFonts w:ascii="Times New Roman" w:eastAsia="Times New Roman" w:hAnsi="Times New Roman" w:cs="Times New Roman"/>
-          <w:smallCaps/>
-          <w:color w:val="auto"/>
-          <w:kern w:val="28"/>
-          <w:sz w:val="20"/>
-          <w:szCs w:val="20"/>
-          <w14:ligatures w14:val="none"/>
-        </w:rPr>
-        <w:t>.</w:t>
-      </w:r>
-      <w:bookmarkEnd w:id="2"/>
-      <w:r>
-        <w:rPr>
-          <w:rFonts w:ascii="Times New Roman" w:eastAsia="Times New Roman" w:hAnsi="Times New Roman" w:cs="Times New Roman"/>
-          <w:smallCaps/>
-          <w:color w:val="auto"/>
-          <w:kern w:val="28"/>
-          <w:sz w:val="20"/>
-          <w:szCs w:val="20"/>
-          <w14:ligatures w14:val="none"/>
-        </w:rPr>
-        <w:t>[3]</w:t>
+        <w:t>]</w:t>
       </w:r>
     </w:p>
     <w:bookmarkEnd w:id="3"/>
@@ -3328,111 +4334,25 @@
           <w:sz w:val="20"/>
           <w:szCs w:val="20"/>
         </w:rPr>
-        <w:t xml:space="preserve">El proyecto </w:t>
-      </w:r>
-      <w:r>
+        <w:t xml:space="preserve">La investigación se enfoca en la industria automotriz a nivel global, destacando aplicaciones en empresas y fábricas automotrices en regiones tecnológicamente avanzadas como América del Norte, Europa y Asia. Cubre avances tecnológicos de los últimos 4-5 años y realiza proyecciones hasta el año 2030, con el objetivo principal de evaluar la importancia y el impacto de la Inteligencia Artificial (IA) y los exoesqueletos en la industria automotriz, abarcando tanto la conducción autónoma como la automatización de la producción. </w:t>
+      </w:r>
+    </w:p>
+    <w:p>
+      <w:pPr>
+        <w:jc w:val="both"/>
         <w:rPr>
           <w:rFonts w:ascii="Times New Roman" w:hAnsi="Times New Roman" w:cs="Times New Roman"/>
           <w:sz w:val="20"/>
           <w:szCs w:val="20"/>
         </w:rPr>
-        <w:t>se llevó a cabo en</w:t>
-      </w:r>
+      </w:pPr>
       <w:r>
         <w:rPr>
           <w:rFonts w:ascii="Times New Roman" w:hAnsi="Times New Roman" w:cs="Times New Roman"/>
           <w:sz w:val="20"/>
           <w:szCs w:val="20"/>
         </w:rPr>
-        <w:t xml:space="preserve"> </w:t>
-      </w:r>
-      <w:r>
-        <w:rPr>
-          <w:rFonts w:ascii="Times New Roman" w:hAnsi="Times New Roman" w:cs="Times New Roman"/>
-          <w:sz w:val="20"/>
-          <w:szCs w:val="20"/>
-        </w:rPr>
-        <w:t>Monterrey, México</w:t>
-      </w:r>
-      <w:r>
-        <w:rPr>
-          <w:rFonts w:ascii="Times New Roman" w:hAnsi="Times New Roman" w:cs="Times New Roman"/>
-          <w:sz w:val="20"/>
-          <w:szCs w:val="20"/>
-        </w:rPr>
-        <w:t xml:space="preserve"> </w:t>
-      </w:r>
-      <w:r>
-        <w:rPr>
-          <w:rFonts w:ascii="Times New Roman" w:hAnsi="Times New Roman" w:cs="Times New Roman"/>
-          <w:sz w:val="20"/>
-          <w:szCs w:val="20"/>
-        </w:rPr>
-        <w:t xml:space="preserve">enfocándose </w:t>
-      </w:r>
-      <w:r>
-        <w:rPr>
-          <w:rFonts w:ascii="Times New Roman" w:hAnsi="Times New Roman" w:cs="Times New Roman"/>
-          <w:sz w:val="20"/>
-          <w:szCs w:val="20"/>
-        </w:rPr>
-        <w:t xml:space="preserve">en un estudio comparativo de técnicas de aprendizaje automático supervisado para predecir el </w:t>
-      </w:r>
-      <w:r>
-        <w:rPr>
-          <w:rFonts w:ascii="Times New Roman" w:hAnsi="Times New Roman" w:cs="Times New Roman"/>
-          <w:sz w:val="20"/>
-          <w:szCs w:val="20"/>
-        </w:rPr>
-        <w:t>rendimiento académico de estudiantes de secundaria</w:t>
-      </w:r>
-      <w:r>
-        <w:rPr>
-          <w:rFonts w:ascii="Times New Roman" w:hAnsi="Times New Roman" w:cs="Times New Roman"/>
-          <w:sz w:val="20"/>
-          <w:szCs w:val="20"/>
-        </w:rPr>
-        <w:t xml:space="preserve">. Se </w:t>
-      </w:r>
-      <w:r>
-        <w:rPr>
-          <w:rFonts w:ascii="Times New Roman" w:hAnsi="Times New Roman" w:cs="Times New Roman"/>
-          <w:sz w:val="20"/>
-          <w:szCs w:val="20"/>
-        </w:rPr>
-        <w:t>evalu</w:t>
-      </w:r>
-      <w:r>
-        <w:rPr>
-          <w:rFonts w:ascii="Times New Roman" w:hAnsi="Times New Roman" w:cs="Times New Roman"/>
-          <w:sz w:val="20"/>
-          <w:szCs w:val="20"/>
-        </w:rPr>
-        <w:t>ó</w:t>
-      </w:r>
-      <w:r>
-        <w:rPr>
-          <w:rFonts w:ascii="Times New Roman" w:hAnsi="Times New Roman" w:cs="Times New Roman"/>
-          <w:sz w:val="20"/>
-          <w:szCs w:val="20"/>
-        </w:rPr>
-        <w:t xml:space="preserve"> y compar</w:t>
-      </w:r>
-      <w:r>
-        <w:rPr>
-          <w:rFonts w:ascii="Times New Roman" w:hAnsi="Times New Roman" w:cs="Times New Roman"/>
-          <w:sz w:val="20"/>
-          <w:szCs w:val="20"/>
-        </w:rPr>
-        <w:t>aron</w:t>
-      </w:r>
-      <w:r>
-        <w:rPr>
-          <w:rFonts w:ascii="Times New Roman" w:hAnsi="Times New Roman" w:cs="Times New Roman"/>
-          <w:sz w:val="20"/>
-          <w:szCs w:val="20"/>
-        </w:rPr>
-        <w:t xml:space="preserve"> diferentes enfoques de clasificación supervisada para detectar patrones en datos académicos y sociodemográficos.</w:t>
+        <w:t xml:space="preserve">   Específicamente, investiga cómo la IA está transformando la seguridad vehicular, la experiencia de conducción y la eficiencia en la manufactura, analiza los beneficios y requerimientos para la automatización de plantas de producción utilizando IA, y evalúa el impacto de los exoesqueletos en la reducción del esfuerzo físico y la mejora de la ergonomía en el trabajo.</w:t>
       </w:r>
     </w:p>
     <w:p>
@@ -3515,7 +4435,7 @@
           <w:sz w:val="20"/>
           <w:szCs w:val="20"/>
         </w:rPr>
-        <w:t>Recopilación</w:t>
+        <w:t>Investigación y Revisión de Literatura:</w:t>
       </w:r>
       <w:r>
         <w:rPr>
@@ -3525,297 +4445,56 @@
           <w:sz w:val="20"/>
           <w:szCs w:val="20"/>
         </w:rPr>
-        <w:t xml:space="preserve"> de los Datos</w:t>
+        <w:t xml:space="preserve"> </w:t>
       </w:r>
       <w:r>
         <w:rPr>
           <w:rFonts w:ascii="Times New Roman" w:hAnsi="Times New Roman" w:cs="Times New Roman"/>
-          <w:b/>
-          <w:bCs/>
           <w:sz w:val="20"/>
           <w:szCs w:val="20"/>
         </w:rPr>
-        <w:t>:</w:t>
-      </w:r>
+        <w:t xml:space="preserve">En esta etapa se realiza un estudio exhaustivo de la literatura existente sobre el uso de IA en vehículos autónomos y manufactura automotriz. Se evalúan tecnologías complementarias como </w:t>
+      </w:r>
+      <w:proofErr w:type="spellStart"/>
       <w:r>
         <w:rPr>
           <w:rFonts w:ascii="Times New Roman" w:hAnsi="Times New Roman" w:cs="Times New Roman"/>
           <w:sz w:val="20"/>
           <w:szCs w:val="20"/>
         </w:rPr>
-        <w:t xml:space="preserve"> </w:t>
-      </w:r>
+        <w:t>IoT</w:t>
+      </w:r>
+      <w:proofErr w:type="spellEnd"/>
       <w:r>
         <w:rPr>
           <w:rFonts w:ascii="Times New Roman" w:hAnsi="Times New Roman" w:cs="Times New Roman"/>
           <w:sz w:val="20"/>
           <w:szCs w:val="20"/>
         </w:rPr>
-        <w:t xml:space="preserve">Se recopilaron datos de 3,726 estudiantes de tercer año de secundaria durante el año académico 2017-2018 </w:t>
-      </w:r>
+        <w:t xml:space="preserve"> y </w:t>
+      </w:r>
+      <w:proofErr w:type="spellStart"/>
       <w:r>
         <w:rPr>
           <w:rFonts w:ascii="Times New Roman" w:hAnsi="Times New Roman" w:cs="Times New Roman"/>
           <w:sz w:val="20"/>
           <w:szCs w:val="20"/>
         </w:rPr>
-        <w:t>por una</w:t>
-      </w:r>
+        <w:t>blockchain</w:t>
+      </w:r>
+      <w:proofErr w:type="spellEnd"/>
       <w:r>
         <w:rPr>
           <w:rFonts w:ascii="Times New Roman" w:hAnsi="Times New Roman" w:cs="Times New Roman"/>
           <w:sz w:val="20"/>
           <w:szCs w:val="20"/>
         </w:rPr>
-        <w:t xml:space="preserve"> encuesta que incluyó información sobre antecedentes educativos, situación laboral de los</w:t>
-      </w:r>
-      <w:r>
-        <w:rPr>
-          <w:rFonts w:ascii="Times New Roman" w:hAnsi="Times New Roman" w:cs="Times New Roman"/>
-          <w:sz w:val="20"/>
-          <w:szCs w:val="20"/>
-        </w:rPr>
-        <w:t xml:space="preserve"> </w:t>
-      </w:r>
-      <w:r>
-        <w:rPr>
-          <w:rFonts w:ascii="Times New Roman" w:hAnsi="Times New Roman" w:cs="Times New Roman"/>
-          <w:sz w:val="20"/>
-          <w:szCs w:val="20"/>
-        </w:rPr>
-        <w:t>padres y otros factores.</w:t>
-      </w:r>
-      <w:r>
-        <w:rPr>
-          <w:rFonts w:ascii="Times New Roman" w:hAnsi="Times New Roman" w:cs="Times New Roman"/>
-          <w:sz w:val="20"/>
-          <w:szCs w:val="20"/>
-        </w:rPr>
-        <w:t xml:space="preserve"> </w:t>
-      </w:r>
-      <w:r>
-        <w:rPr>
-          <w:rFonts w:ascii="Times New Roman" w:hAnsi="Times New Roman" w:cs="Times New Roman"/>
-          <w:sz w:val="20"/>
-          <w:szCs w:val="20"/>
-        </w:rPr>
-        <w:t xml:space="preserve">El conjunto de datos se agrupó </w:t>
-      </w:r>
-      <w:r>
-        <w:rPr>
-          <w:rFonts w:ascii="Times New Roman" w:hAnsi="Times New Roman" w:cs="Times New Roman"/>
-          <w:sz w:val="20"/>
-          <w:szCs w:val="20"/>
-        </w:rPr>
-        <w:t>de la siguiente manera: (Ver T</w:t>
-      </w:r>
-      <w:r>
-        <w:rPr>
-          <w:rFonts w:ascii="Times New Roman" w:hAnsi="Times New Roman" w:cs="Times New Roman"/>
-          <w:sz w:val="20"/>
-          <w:szCs w:val="20"/>
-        </w:rPr>
-        <w:t>abla II</w:t>
-      </w:r>
-      <w:r>
-        <w:rPr>
-          <w:rFonts w:ascii="Times New Roman" w:hAnsi="Times New Roman" w:cs="Times New Roman"/>
-          <w:sz w:val="20"/>
-          <w:szCs w:val="20"/>
-        </w:rPr>
-        <w:t>)</w:t>
+        <w:t xml:space="preserve"> en la industria automotriz y se analizan investigaciones previas sobre ciberseguridad vehicular y aplicaciones de exoesqueletos.</w:t>
       </w:r>
     </w:p>
     <w:p>
       <w:pPr>
-        <w:jc w:val="center"/>
-        <w:rPr>
-          <w:rFonts w:ascii="Times New Roman" w:hAnsi="Times New Roman" w:cs="Times New Roman"/>
-          <w:sz w:val="16"/>
-          <w:szCs w:val="16"/>
-        </w:rPr>
-      </w:pPr>
-      <w:r>
-        <w:rPr>
-          <w:rFonts w:ascii="Times New Roman" w:hAnsi="Times New Roman" w:cs="Times New Roman"/>
-          <w:sz w:val="16"/>
-          <w:szCs w:val="16"/>
-        </w:rPr>
-        <w:t>TABLA I</w:t>
-      </w:r>
-      <w:r>
-        <w:rPr>
-          <w:rFonts w:ascii="Times New Roman" w:hAnsi="Times New Roman" w:cs="Times New Roman"/>
-          <w:sz w:val="16"/>
-          <w:szCs w:val="16"/>
-        </w:rPr>
-        <w:t>I</w:t>
-      </w:r>
-    </w:p>
-    <w:p>
-      <w:pPr>
-        <w:jc w:val="center"/>
-        <w:rPr>
-          <w:rFonts w:ascii="Times New Roman" w:hAnsi="Times New Roman" w:cs="Times New Roman"/>
-          <w:sz w:val="16"/>
-          <w:szCs w:val="16"/>
-        </w:rPr>
-      </w:pPr>
-      <w:r>
-        <w:drawing>
-          <wp:anchor distT="0" distB="0" distL="114300" distR="114300" simplePos="0" relativeHeight="251658240" behindDoc="0" locked="0" layoutInCell="1" allowOverlap="1" wp14:anchorId="6F9FA12A" wp14:editId="1FCD1251">
-            <wp:simplePos x="0" y="0"/>
-            <wp:positionH relativeFrom="column">
-              <wp:posOffset>-45720</wp:posOffset>
-            </wp:positionH>
-            <wp:positionV relativeFrom="paragraph">
-              <wp:posOffset>165100</wp:posOffset>
-            </wp:positionV>
-            <wp:extent cx="3317025" cy="2583180"/>
-            <wp:effectExtent l="0" t="0" r="0" b="7620"/>
-            <wp:wrapNone/>
-            <wp:docPr id="905710602" name="Imagen 1"/>
-            <wp:cNvGraphicFramePr>
-              <a:graphicFrameLocks xmlns:a="http://schemas.openxmlformats.org/drawingml/2006/main" noChangeAspect="1"/>
-            </wp:cNvGraphicFramePr>
-            <a:graphic xmlns:a="http://schemas.openxmlformats.org/drawingml/2006/main">
-              <a:graphicData uri="http://schemas.openxmlformats.org/drawingml/2006/picture">
-                <pic:pic xmlns:pic="http://schemas.openxmlformats.org/drawingml/2006/picture">
-                  <pic:nvPicPr>
-                    <pic:cNvPr id="0" name="Picture 1"/>
-                    <pic:cNvPicPr>
-                      <a:picLocks noChangeAspect="1" noChangeArrowheads="1"/>
-                    </pic:cNvPicPr>
-                  </pic:nvPicPr>
-                  <pic:blipFill>
-                    <a:blip r:embed="rId8">
-                      <a:extLst>
-                        <a:ext uri="{28A0092B-C50C-407E-A947-70E740481C1C}">
-                          <a14:useLocalDpi xmlns:a14="http://schemas.microsoft.com/office/drawing/2010/main" val="0"/>
-                        </a:ext>
-                      </a:extLst>
-                    </a:blip>
-                    <a:srcRect/>
-                    <a:stretch>
-                      <a:fillRect/>
-                    </a:stretch>
-                  </pic:blipFill>
-                  <pic:spPr bwMode="auto">
-                    <a:xfrm>
-                      <a:off x="0" y="0"/>
-                      <a:ext cx="3330017" cy="2593297"/>
-                    </a:xfrm>
-                    <a:prstGeom prst="rect">
-                      <a:avLst/>
-                    </a:prstGeom>
-                    <a:noFill/>
-                    <a:ln>
-                      <a:noFill/>
-                    </a:ln>
-                  </pic:spPr>
-                </pic:pic>
-              </a:graphicData>
-            </a:graphic>
-            <wp14:sizeRelH relativeFrom="page">
-              <wp14:pctWidth>0</wp14:pctWidth>
-            </wp14:sizeRelH>
-            <wp14:sizeRelV relativeFrom="page">
-              <wp14:pctHeight>0</wp14:pctHeight>
-            </wp14:sizeRelV>
-          </wp:anchor>
-        </w:drawing>
-      </w:r>
-      <w:r>
-        <w:rPr>
-          <w:rFonts w:ascii="Times New Roman" w:hAnsi="Times New Roman" w:cs="Times New Roman"/>
-          <w:sz w:val="16"/>
-          <w:szCs w:val="16"/>
-        </w:rPr>
-        <w:t>DISCRETIZACIÓN DE CARACTERÍSTICAS [3]</w:t>
-      </w:r>
-    </w:p>
-    <w:p>
-      <w:pPr>
-        <w:jc w:val="center"/>
-        <w:rPr>
-          <w:rFonts w:ascii="Times New Roman" w:hAnsi="Times New Roman" w:cs="Times New Roman"/>
-          <w:sz w:val="16"/>
-          <w:szCs w:val="16"/>
-        </w:rPr>
-      </w:pPr>
-    </w:p>
-    <w:p>
-      <w:pPr>
-        <w:jc w:val="both"/>
-        <w:rPr>
-          <w:rFonts w:ascii="Times New Roman" w:hAnsi="Times New Roman" w:cs="Times New Roman"/>
-          <w:sz w:val="20"/>
-          <w:szCs w:val="20"/>
-        </w:rPr>
-      </w:pPr>
-    </w:p>
-    <w:p>
-      <w:pPr>
-        <w:jc w:val="both"/>
-        <w:rPr>
-          <w:rFonts w:ascii="Times New Roman" w:hAnsi="Times New Roman" w:cs="Times New Roman"/>
-          <w:sz w:val="20"/>
-          <w:szCs w:val="20"/>
-        </w:rPr>
-      </w:pPr>
-    </w:p>
-    <w:p>
-      <w:pPr>
-        <w:jc w:val="both"/>
-        <w:rPr>
-          <w:rFonts w:ascii="Times New Roman" w:hAnsi="Times New Roman" w:cs="Times New Roman"/>
-          <w:sz w:val="20"/>
-          <w:szCs w:val="20"/>
-        </w:rPr>
-      </w:pPr>
-    </w:p>
-    <w:p>
-      <w:pPr>
-        <w:jc w:val="both"/>
-        <w:rPr>
-          <w:rFonts w:ascii="Times New Roman" w:hAnsi="Times New Roman" w:cs="Times New Roman"/>
-          <w:sz w:val="20"/>
-          <w:szCs w:val="20"/>
-        </w:rPr>
-      </w:pPr>
-    </w:p>
-    <w:p>
-      <w:pPr>
-        <w:jc w:val="both"/>
-        <w:rPr>
-          <w:rFonts w:ascii="Times New Roman" w:hAnsi="Times New Roman" w:cs="Times New Roman"/>
-          <w:sz w:val="20"/>
-          <w:szCs w:val="20"/>
-        </w:rPr>
-      </w:pPr>
-    </w:p>
-    <w:p>
-      <w:pPr>
-        <w:jc w:val="both"/>
-        <w:rPr>
-          <w:rFonts w:ascii="Times New Roman" w:hAnsi="Times New Roman" w:cs="Times New Roman"/>
-          <w:sz w:val="20"/>
-          <w:szCs w:val="20"/>
-        </w:rPr>
-      </w:pPr>
-    </w:p>
-    <w:p>
-      <w:pPr>
-        <w:jc w:val="both"/>
-        <w:rPr>
-          <w:rFonts w:ascii="Times New Roman" w:hAnsi="Times New Roman" w:cs="Times New Roman"/>
-          <w:sz w:val="20"/>
-          <w:szCs w:val="20"/>
-        </w:rPr>
-      </w:pPr>
-    </w:p>
-    <w:p>
-      <w:pPr>
+        <w:pStyle w:val="Prrafodelista"/>
         <w:jc w:val="both"/>
         <w:rPr>
           <w:rFonts w:ascii="Times New Roman" w:hAnsi="Times New Roman" w:cs="Times New Roman"/>
@@ -3846,7 +4525,7 @@
           <w:sz w:val="20"/>
           <w:szCs w:val="20"/>
         </w:rPr>
-        <w:t>Preprocesamiento de los datos</w:t>
+        <w:t>Metodología de Investigación</w:t>
       </w:r>
       <w:r>
         <w:rPr>
@@ -3864,151 +4543,7 @@
           <w:sz w:val="20"/>
           <w:szCs w:val="20"/>
         </w:rPr>
-        <w:t xml:space="preserve">Se </w:t>
-      </w:r>
-      <w:r>
-        <w:rPr>
-          <w:rFonts w:ascii="Times New Roman" w:hAnsi="Times New Roman" w:cs="Times New Roman"/>
-          <w:sz w:val="20"/>
-          <w:szCs w:val="20"/>
-        </w:rPr>
-        <w:t>elimina</w:t>
-      </w:r>
-      <w:r>
-        <w:rPr>
-          <w:rFonts w:ascii="Times New Roman" w:hAnsi="Times New Roman" w:cs="Times New Roman"/>
-          <w:sz w:val="20"/>
-          <w:szCs w:val="20"/>
-        </w:rPr>
-        <w:t>ron</w:t>
-      </w:r>
-      <w:r>
-        <w:rPr>
-          <w:rFonts w:ascii="Times New Roman" w:hAnsi="Times New Roman" w:cs="Times New Roman"/>
-          <w:sz w:val="20"/>
-          <w:szCs w:val="20"/>
-        </w:rPr>
-        <w:t xml:space="preserve"> d</w:t>
-      </w:r>
-      <w:r>
-        <w:rPr>
-          <w:rFonts w:ascii="Times New Roman" w:hAnsi="Times New Roman" w:cs="Times New Roman"/>
-          <w:sz w:val="20"/>
-          <w:szCs w:val="20"/>
-        </w:rPr>
-        <w:t>atos</w:t>
-      </w:r>
-      <w:r>
-        <w:rPr>
-          <w:rFonts w:ascii="Times New Roman" w:hAnsi="Times New Roman" w:cs="Times New Roman"/>
-          <w:sz w:val="20"/>
-          <w:szCs w:val="20"/>
-        </w:rPr>
-        <w:t xml:space="preserve"> duplicados o inconsistentes</w:t>
-      </w:r>
-      <w:r>
-        <w:rPr>
-          <w:rFonts w:ascii="Times New Roman" w:hAnsi="Times New Roman" w:cs="Times New Roman"/>
-          <w:sz w:val="20"/>
-          <w:szCs w:val="20"/>
-        </w:rPr>
-        <w:t>, luego</w:t>
-      </w:r>
-      <w:r>
-        <w:rPr>
-          <w:rFonts w:ascii="Times New Roman" w:hAnsi="Times New Roman" w:cs="Times New Roman"/>
-          <w:sz w:val="20"/>
-          <w:szCs w:val="20"/>
-        </w:rPr>
-        <w:t xml:space="preserve"> </w:t>
-      </w:r>
-      <w:r>
-        <w:rPr>
-          <w:rFonts w:ascii="Times New Roman" w:hAnsi="Times New Roman" w:cs="Times New Roman"/>
-          <w:sz w:val="20"/>
-          <w:szCs w:val="20"/>
-        </w:rPr>
-        <w:t xml:space="preserve">se </w:t>
-      </w:r>
-      <w:r>
-        <w:rPr>
-          <w:rFonts w:ascii="Times New Roman" w:hAnsi="Times New Roman" w:cs="Times New Roman"/>
-          <w:sz w:val="20"/>
-          <w:szCs w:val="20"/>
-        </w:rPr>
-        <w:t>categoriza</w:t>
-      </w:r>
-      <w:r>
-        <w:rPr>
-          <w:rFonts w:ascii="Times New Roman" w:hAnsi="Times New Roman" w:cs="Times New Roman"/>
-          <w:sz w:val="20"/>
-          <w:szCs w:val="20"/>
-        </w:rPr>
-        <w:t>ron</w:t>
-      </w:r>
-      <w:r>
-        <w:rPr>
-          <w:rFonts w:ascii="Times New Roman" w:hAnsi="Times New Roman" w:cs="Times New Roman"/>
-          <w:sz w:val="20"/>
-          <w:szCs w:val="20"/>
-        </w:rPr>
-        <w:t xml:space="preserve"> </w:t>
-      </w:r>
-      <w:r>
-        <w:rPr>
-          <w:rFonts w:ascii="Times New Roman" w:hAnsi="Times New Roman" w:cs="Times New Roman"/>
-          <w:sz w:val="20"/>
-          <w:szCs w:val="20"/>
-        </w:rPr>
-        <w:t xml:space="preserve">en </w:t>
-      </w:r>
-      <w:r>
-        <w:rPr>
-          <w:rFonts w:ascii="Times New Roman" w:hAnsi="Times New Roman" w:cs="Times New Roman"/>
-          <w:sz w:val="20"/>
-          <w:szCs w:val="20"/>
-        </w:rPr>
-        <w:t xml:space="preserve">respuestas sobre relaciones familiares como "Excelente", "Buena", "Regular" y "Mala". </w:t>
-      </w:r>
-      <w:r>
-        <w:rPr>
-          <w:rFonts w:ascii="Times New Roman" w:hAnsi="Times New Roman" w:cs="Times New Roman"/>
-          <w:sz w:val="20"/>
-          <w:szCs w:val="20"/>
-        </w:rPr>
-        <w:t>S</w:t>
-      </w:r>
-      <w:r>
-        <w:rPr>
-          <w:rFonts w:ascii="Times New Roman" w:hAnsi="Times New Roman" w:cs="Times New Roman"/>
-          <w:sz w:val="20"/>
-          <w:szCs w:val="20"/>
-        </w:rPr>
-        <w:t>e selecci</w:t>
-      </w:r>
-      <w:r>
-        <w:rPr>
-          <w:rFonts w:ascii="Times New Roman" w:hAnsi="Times New Roman" w:cs="Times New Roman"/>
-          <w:sz w:val="20"/>
-          <w:szCs w:val="20"/>
-        </w:rPr>
-        <w:t>onaron</w:t>
-      </w:r>
-      <w:r>
-        <w:rPr>
-          <w:rFonts w:ascii="Times New Roman" w:hAnsi="Times New Roman" w:cs="Times New Roman"/>
-          <w:sz w:val="20"/>
-          <w:szCs w:val="20"/>
-        </w:rPr>
-        <w:t xml:space="preserve"> características para identificar aquellas que tenían un mayor impacto en la predicción del rendimiento académico</w:t>
-      </w:r>
-      <w:r>
-        <w:rPr>
-          <w:rFonts w:ascii="Times New Roman" w:hAnsi="Times New Roman" w:cs="Times New Roman"/>
-          <w:sz w:val="20"/>
-          <w:szCs w:val="20"/>
-        </w:rPr>
-        <w:t>.</w:t>
+        <w:t>La metodología de investigación incluye el uso de datos secundarios provenientes de investigaciones y fuentes confiables en internet. Se analizan palabras clave y tendencias relevantes como IA en el sector automotriz y exoesqueletos en manufactura, entre otros.</w:t>
       </w:r>
     </w:p>
     <w:p>
@@ -4044,7 +4579,7 @@
           <w:sz w:val="20"/>
           <w:szCs w:val="20"/>
         </w:rPr>
-        <w:t>Clasificación</w:t>
+        <w:t>Hallazgos y Aplicaciones</w:t>
       </w:r>
       <w:r>
         <w:rPr>
@@ -4062,379 +4597,7 @@
           <w:sz w:val="20"/>
           <w:szCs w:val="20"/>
         </w:rPr>
-        <w:t>Se</w:t>
-      </w:r>
-      <w:r>
-        <w:rPr>
-          <w:rFonts w:ascii="Times New Roman" w:hAnsi="Times New Roman" w:cs="Times New Roman"/>
-          <w:sz w:val="20"/>
-          <w:szCs w:val="20"/>
-        </w:rPr>
-        <w:t xml:space="preserve"> aplicaron algoritmos de aprendizaje supervisado para predecir el rendimiento académico de los estudiantes en función de las características seleccionadas</w:t>
-      </w:r>
-      <w:r>
-        <w:rPr>
-          <w:rFonts w:ascii="Times New Roman" w:hAnsi="Times New Roman" w:cs="Times New Roman"/>
-          <w:sz w:val="20"/>
-          <w:szCs w:val="20"/>
-        </w:rPr>
-        <w:t>, destac</w:t>
-      </w:r>
-      <w:r>
-        <w:rPr>
-          <w:rFonts w:ascii="Times New Roman" w:hAnsi="Times New Roman" w:cs="Times New Roman"/>
-          <w:sz w:val="20"/>
-          <w:szCs w:val="20"/>
-        </w:rPr>
-        <w:t>an</w:t>
-      </w:r>
-      <w:r>
-        <w:rPr>
-          <w:rFonts w:ascii="Times New Roman" w:hAnsi="Times New Roman" w:cs="Times New Roman"/>
-          <w:sz w:val="20"/>
-          <w:szCs w:val="20"/>
-        </w:rPr>
-        <w:t xml:space="preserve">do </w:t>
-      </w:r>
-      <w:r>
-        <w:rPr>
-          <w:rFonts w:ascii="Times New Roman" w:hAnsi="Times New Roman" w:cs="Times New Roman"/>
-          <w:sz w:val="20"/>
-          <w:szCs w:val="20"/>
-        </w:rPr>
-        <w:t>seis</w:t>
-      </w:r>
-      <w:r>
-        <w:rPr>
-          <w:rFonts w:ascii="Times New Roman" w:hAnsi="Times New Roman" w:cs="Times New Roman"/>
-          <w:sz w:val="20"/>
-          <w:szCs w:val="20"/>
-        </w:rPr>
-        <w:t xml:space="preserve">: </w:t>
-      </w:r>
-      <w:r>
-        <w:rPr>
-          <w:rFonts w:ascii="Times New Roman" w:hAnsi="Times New Roman" w:cs="Times New Roman"/>
-          <w:sz w:val="20"/>
-          <w:szCs w:val="20"/>
-        </w:rPr>
-        <w:t xml:space="preserve">Light </w:t>
-      </w:r>
-      <w:proofErr w:type="spellStart"/>
-      <w:r>
-        <w:rPr>
-          <w:rFonts w:ascii="Times New Roman" w:hAnsi="Times New Roman" w:cs="Times New Roman"/>
-          <w:sz w:val="20"/>
-          <w:szCs w:val="20"/>
-        </w:rPr>
-        <w:t>Gradient</w:t>
-      </w:r>
-      <w:proofErr w:type="spellEnd"/>
-      <w:r>
-        <w:rPr>
-          <w:rFonts w:ascii="Times New Roman" w:hAnsi="Times New Roman" w:cs="Times New Roman"/>
-          <w:sz w:val="20"/>
-          <w:szCs w:val="20"/>
-        </w:rPr>
-        <w:t xml:space="preserve"> </w:t>
-      </w:r>
-      <w:proofErr w:type="spellStart"/>
-      <w:r>
-        <w:rPr>
-          <w:rFonts w:ascii="Times New Roman" w:hAnsi="Times New Roman" w:cs="Times New Roman"/>
-          <w:sz w:val="20"/>
-          <w:szCs w:val="20"/>
-        </w:rPr>
-        <w:t>Boosting</w:t>
-      </w:r>
-      <w:proofErr w:type="spellEnd"/>
-      <w:r>
-        <w:rPr>
-          <w:rFonts w:ascii="Times New Roman" w:hAnsi="Times New Roman" w:cs="Times New Roman"/>
-          <w:sz w:val="20"/>
-          <w:szCs w:val="20"/>
-        </w:rPr>
-        <w:t xml:space="preserve"> Machine</w:t>
-      </w:r>
-      <w:r>
-        <w:rPr>
-          <w:rFonts w:ascii="Times New Roman" w:hAnsi="Times New Roman" w:cs="Times New Roman"/>
-          <w:sz w:val="20"/>
-          <w:szCs w:val="20"/>
-        </w:rPr>
-        <w:t xml:space="preserve"> (</w:t>
-      </w:r>
-      <w:proofErr w:type="spellStart"/>
-      <w:r>
-        <w:rPr>
-          <w:rFonts w:ascii="Times New Roman" w:hAnsi="Times New Roman" w:cs="Times New Roman"/>
-          <w:sz w:val="20"/>
-          <w:szCs w:val="20"/>
-        </w:rPr>
-        <w:t>lightgbm</w:t>
-      </w:r>
-      <w:proofErr w:type="spellEnd"/>
-      <w:r>
-        <w:rPr>
-          <w:rFonts w:ascii="Times New Roman" w:hAnsi="Times New Roman" w:cs="Times New Roman"/>
-          <w:sz w:val="20"/>
-          <w:szCs w:val="20"/>
-        </w:rPr>
-        <w:t>)</w:t>
-      </w:r>
-      <w:r>
-        <w:rPr>
-          <w:rFonts w:ascii="Times New Roman" w:hAnsi="Times New Roman" w:cs="Times New Roman"/>
-          <w:sz w:val="20"/>
-          <w:szCs w:val="20"/>
-        </w:rPr>
-        <w:t xml:space="preserve">, </w:t>
-      </w:r>
-      <w:proofErr w:type="spellStart"/>
-      <w:r>
-        <w:rPr>
-          <w:rFonts w:ascii="Times New Roman" w:hAnsi="Times New Roman" w:cs="Times New Roman"/>
-          <w:sz w:val="20"/>
-          <w:szCs w:val="20"/>
-        </w:rPr>
-        <w:t>Gradient</w:t>
-      </w:r>
-      <w:proofErr w:type="spellEnd"/>
-      <w:r>
-        <w:rPr>
-          <w:rFonts w:ascii="Times New Roman" w:hAnsi="Times New Roman" w:cs="Times New Roman"/>
-          <w:sz w:val="20"/>
-          <w:szCs w:val="20"/>
-        </w:rPr>
-        <w:t xml:space="preserve"> </w:t>
-      </w:r>
-      <w:proofErr w:type="spellStart"/>
-      <w:r>
-        <w:rPr>
-          <w:rFonts w:ascii="Times New Roman" w:hAnsi="Times New Roman" w:cs="Times New Roman"/>
-          <w:sz w:val="20"/>
-          <w:szCs w:val="20"/>
-        </w:rPr>
-        <w:t>Boosting</w:t>
-      </w:r>
-      <w:proofErr w:type="spellEnd"/>
-      <w:r>
-        <w:rPr>
-          <w:rFonts w:ascii="Times New Roman" w:hAnsi="Times New Roman" w:cs="Times New Roman"/>
-          <w:sz w:val="20"/>
-          <w:szCs w:val="20"/>
-        </w:rPr>
-        <w:t xml:space="preserve"> (</w:t>
-      </w:r>
-      <w:proofErr w:type="spellStart"/>
-      <w:r>
-        <w:rPr>
-          <w:rFonts w:ascii="Times New Roman" w:hAnsi="Times New Roman" w:cs="Times New Roman"/>
-          <w:sz w:val="20"/>
-          <w:szCs w:val="20"/>
-        </w:rPr>
-        <w:t>Gbc</w:t>
-      </w:r>
-      <w:proofErr w:type="spellEnd"/>
-      <w:r>
-        <w:rPr>
-          <w:rFonts w:ascii="Times New Roman" w:hAnsi="Times New Roman" w:cs="Times New Roman"/>
-          <w:sz w:val="20"/>
-          <w:szCs w:val="20"/>
-        </w:rPr>
-        <w:t>)</w:t>
-      </w:r>
-      <w:r>
-        <w:rPr>
-          <w:rFonts w:ascii="Times New Roman" w:hAnsi="Times New Roman" w:cs="Times New Roman"/>
-          <w:sz w:val="20"/>
-          <w:szCs w:val="20"/>
-        </w:rPr>
-        <w:t xml:space="preserve">, </w:t>
-      </w:r>
-      <w:proofErr w:type="spellStart"/>
-      <w:r>
-        <w:rPr>
-          <w:rFonts w:ascii="Times New Roman" w:hAnsi="Times New Roman" w:cs="Times New Roman"/>
-          <w:sz w:val="20"/>
-          <w:szCs w:val="20"/>
-        </w:rPr>
-        <w:t>AdaBoost</w:t>
-      </w:r>
-      <w:proofErr w:type="spellEnd"/>
-      <w:r>
-        <w:rPr>
-          <w:rFonts w:ascii="Times New Roman" w:hAnsi="Times New Roman" w:cs="Times New Roman"/>
-          <w:sz w:val="20"/>
-          <w:szCs w:val="20"/>
-        </w:rPr>
-        <w:t xml:space="preserve"> (Ada)</w:t>
-      </w:r>
-      <w:r>
-        <w:rPr>
-          <w:rFonts w:ascii="Times New Roman" w:hAnsi="Times New Roman" w:cs="Times New Roman"/>
-          <w:sz w:val="20"/>
-          <w:szCs w:val="20"/>
-        </w:rPr>
-        <w:t xml:space="preserve">, </w:t>
-      </w:r>
-      <w:proofErr w:type="spellStart"/>
-      <w:r>
-        <w:rPr>
-          <w:rFonts w:ascii="Times New Roman" w:hAnsi="Times New Roman" w:cs="Times New Roman"/>
-          <w:sz w:val="20"/>
-          <w:szCs w:val="20"/>
-        </w:rPr>
-        <w:t>Logistic</w:t>
-      </w:r>
-      <w:proofErr w:type="spellEnd"/>
-      <w:r>
-        <w:rPr>
-          <w:rFonts w:ascii="Times New Roman" w:hAnsi="Times New Roman" w:cs="Times New Roman"/>
-          <w:sz w:val="20"/>
-          <w:szCs w:val="20"/>
-        </w:rPr>
-        <w:t xml:space="preserve"> </w:t>
-      </w:r>
-      <w:proofErr w:type="spellStart"/>
-      <w:r>
-        <w:rPr>
-          <w:rFonts w:ascii="Times New Roman" w:hAnsi="Times New Roman" w:cs="Times New Roman"/>
-          <w:sz w:val="20"/>
-          <w:szCs w:val="20"/>
-        </w:rPr>
-        <w:t>Regression</w:t>
-      </w:r>
-      <w:proofErr w:type="spellEnd"/>
-      <w:r>
-        <w:rPr>
-          <w:rFonts w:ascii="Times New Roman" w:hAnsi="Times New Roman" w:cs="Times New Roman"/>
-          <w:sz w:val="20"/>
-          <w:szCs w:val="20"/>
-        </w:rPr>
-        <w:t xml:space="preserve"> (Lr)</w:t>
-      </w:r>
-      <w:r>
-        <w:rPr>
-          <w:rFonts w:ascii="Times New Roman" w:hAnsi="Times New Roman" w:cs="Times New Roman"/>
-          <w:sz w:val="20"/>
-          <w:szCs w:val="20"/>
-        </w:rPr>
-        <w:t xml:space="preserve">, </w:t>
-      </w:r>
-      <w:proofErr w:type="spellStart"/>
-      <w:r>
-        <w:rPr>
-          <w:rFonts w:ascii="Times New Roman" w:hAnsi="Times New Roman" w:cs="Times New Roman"/>
-          <w:sz w:val="20"/>
-          <w:szCs w:val="20"/>
-        </w:rPr>
-        <w:t>Random</w:t>
-      </w:r>
-      <w:proofErr w:type="spellEnd"/>
-      <w:r>
-        <w:rPr>
-          <w:rFonts w:ascii="Times New Roman" w:hAnsi="Times New Roman" w:cs="Times New Roman"/>
-          <w:sz w:val="20"/>
-          <w:szCs w:val="20"/>
-        </w:rPr>
-        <w:t xml:space="preserve"> Forest</w:t>
-      </w:r>
-      <w:r>
-        <w:rPr>
-          <w:rFonts w:ascii="Times New Roman" w:hAnsi="Times New Roman" w:cs="Times New Roman"/>
-          <w:sz w:val="20"/>
-          <w:szCs w:val="20"/>
-        </w:rPr>
-        <w:t xml:space="preserve"> (</w:t>
-      </w:r>
-      <w:proofErr w:type="spellStart"/>
-      <w:r>
-        <w:rPr>
-          <w:rFonts w:ascii="Times New Roman" w:hAnsi="Times New Roman" w:cs="Times New Roman"/>
-          <w:sz w:val="20"/>
-          <w:szCs w:val="20"/>
-        </w:rPr>
-        <w:t>rf</w:t>
-      </w:r>
-      <w:proofErr w:type="spellEnd"/>
-      <w:r>
-        <w:rPr>
-          <w:rFonts w:ascii="Times New Roman" w:hAnsi="Times New Roman" w:cs="Times New Roman"/>
-          <w:sz w:val="20"/>
-          <w:szCs w:val="20"/>
-        </w:rPr>
-        <w:t>)</w:t>
-      </w:r>
-      <w:r>
-        <w:rPr>
-          <w:rFonts w:ascii="Times New Roman" w:hAnsi="Times New Roman" w:cs="Times New Roman"/>
-          <w:sz w:val="20"/>
-          <w:szCs w:val="20"/>
-        </w:rPr>
-        <w:t xml:space="preserve"> y K-</w:t>
-      </w:r>
-      <w:proofErr w:type="spellStart"/>
-      <w:r>
-        <w:rPr>
-          <w:rFonts w:ascii="Times New Roman" w:hAnsi="Times New Roman" w:cs="Times New Roman"/>
-          <w:sz w:val="20"/>
-          <w:szCs w:val="20"/>
-        </w:rPr>
-        <w:t>nearest</w:t>
-      </w:r>
-      <w:proofErr w:type="spellEnd"/>
-      <w:r>
-        <w:rPr>
-          <w:rFonts w:ascii="Times New Roman" w:hAnsi="Times New Roman" w:cs="Times New Roman"/>
-          <w:sz w:val="20"/>
-          <w:szCs w:val="20"/>
-        </w:rPr>
-        <w:t xml:space="preserve"> </w:t>
-      </w:r>
-      <w:proofErr w:type="spellStart"/>
-      <w:r>
-        <w:rPr>
-          <w:rFonts w:ascii="Times New Roman" w:hAnsi="Times New Roman" w:cs="Times New Roman"/>
-          <w:sz w:val="20"/>
-          <w:szCs w:val="20"/>
-        </w:rPr>
-        <w:t>Neighbors</w:t>
-      </w:r>
-      <w:proofErr w:type="spellEnd"/>
-      <w:r>
-        <w:rPr>
-          <w:rFonts w:ascii="Times New Roman" w:hAnsi="Times New Roman" w:cs="Times New Roman"/>
-          <w:sz w:val="20"/>
-          <w:szCs w:val="20"/>
-        </w:rPr>
-        <w:t xml:space="preserve"> (</w:t>
-      </w:r>
-      <w:proofErr w:type="spellStart"/>
-      <w:r>
-        <w:rPr>
-          <w:rFonts w:ascii="Times New Roman" w:hAnsi="Times New Roman" w:cs="Times New Roman"/>
-          <w:sz w:val="20"/>
-          <w:szCs w:val="20"/>
-        </w:rPr>
-        <w:t>Knn</w:t>
-      </w:r>
-      <w:proofErr w:type="spellEnd"/>
-      <w:r>
-        <w:rPr>
-          <w:rFonts w:ascii="Times New Roman" w:hAnsi="Times New Roman" w:cs="Times New Roman"/>
-          <w:sz w:val="20"/>
-          <w:szCs w:val="20"/>
-        </w:rPr>
-        <w:t>)</w:t>
-      </w:r>
-      <w:r>
-        <w:rPr>
-          <w:rFonts w:ascii="Times New Roman" w:hAnsi="Times New Roman" w:cs="Times New Roman"/>
-          <w:sz w:val="20"/>
-          <w:szCs w:val="20"/>
-        </w:rPr>
-        <w:t>.</w:t>
+        <w:t>Se identifican aplicaciones actuales y futuras de la IA en conducción autónoma, mantenimiento predictivo, asistencia al conductor y manufactura. Además, se evalúa el impacto de los exoesqueletos en la mejora de la productividad y reducción de lesiones laborales.</w:t>
       </w:r>
     </w:p>
     <w:p>
@@ -4469,198 +4632,8 @@
           <w:sz w:val="20"/>
           <w:szCs w:val="20"/>
         </w:rPr>
-        <w:t>Entrenamiento y evaluación de los modelos:</w:t>
-      </w:r>
-      <w:r>
-        <w:t xml:space="preserve"> </w:t>
-      </w:r>
-      <w:r>
-        <w:rPr>
-          <w:rFonts w:ascii="Times New Roman" w:hAnsi="Times New Roman" w:cs="Times New Roman"/>
-          <w:sz w:val="20"/>
-          <w:szCs w:val="20"/>
-        </w:rPr>
-        <w:t xml:space="preserve">Se entrenaron estos modelos </w:t>
-      </w:r>
-      <w:r>
-        <w:rPr>
-          <w:rFonts w:ascii="Times New Roman" w:hAnsi="Times New Roman" w:cs="Times New Roman"/>
-          <w:sz w:val="20"/>
-          <w:szCs w:val="20"/>
-        </w:rPr>
-        <w:t xml:space="preserve">con </w:t>
-      </w:r>
-      <w:r>
-        <w:rPr>
-          <w:rFonts w:ascii="Times New Roman" w:hAnsi="Times New Roman" w:cs="Times New Roman"/>
-          <w:sz w:val="20"/>
-          <w:szCs w:val="20"/>
-        </w:rPr>
-        <w:t>el 70% de los datos</w:t>
-      </w:r>
-      <w:r>
-        <w:rPr>
-          <w:rFonts w:ascii="Times New Roman" w:hAnsi="Times New Roman" w:cs="Times New Roman"/>
-          <w:sz w:val="20"/>
-          <w:szCs w:val="20"/>
-        </w:rPr>
-        <w:t xml:space="preserve">, </w:t>
-      </w:r>
-      <w:r>
-        <w:rPr>
-          <w:rFonts w:ascii="Times New Roman" w:hAnsi="Times New Roman" w:cs="Times New Roman"/>
-          <w:sz w:val="20"/>
-          <w:szCs w:val="20"/>
-        </w:rPr>
-        <w:t xml:space="preserve">ajustándolos </w:t>
-      </w:r>
-      <w:r>
-        <w:rPr>
-          <w:rFonts w:ascii="Times New Roman" w:hAnsi="Times New Roman" w:cs="Times New Roman"/>
-          <w:sz w:val="20"/>
-          <w:szCs w:val="20"/>
-        </w:rPr>
-        <w:t xml:space="preserve">para aprender patrones y relaciones entre las características y el rendimiento académico. </w:t>
-      </w:r>
-      <w:r>
-        <w:rPr>
-          <w:rFonts w:ascii="Times New Roman" w:hAnsi="Times New Roman" w:cs="Times New Roman"/>
-          <w:sz w:val="20"/>
-          <w:szCs w:val="20"/>
-        </w:rPr>
-        <w:t xml:space="preserve">El </w:t>
-      </w:r>
-      <w:r>
-        <w:rPr>
-          <w:rFonts w:ascii="Times New Roman" w:hAnsi="Times New Roman" w:cs="Times New Roman"/>
-          <w:sz w:val="20"/>
-          <w:szCs w:val="20"/>
-        </w:rPr>
-        <w:t xml:space="preserve">30% </w:t>
-      </w:r>
-      <w:r>
-        <w:rPr>
-          <w:rFonts w:ascii="Times New Roman" w:hAnsi="Times New Roman" w:cs="Times New Roman"/>
-          <w:sz w:val="20"/>
-          <w:szCs w:val="20"/>
-        </w:rPr>
-        <w:t>se usó con</w:t>
-      </w:r>
-      <w:r>
-        <w:rPr>
-          <w:rFonts w:ascii="Times New Roman" w:hAnsi="Times New Roman" w:cs="Times New Roman"/>
-          <w:sz w:val="20"/>
-          <w:szCs w:val="20"/>
-        </w:rPr>
-        <w:t xml:space="preserve"> métricas de desempeño</w:t>
-      </w:r>
-      <w:r>
-        <w:rPr>
-          <w:rFonts w:ascii="Times New Roman" w:hAnsi="Times New Roman" w:cs="Times New Roman"/>
-          <w:sz w:val="20"/>
-          <w:szCs w:val="20"/>
-        </w:rPr>
-        <w:t xml:space="preserve"> </w:t>
-      </w:r>
-      <w:r>
-        <w:rPr>
-          <w:rFonts w:ascii="Times New Roman" w:hAnsi="Times New Roman" w:cs="Times New Roman"/>
-          <w:sz w:val="20"/>
-          <w:szCs w:val="20"/>
-        </w:rPr>
-        <w:t>como</w:t>
-      </w:r>
-      <w:r>
-        <w:t xml:space="preserve"> </w:t>
-      </w:r>
-      <w:proofErr w:type="spellStart"/>
-      <w:r>
-        <w:rPr>
-          <w:rFonts w:ascii="Times New Roman" w:hAnsi="Times New Roman" w:cs="Times New Roman"/>
-          <w:sz w:val="20"/>
-          <w:szCs w:val="20"/>
-        </w:rPr>
-        <w:t>Accuracy</w:t>
-      </w:r>
-      <w:proofErr w:type="spellEnd"/>
-      <w:r>
-        <w:rPr>
-          <w:rFonts w:ascii="Times New Roman" w:hAnsi="Times New Roman" w:cs="Times New Roman"/>
-          <w:sz w:val="20"/>
-          <w:szCs w:val="20"/>
-        </w:rPr>
-        <w:t xml:space="preserve">, </w:t>
-      </w:r>
-      <w:proofErr w:type="spellStart"/>
-      <w:r>
-        <w:rPr>
-          <w:rFonts w:ascii="Times New Roman" w:hAnsi="Times New Roman" w:cs="Times New Roman"/>
-          <w:sz w:val="20"/>
-          <w:szCs w:val="20"/>
-        </w:rPr>
-        <w:t>Precision</w:t>
-      </w:r>
-      <w:proofErr w:type="spellEnd"/>
-      <w:r>
-        <w:rPr>
-          <w:rFonts w:ascii="Times New Roman" w:hAnsi="Times New Roman" w:cs="Times New Roman"/>
-          <w:sz w:val="20"/>
-          <w:szCs w:val="20"/>
-        </w:rPr>
-        <w:t xml:space="preserve">, </w:t>
-      </w:r>
-      <w:proofErr w:type="spellStart"/>
-      <w:r>
-        <w:rPr>
-          <w:rFonts w:ascii="Times New Roman" w:hAnsi="Times New Roman" w:cs="Times New Roman"/>
-          <w:sz w:val="20"/>
-          <w:szCs w:val="20"/>
-        </w:rPr>
-        <w:t>Recall</w:t>
-      </w:r>
-      <w:proofErr w:type="spellEnd"/>
-      <w:r>
-        <w:rPr>
-          <w:rFonts w:ascii="Times New Roman" w:hAnsi="Times New Roman" w:cs="Times New Roman"/>
-          <w:sz w:val="20"/>
-          <w:szCs w:val="20"/>
-        </w:rPr>
-        <w:t xml:space="preserve">, y F1-score </w:t>
-      </w:r>
-      <w:r>
-        <w:rPr>
-          <w:rFonts w:ascii="Times New Roman" w:hAnsi="Times New Roman" w:cs="Times New Roman"/>
-          <w:sz w:val="20"/>
-          <w:szCs w:val="20"/>
-        </w:rPr>
-        <w:t xml:space="preserve"> para determinar el mejor desempeño.</w:t>
-      </w:r>
-    </w:p>
-    <w:p>
-      <w:pPr>
-        <w:pStyle w:val="Prrafodelista"/>
-        <w:jc w:val="both"/>
-        <w:rPr>
-          <w:rFonts w:ascii="Times New Roman" w:hAnsi="Times New Roman" w:cs="Times New Roman"/>
-          <w:sz w:val="20"/>
-          <w:szCs w:val="20"/>
-        </w:rPr>
-      </w:pPr>
-    </w:p>
-    <w:p>
-      <w:pPr>
-        <w:pStyle w:val="Prrafodelista"/>
-        <w:numPr>
-          <w:ilvl w:val="0"/>
-          <w:numId w:val="4"/>
-        </w:numPr>
-        <w:jc w:val="both"/>
-        <w:rPr>
-          <w:rFonts w:ascii="Times New Roman" w:hAnsi="Times New Roman" w:cs="Times New Roman"/>
-          <w:sz w:val="20"/>
-          <w:szCs w:val="20"/>
-        </w:rPr>
-      </w:pPr>
+        <w:t>Discusión del Papel de la IA en la Industria Automotriz</w:t>
+      </w:r>
       <w:r>
         <w:rPr>
           <w:rFonts w:ascii="Times New Roman" w:hAnsi="Times New Roman" w:cs="Times New Roman"/>
@@ -4669,866 +4642,192 @@
           <w:sz w:val="20"/>
           <w:szCs w:val="20"/>
         </w:rPr>
-        <w:lastRenderedPageBreak/>
-        <w:t>Análisis Comparativo de Enfoques de Clasificación</w:t>
+        <w:t xml:space="preserve">: </w:t>
       </w:r>
       <w:r>
         <w:rPr>
           <w:rFonts w:ascii="Times New Roman" w:hAnsi="Times New Roman" w:cs="Times New Roman"/>
-          <w:b/>
-          <w:bCs/>
           <w:sz w:val="20"/>
           <w:szCs w:val="20"/>
         </w:rPr>
-        <w:t>:</w:t>
-      </w:r>
-      <w:r>
-        <w:rPr>
-          <w:rFonts w:ascii="Times New Roman" w:hAnsi="Times New Roman" w:cs="Times New Roman"/>
-          <w:b/>
-          <w:bCs/>
-          <w:sz w:val="20"/>
-          <w:szCs w:val="20"/>
-        </w:rPr>
-        <w:t xml:space="preserve"> </w:t>
-      </w:r>
-      <w:r>
-        <w:rPr>
-          <w:rFonts w:ascii="Times New Roman" w:hAnsi="Times New Roman" w:cs="Times New Roman"/>
-          <w:sz w:val="20"/>
-          <w:szCs w:val="20"/>
-        </w:rPr>
-        <w:t>S</w:t>
-      </w:r>
-      <w:r>
-        <w:rPr>
-          <w:rFonts w:ascii="Times New Roman" w:hAnsi="Times New Roman" w:cs="Times New Roman"/>
-          <w:sz w:val="20"/>
-          <w:szCs w:val="20"/>
-        </w:rPr>
-        <w:t>e analizaron los resultados de los modelos para identificar el enfoque más efectivo predic</w:t>
-      </w:r>
-      <w:r>
-        <w:rPr>
-          <w:rFonts w:ascii="Times New Roman" w:hAnsi="Times New Roman" w:cs="Times New Roman"/>
-          <w:sz w:val="20"/>
-          <w:szCs w:val="20"/>
-        </w:rPr>
-        <w:t>iendo</w:t>
-      </w:r>
-      <w:r>
-        <w:rPr>
-          <w:rFonts w:ascii="Times New Roman" w:hAnsi="Times New Roman" w:cs="Times New Roman"/>
-          <w:sz w:val="20"/>
-          <w:szCs w:val="20"/>
-        </w:rPr>
-        <w:t xml:space="preserve"> el rendimiento académico. </w:t>
-      </w:r>
-      <w:r>
-        <w:rPr>
-          <w:rFonts w:ascii="Times New Roman" w:hAnsi="Times New Roman" w:cs="Times New Roman"/>
-          <w:sz w:val="20"/>
-          <w:szCs w:val="20"/>
-        </w:rPr>
-        <w:t>Las puntuaciones de todos los algoritmos</w:t>
-      </w:r>
-      <w:r>
-        <w:rPr>
-          <w:rFonts w:ascii="Times New Roman" w:hAnsi="Times New Roman" w:cs="Times New Roman"/>
-          <w:sz w:val="20"/>
-          <w:szCs w:val="20"/>
-        </w:rPr>
-        <w:t xml:space="preserve"> se aprecian en la siguiente tabla</w:t>
-      </w:r>
-      <w:r>
-        <w:rPr>
-          <w:rFonts w:ascii="Times New Roman" w:hAnsi="Times New Roman" w:cs="Times New Roman"/>
-          <w:sz w:val="20"/>
-          <w:szCs w:val="20"/>
-        </w:rPr>
-        <w:t xml:space="preserve">, en donde </w:t>
-      </w:r>
-      <w:proofErr w:type="spellStart"/>
-      <w:r>
-        <w:rPr>
-          <w:rFonts w:ascii="Times New Roman" w:hAnsi="Times New Roman" w:cs="Times New Roman"/>
-          <w:sz w:val="20"/>
-          <w:szCs w:val="20"/>
-        </w:rPr>
-        <w:t>Gbc</w:t>
-      </w:r>
-      <w:proofErr w:type="spellEnd"/>
-      <w:r>
-        <w:rPr>
-          <w:rFonts w:ascii="Times New Roman" w:hAnsi="Times New Roman" w:cs="Times New Roman"/>
-          <w:sz w:val="20"/>
-          <w:szCs w:val="20"/>
-        </w:rPr>
-        <w:t xml:space="preserve"> fue el mejor y se refuerza con la matriz de confusión y curva ROC.</w:t>
+        <w:t>En esta etapa se ofrece una descripción detallada de cómo la IA está revolucionando el diseño, la cadena de suministro, la producción y los servicios postventa en la industria automotriz. También se analiza cómo la IA y los exoesqueletos están mejorando la seguridad, eficiencia y ergonomía en la manufactura automotriz.</w:t>
       </w:r>
     </w:p>
     <w:p>
       <w:pPr>
-        <w:jc w:val="center"/>
+        <w:pStyle w:val="Prrafodelista"/>
         <w:rPr>
           <w:rFonts w:ascii="Times New Roman" w:hAnsi="Times New Roman" w:cs="Times New Roman"/>
-          <w:sz w:val="14"/>
-          <w:szCs w:val="14"/>
-        </w:rPr>
-      </w:pPr>
-      <w:r>
-        <w:rPr>
-          <w:rFonts w:ascii="Times New Roman" w:hAnsi="Times New Roman" w:cs="Times New Roman"/>
-          <w:sz w:val="14"/>
-          <w:szCs w:val="14"/>
-        </w:rPr>
-        <w:t>TABLA II</w:t>
-      </w:r>
-      <w:r>
-        <w:rPr>
-          <w:rFonts w:ascii="Times New Roman" w:hAnsi="Times New Roman" w:cs="Times New Roman"/>
-          <w:sz w:val="14"/>
-          <w:szCs w:val="14"/>
-        </w:rPr>
-        <w:t>I</w:t>
-      </w:r>
+          <w:sz w:val="20"/>
+          <w:szCs w:val="20"/>
+        </w:rPr>
+      </w:pPr>
     </w:p>
     <w:p>
       <w:pPr>
-        <w:jc w:val="center"/>
-        <w:rPr>
-          <w:rFonts w:ascii="Times New Roman" w:hAnsi="Times New Roman" w:cs="Times New Roman"/>
-          <w:sz w:val="14"/>
-          <w:szCs w:val="14"/>
-        </w:rPr>
-      </w:pPr>
-      <w:r>
-        <w:rPr>
-          <w:rFonts w:ascii="Times New Roman" w:hAnsi="Times New Roman" w:cs="Times New Roman"/>
-          <w:sz w:val="20"/>
-          <w:szCs w:val="20"/>
-        </w:rPr>
-        <w:drawing>
-          <wp:anchor distT="0" distB="0" distL="114300" distR="114300" simplePos="0" relativeHeight="251659264" behindDoc="0" locked="0" layoutInCell="1" allowOverlap="1" wp14:anchorId="0307F3D3" wp14:editId="0A86FE9F">
-            <wp:simplePos x="0" y="0"/>
-            <wp:positionH relativeFrom="column">
-              <wp:posOffset>175895</wp:posOffset>
-            </wp:positionH>
-            <wp:positionV relativeFrom="paragraph">
-              <wp:posOffset>121285</wp:posOffset>
-            </wp:positionV>
-            <wp:extent cx="3230880" cy="2506980"/>
-            <wp:effectExtent l="0" t="0" r="7620" b="7620"/>
-            <wp:wrapNone/>
-            <wp:docPr id="2117201793" name="Imagen 1"/>
-            <wp:cNvGraphicFramePr>
-              <a:graphicFrameLocks xmlns:a="http://schemas.openxmlformats.org/drawingml/2006/main" noChangeAspect="1"/>
-            </wp:cNvGraphicFramePr>
-            <a:graphic xmlns:a="http://schemas.openxmlformats.org/drawingml/2006/main">
-              <a:graphicData uri="http://schemas.openxmlformats.org/drawingml/2006/picture">
-                <pic:pic xmlns:pic="http://schemas.openxmlformats.org/drawingml/2006/picture">
-                  <pic:nvPicPr>
-                    <pic:cNvPr id="2117201793" name=""/>
-                    <pic:cNvPicPr/>
-                  </pic:nvPicPr>
-                  <pic:blipFill>
-                    <a:blip r:embed="rId9">
-                      <a:extLst>
-                        <a:ext uri="{28A0092B-C50C-407E-A947-70E740481C1C}">
-                          <a14:useLocalDpi xmlns:a14="http://schemas.microsoft.com/office/drawing/2010/main" val="0"/>
-                        </a:ext>
-                      </a:extLst>
-                    </a:blip>
-                    <a:stretch>
-                      <a:fillRect/>
-                    </a:stretch>
-                  </pic:blipFill>
-                  <pic:spPr>
-                    <a:xfrm>
-                      <a:off x="0" y="0"/>
-                      <a:ext cx="3230880" cy="2506980"/>
-                    </a:xfrm>
-                    <a:prstGeom prst="rect">
-                      <a:avLst/>
-                    </a:prstGeom>
-                  </pic:spPr>
-                </pic:pic>
-              </a:graphicData>
-            </a:graphic>
-            <wp14:sizeRelH relativeFrom="page">
-              <wp14:pctWidth>0</wp14:pctWidth>
-            </wp14:sizeRelH>
-            <wp14:sizeRelV relativeFrom="page">
-              <wp14:pctHeight>0</wp14:pctHeight>
-            </wp14:sizeRelV>
-          </wp:anchor>
-        </w:drawing>
-      </w:r>
-      <w:r>
-        <w:rPr>
-          <w:rFonts w:ascii="Times New Roman" w:hAnsi="Times New Roman" w:cs="Times New Roman"/>
-          <w:sz w:val="14"/>
-          <w:szCs w:val="14"/>
-        </w:rPr>
-        <w:t xml:space="preserve">RESULTADOS DE LOS ALGORITMOS DE CLASIFICACIÓN </w:t>
-      </w:r>
-      <w:r>
-        <w:rPr>
-          <w:rFonts w:ascii="Times New Roman" w:hAnsi="Times New Roman" w:cs="Times New Roman"/>
-          <w:sz w:val="14"/>
-          <w:szCs w:val="14"/>
-        </w:rPr>
-        <w:t>[3]</w:t>
+        <w:jc w:val="both"/>
+        <w:rPr>
+          <w:rFonts w:ascii="Times New Roman" w:hAnsi="Times New Roman"/>
+          <w:sz w:val="20"/>
+          <w:szCs w:val="24"/>
+        </w:rPr>
+      </w:pPr>
+      <w:r>
+        <w:t xml:space="preserve">    </w:t>
+      </w:r>
+      <w:r>
+        <w:rPr>
+          <w:rFonts w:ascii="Times New Roman" w:hAnsi="Times New Roman"/>
+          <w:sz w:val="20"/>
+          <w:szCs w:val="24"/>
+        </w:rPr>
+        <w:t>Por otro lado,</w:t>
+      </w:r>
+      <w:r>
+        <w:rPr>
+          <w:rFonts w:ascii="Times New Roman" w:hAnsi="Times New Roman"/>
+          <w:sz w:val="20"/>
+          <w:szCs w:val="24"/>
+        </w:rPr>
+        <w:t xml:space="preserve"> </w:t>
+      </w:r>
+      <w:r>
+        <w:rPr>
+          <w:rFonts w:ascii="Times New Roman" w:hAnsi="Times New Roman"/>
+          <w:sz w:val="20"/>
+          <w:szCs w:val="24"/>
+        </w:rPr>
+        <w:t xml:space="preserve">este proyecto logró avances tecnológicos </w:t>
+      </w:r>
+      <w:r>
+        <w:rPr>
+          <w:rFonts w:ascii="Times New Roman" w:hAnsi="Times New Roman"/>
+          <w:sz w:val="20"/>
+          <w:szCs w:val="24"/>
+        </w:rPr>
+        <w:t xml:space="preserve">significativos, como la implementación de modelos de Inteligencia Artificial y el uso de exoesqueletos. En cuanto a la implementación de IA, se destacaron varias áreas clave. En vehículos autónomos, la IA ha permitido la creación de automóviles autónomos que mejoran la seguridad vial y reducen accidentes causados por errores humanos, además de tener el potencial de disminuir la congestión del tráfico y mejorar la eficiencia del combustible. </w:t>
       </w:r>
     </w:p>
     <w:p>
       <w:pPr>
-        <w:pStyle w:val="Prrafodelista"/>
-        <w:jc w:val="center"/>
-        <w:rPr>
-          <w:rFonts w:ascii="Times New Roman" w:hAnsi="Times New Roman" w:cs="Times New Roman"/>
-          <w:sz w:val="14"/>
-          <w:szCs w:val="14"/>
-        </w:rPr>
-      </w:pPr>
+        <w:jc w:val="both"/>
+        <w:rPr>
+          <w:rFonts w:ascii="Times New Roman" w:hAnsi="Times New Roman"/>
+          <w:sz w:val="20"/>
+          <w:szCs w:val="24"/>
+        </w:rPr>
+      </w:pPr>
+      <w:r>
+        <w:t xml:space="preserve">    </w:t>
+      </w:r>
+      <w:r>
+        <w:rPr>
+          <w:rFonts w:ascii="Times New Roman" w:hAnsi="Times New Roman"/>
+          <w:sz w:val="20"/>
+          <w:szCs w:val="24"/>
+        </w:rPr>
+        <w:t>En mantenimiento predictivo, los sistemas de IA pueden analizar datos del vehículo para predecir cuándo se requiere mantenimiento, ayudando a prevenir averías y extendiendo la vida útil de los vehículos. Los sistemas de asistencia al conductor basados en IA ayudan a evitar accidentes al reconocer obstáculos y aconsejar al conductor, mantenerlo en su carril y asegurar una distancia segura de otros vehículos. En manufactura, la IA se utiliza para mejorar la eficiencia y reducir costos, con robots impulsados por IA que realizan tareas repetitivas como soldadura y pintura, permitiendo que los trabajadores humanos se concentren en tareas más complejas.</w:t>
+      </w:r>
     </w:p>
     <w:p>
       <w:pPr>
-        <w:pStyle w:val="Prrafodelista"/>
-        <w:jc w:val="center"/>
-        <w:rPr>
-          <w:rFonts w:ascii="Times New Roman" w:hAnsi="Times New Roman" w:cs="Times New Roman"/>
-          <w:sz w:val="14"/>
-          <w:szCs w:val="14"/>
-        </w:rPr>
-      </w:pPr>
+        <w:jc w:val="both"/>
+        <w:rPr>
+          <w:rFonts w:ascii="Times New Roman" w:hAnsi="Times New Roman"/>
+          <w:sz w:val="20"/>
+          <w:szCs w:val="24"/>
+        </w:rPr>
+      </w:pPr>
+      <w:r>
+        <w:t xml:space="preserve">    </w:t>
+      </w:r>
+      <w:r>
+        <w:rPr>
+          <w:rFonts w:ascii="Times New Roman" w:hAnsi="Times New Roman"/>
+          <w:sz w:val="20"/>
+          <w:szCs w:val="24"/>
+        </w:rPr>
+        <w:t>En cuanto al uso de exoesqueletos, se lograron avances notables en la reducción del esfuerzo muscular de los trabajadores hasta en un 60%, disminuyendo el riesgo de trastornos musculoesqueléticos. También se mejoró la ergonomía, proporcionando soporte a los trabajadores que están de pie o en posturas incómodas, reduciendo así problemas musculoesqueléticos y otras lesiones laborales. Además, se incrementó la productividad al ofrecer mayor fuerza y destreza, especialmente importante al utilizar herramientas o ensamblar componentes que requieren precisión y control. Finalmente, se aumentó la seguridad en el lugar de trabajo al reducir el riesgo de accidentes y lesiones, con exoesqueletos diseñados para proteger contra objetos que caen o herramientas afiladas.</w:t>
+      </w:r>
     </w:p>
     <w:p>
       <w:pPr>
-        <w:pStyle w:val="Prrafodelista"/>
-        <w:jc w:val="center"/>
+        <w:jc w:val="both"/>
         <w:rPr>
           <w:rFonts w:ascii="Times New Roman" w:hAnsi="Times New Roman" w:cs="Times New Roman"/>
-          <w:sz w:val="14"/>
-          <w:szCs w:val="14"/>
-        </w:rPr>
-      </w:pPr>
+          <w:sz w:val="20"/>
+          <w:szCs w:val="20"/>
+        </w:rPr>
+      </w:pPr>
+      <w:r>
+        <w:rPr>
+          <w:rFonts w:ascii="Times New Roman" w:hAnsi="Times New Roman" w:cs="Times New Roman"/>
+          <w:sz w:val="20"/>
+          <w:szCs w:val="20"/>
+        </w:rPr>
+        <w:t xml:space="preserve">   </w:t>
+      </w:r>
+      <w:r>
+        <w:rPr>
+          <w:rFonts w:ascii="Times New Roman" w:hAnsi="Times New Roman" w:cs="Times New Roman"/>
+          <w:sz w:val="20"/>
+          <w:szCs w:val="20"/>
+        </w:rPr>
+        <w:t xml:space="preserve">Los </w:t>
+      </w:r>
+      <w:r>
+        <w:rPr>
+          <w:rFonts w:ascii="Times New Roman" w:hAnsi="Times New Roman" w:cs="Times New Roman"/>
+          <w:sz w:val="20"/>
+          <w:szCs w:val="20"/>
+        </w:rPr>
+        <w:t xml:space="preserve">diferentes stakeholders </w:t>
+      </w:r>
+      <w:r>
+        <w:rPr>
+          <w:rFonts w:ascii="Times New Roman" w:hAnsi="Times New Roman" w:cs="Times New Roman"/>
+          <w:sz w:val="20"/>
+          <w:szCs w:val="20"/>
+        </w:rPr>
+        <w:t xml:space="preserve">identificados se </w:t>
+      </w:r>
+      <w:r>
+        <w:rPr>
+          <w:rFonts w:ascii="Times New Roman" w:hAnsi="Times New Roman" w:cs="Times New Roman"/>
+          <w:sz w:val="20"/>
+          <w:szCs w:val="20"/>
+        </w:rPr>
+        <w:t>puede</w:t>
+      </w:r>
+      <w:r>
+        <w:rPr>
+          <w:rFonts w:ascii="Times New Roman" w:hAnsi="Times New Roman" w:cs="Times New Roman"/>
+          <w:sz w:val="20"/>
+          <w:szCs w:val="20"/>
+        </w:rPr>
+        <w:t>n</w:t>
+      </w:r>
+      <w:r>
+        <w:rPr>
+          <w:rFonts w:ascii="Times New Roman" w:hAnsi="Times New Roman" w:cs="Times New Roman"/>
+          <w:sz w:val="20"/>
+          <w:szCs w:val="20"/>
+        </w:rPr>
+        <w:t xml:space="preserve"> apreciar en la siguiente tabla:</w:t>
+      </w:r>
     </w:p>
     <w:p>
       <w:pPr>
-        <w:pStyle w:val="Prrafodelista"/>
-        <w:jc w:val="center"/>
+        <w:jc w:val="both"/>
         <w:rPr>
           <w:rFonts w:ascii="Times New Roman" w:hAnsi="Times New Roman" w:cs="Times New Roman"/>
-          <w:sz w:val="14"/>
-          <w:szCs w:val="14"/>
+          <w:sz w:val="20"/>
+          <w:szCs w:val="20"/>
         </w:rPr>
       </w:pPr>
     </w:p>
     <w:p>
       <w:pPr>
-        <w:pStyle w:val="Prrafodelista"/>
-        <w:jc w:val="center"/>
-        <w:rPr>
-          <w:rFonts w:ascii="Times New Roman" w:hAnsi="Times New Roman" w:cs="Times New Roman"/>
-          <w:sz w:val="14"/>
-          <w:szCs w:val="14"/>
-        </w:rPr>
-      </w:pPr>
-    </w:p>
-    <w:p>
-      <w:pPr>
-        <w:pStyle w:val="Prrafodelista"/>
-        <w:jc w:val="center"/>
-        <w:rPr>
-          <w:rFonts w:ascii="Times New Roman" w:hAnsi="Times New Roman" w:cs="Times New Roman"/>
-          <w:sz w:val="14"/>
-          <w:szCs w:val="14"/>
-        </w:rPr>
-      </w:pPr>
-    </w:p>
-    <w:p>
-      <w:pPr>
-        <w:pStyle w:val="Prrafodelista"/>
-        <w:jc w:val="center"/>
-        <w:rPr>
-          <w:rFonts w:ascii="Times New Roman" w:hAnsi="Times New Roman" w:cs="Times New Roman"/>
-          <w:sz w:val="14"/>
-          <w:szCs w:val="14"/>
-        </w:rPr>
-      </w:pPr>
-    </w:p>
-    <w:p>
-      <w:pPr>
-        <w:pStyle w:val="Prrafodelista"/>
-        <w:jc w:val="center"/>
-        <w:rPr>
-          <w:rFonts w:ascii="Times New Roman" w:hAnsi="Times New Roman" w:cs="Times New Roman"/>
-          <w:sz w:val="14"/>
-          <w:szCs w:val="14"/>
-        </w:rPr>
-      </w:pPr>
-    </w:p>
-    <w:p>
-      <w:pPr>
-        <w:pStyle w:val="Prrafodelista"/>
-        <w:jc w:val="center"/>
-        <w:rPr>
-          <w:rFonts w:ascii="Times New Roman" w:hAnsi="Times New Roman" w:cs="Times New Roman"/>
-          <w:sz w:val="14"/>
-          <w:szCs w:val="14"/>
-        </w:rPr>
-      </w:pPr>
-    </w:p>
-    <w:p>
-      <w:pPr>
-        <w:pStyle w:val="Prrafodelista"/>
-        <w:jc w:val="center"/>
-        <w:rPr>
-          <w:rFonts w:ascii="Times New Roman" w:hAnsi="Times New Roman" w:cs="Times New Roman"/>
-          <w:sz w:val="14"/>
-          <w:szCs w:val="14"/>
-        </w:rPr>
-      </w:pPr>
-    </w:p>
-    <w:p>
-      <w:pPr>
-        <w:pStyle w:val="Prrafodelista"/>
-        <w:jc w:val="center"/>
-        <w:rPr>
-          <w:rFonts w:ascii="Times New Roman" w:hAnsi="Times New Roman" w:cs="Times New Roman"/>
-          <w:sz w:val="14"/>
-          <w:szCs w:val="14"/>
-        </w:rPr>
-      </w:pPr>
-    </w:p>
-    <w:p>
-      <w:pPr>
-        <w:pStyle w:val="Prrafodelista"/>
-        <w:jc w:val="center"/>
-        <w:rPr>
-          <w:rFonts w:ascii="Times New Roman" w:hAnsi="Times New Roman" w:cs="Times New Roman"/>
-          <w:sz w:val="14"/>
-          <w:szCs w:val="14"/>
-        </w:rPr>
-      </w:pPr>
-    </w:p>
-    <w:p>
-      <w:pPr>
-        <w:pStyle w:val="Prrafodelista"/>
-        <w:jc w:val="center"/>
-        <w:rPr>
-          <w:rFonts w:ascii="Times New Roman" w:hAnsi="Times New Roman" w:cs="Times New Roman"/>
-          <w:sz w:val="14"/>
-          <w:szCs w:val="14"/>
-        </w:rPr>
-      </w:pPr>
-    </w:p>
-    <w:p>
-      <w:pPr>
-        <w:pStyle w:val="Prrafodelista"/>
-        <w:jc w:val="center"/>
-        <w:rPr>
-          <w:rFonts w:ascii="Times New Roman" w:hAnsi="Times New Roman" w:cs="Times New Roman"/>
-          <w:sz w:val="14"/>
-          <w:szCs w:val="14"/>
-        </w:rPr>
-      </w:pPr>
-    </w:p>
-    <w:p>
-      <w:pPr>
-        <w:pStyle w:val="Prrafodelista"/>
-        <w:jc w:val="center"/>
-        <w:rPr>
-          <w:rFonts w:ascii="Times New Roman" w:hAnsi="Times New Roman" w:cs="Times New Roman"/>
-          <w:sz w:val="14"/>
-          <w:szCs w:val="14"/>
-        </w:rPr>
-      </w:pPr>
-    </w:p>
-    <w:p>
-      <w:pPr>
-        <w:pStyle w:val="Prrafodelista"/>
-        <w:jc w:val="center"/>
-        <w:rPr>
-          <w:rFonts w:ascii="Times New Roman" w:hAnsi="Times New Roman" w:cs="Times New Roman"/>
-          <w:sz w:val="14"/>
-          <w:szCs w:val="14"/>
-        </w:rPr>
-      </w:pPr>
-    </w:p>
-    <w:p>
-      <w:pPr>
-        <w:pStyle w:val="Prrafodelista"/>
-        <w:jc w:val="center"/>
-        <w:rPr>
-          <w:rFonts w:ascii="Times New Roman" w:hAnsi="Times New Roman" w:cs="Times New Roman"/>
-          <w:sz w:val="14"/>
-          <w:szCs w:val="14"/>
-        </w:rPr>
-      </w:pPr>
-    </w:p>
-    <w:p>
-      <w:pPr>
-        <w:pStyle w:val="Prrafodelista"/>
-        <w:jc w:val="both"/>
-        <w:rPr>
-          <w:rFonts w:ascii="Times New Roman" w:hAnsi="Times New Roman" w:cs="Times New Roman"/>
-          <w:sz w:val="20"/>
-          <w:szCs w:val="20"/>
-        </w:rPr>
-      </w:pPr>
-    </w:p>
-    <w:p>
-      <w:pPr>
-        <w:jc w:val="both"/>
-        <w:rPr>
-          <w:rFonts w:ascii="Times New Roman" w:hAnsi="Times New Roman" w:cs="Times New Roman"/>
-          <w:sz w:val="20"/>
-          <w:szCs w:val="20"/>
-        </w:rPr>
-      </w:pPr>
-      <w:r>
-        <w:rPr>
-          <w:rFonts w:ascii="Times New Roman" w:hAnsi="Times New Roman" w:cs="Times New Roman"/>
-          <w:sz w:val="20"/>
-          <w:szCs w:val="20"/>
-        </w:rPr>
-        <w:t xml:space="preserve">   </w:t>
-      </w:r>
-    </w:p>
-    <w:p>
-      <w:pPr>
-        <w:jc w:val="both"/>
-        <w:rPr>
-          <w:rFonts w:ascii="Times New Roman" w:hAnsi="Times New Roman" w:cs="Times New Roman"/>
-          <w:sz w:val="20"/>
-          <w:szCs w:val="20"/>
-        </w:rPr>
-      </w:pPr>
-    </w:p>
-    <w:p>
-      <w:pPr>
-        <w:jc w:val="both"/>
-        <w:rPr>
-          <w:rFonts w:ascii="Times New Roman" w:hAnsi="Times New Roman" w:cs="Times New Roman"/>
-          <w:sz w:val="20"/>
-          <w:szCs w:val="20"/>
-        </w:rPr>
-      </w:pPr>
-    </w:p>
-    <w:p>
-      <w:pPr>
-        <w:jc w:val="both"/>
-        <w:rPr>
-          <w:rFonts w:ascii="Times New Roman" w:hAnsi="Times New Roman" w:cs="Times New Roman"/>
-          <w:sz w:val="20"/>
-          <w:szCs w:val="20"/>
-        </w:rPr>
-      </w:pPr>
-    </w:p>
-    <w:p>
-      <w:pPr>
-        <w:jc w:val="both"/>
-        <w:rPr>
-          <w:rFonts w:ascii="Times New Roman" w:hAnsi="Times New Roman" w:cs="Times New Roman"/>
-          <w:sz w:val="20"/>
-          <w:szCs w:val="20"/>
-        </w:rPr>
-      </w:pPr>
-    </w:p>
-    <w:p>
-      <w:pPr>
-        <w:pStyle w:val="Prrafodelista"/>
-        <w:jc w:val="center"/>
-        <w:rPr>
-          <w:rFonts w:ascii="Times New Roman" w:hAnsi="Times New Roman" w:cs="Times New Roman"/>
-          <w:sz w:val="16"/>
-          <w:szCs w:val="16"/>
-        </w:rPr>
-      </w:pPr>
-      <w:r>
-        <w:rPr>
-          <w:rFonts w:ascii="Times New Roman" w:hAnsi="Times New Roman" w:cs="Times New Roman"/>
-          <w:sz w:val="16"/>
-          <w:szCs w:val="16"/>
-        </w:rPr>
-        <w:t>FIGURA I</w:t>
-      </w:r>
-    </w:p>
-    <w:p>
-      <w:pPr>
-        <w:pStyle w:val="Prrafodelista"/>
-        <w:jc w:val="center"/>
-        <w:rPr>
-          <w:rFonts w:ascii="Times New Roman" w:hAnsi="Times New Roman" w:cs="Times New Roman"/>
-          <w:sz w:val="16"/>
-          <w:szCs w:val="16"/>
-        </w:rPr>
-      </w:pPr>
-      <w:r>
-        <w:rPr>
-          <w:rFonts w:ascii="Times New Roman" w:hAnsi="Times New Roman" w:cs="Times New Roman"/>
-          <w:sz w:val="16"/>
-          <w:szCs w:val="16"/>
-        </w:rPr>
-        <w:t xml:space="preserve">MATRIZ DE CONFUSIÓN </w:t>
-      </w:r>
-      <w:r>
-        <w:rPr>
-          <w:rFonts w:ascii="Times New Roman" w:hAnsi="Times New Roman" w:cs="Times New Roman"/>
-          <w:sz w:val="16"/>
-          <w:szCs w:val="16"/>
-        </w:rPr>
-        <w:t>D</w:t>
-      </w:r>
-      <w:r>
-        <w:rPr>
-          <w:rFonts w:ascii="Times New Roman" w:hAnsi="Times New Roman" w:cs="Times New Roman"/>
-          <w:sz w:val="16"/>
-          <w:szCs w:val="16"/>
-        </w:rPr>
-        <w:t>EL ALGORITMO GBC [3]</w:t>
-      </w:r>
-    </w:p>
-    <w:p>
-      <w:pPr>
-        <w:jc w:val="center"/>
-        <w:rPr>
-          <w:rFonts w:ascii="Times New Roman" w:hAnsi="Times New Roman" w:cs="Times New Roman"/>
-          <w:sz w:val="20"/>
-          <w:szCs w:val="20"/>
-        </w:rPr>
-      </w:pPr>
-      <w:r>
-        <w:drawing>
-          <wp:inline distT="0" distB="0" distL="0" distR="0" wp14:anchorId="7845E151" wp14:editId="1CC51F51">
-            <wp:extent cx="2377180" cy="1971675"/>
-            <wp:effectExtent l="0" t="0" r="4445" b="0"/>
-            <wp:docPr id="743121512" name="Imagen 2"/>
-            <wp:cNvGraphicFramePr>
-              <a:graphicFrameLocks xmlns:a="http://schemas.openxmlformats.org/drawingml/2006/main" noChangeAspect="1"/>
-            </wp:cNvGraphicFramePr>
-            <a:graphic xmlns:a="http://schemas.openxmlformats.org/drawingml/2006/main">
-              <a:graphicData uri="http://schemas.openxmlformats.org/drawingml/2006/picture">
-                <pic:pic xmlns:pic="http://schemas.openxmlformats.org/drawingml/2006/picture">
-                  <pic:nvPicPr>
-                    <pic:cNvPr id="0" name="Picture 2"/>
-                    <pic:cNvPicPr>
-                      <a:picLocks noChangeAspect="1" noChangeArrowheads="1"/>
-                    </pic:cNvPicPr>
-                  </pic:nvPicPr>
-                  <pic:blipFill>
-                    <a:blip r:embed="rId10" cstate="print">
-                      <a:extLst>
-                        <a:ext uri="{28A0092B-C50C-407E-A947-70E740481C1C}">
-                          <a14:useLocalDpi xmlns:a14="http://schemas.microsoft.com/office/drawing/2010/main" val="0"/>
-                        </a:ext>
-                      </a:extLst>
-                    </a:blip>
-                    <a:srcRect/>
-                    <a:stretch>
-                      <a:fillRect/>
-                    </a:stretch>
-                  </pic:blipFill>
-                  <pic:spPr bwMode="auto">
-                    <a:xfrm>
-                      <a:off x="0" y="0"/>
-                      <a:ext cx="2387545" cy="1980272"/>
-                    </a:xfrm>
-                    <a:prstGeom prst="rect">
-                      <a:avLst/>
-                    </a:prstGeom>
-                    <a:noFill/>
-                    <a:ln>
-                      <a:noFill/>
-                    </a:ln>
-                  </pic:spPr>
-                </pic:pic>
-              </a:graphicData>
-            </a:graphic>
-          </wp:inline>
-        </w:drawing>
-      </w:r>
-    </w:p>
-    <w:p>
-      <w:pPr>
-        <w:pStyle w:val="Prrafodelista"/>
-        <w:jc w:val="center"/>
-        <w:rPr>
-          <w:rFonts w:ascii="Times New Roman" w:hAnsi="Times New Roman" w:cs="Times New Roman"/>
-          <w:sz w:val="16"/>
-          <w:szCs w:val="16"/>
-        </w:rPr>
-      </w:pPr>
-      <w:r>
-        <w:rPr>
-          <w:rFonts w:ascii="Times New Roman" w:hAnsi="Times New Roman" w:cs="Times New Roman"/>
-          <w:sz w:val="16"/>
-          <w:szCs w:val="16"/>
-        </w:rPr>
-        <w:t>FIGURA II</w:t>
-      </w:r>
-    </w:p>
-    <w:p>
-      <w:pPr>
-        <w:pStyle w:val="Prrafodelista"/>
-        <w:jc w:val="center"/>
-        <w:rPr>
-          <w:rFonts w:ascii="Times New Roman" w:hAnsi="Times New Roman" w:cs="Times New Roman"/>
-          <w:sz w:val="16"/>
-          <w:szCs w:val="16"/>
-        </w:rPr>
-      </w:pPr>
-      <w:r>
-        <w:rPr>
-          <w:rFonts w:ascii="Times New Roman" w:hAnsi="Times New Roman" w:cs="Times New Roman"/>
-          <w:sz w:val="16"/>
-          <w:szCs w:val="16"/>
-        </w:rPr>
-        <w:t xml:space="preserve">CURVA </w:t>
-      </w:r>
-      <w:r>
-        <w:rPr>
-          <w:rFonts w:ascii="Times New Roman" w:hAnsi="Times New Roman" w:cs="Times New Roman"/>
-          <w:sz w:val="16"/>
-          <w:szCs w:val="16"/>
-        </w:rPr>
-        <w:t>ROC</w:t>
-      </w:r>
-      <w:r>
-        <w:rPr>
-          <w:rFonts w:ascii="Times New Roman" w:hAnsi="Times New Roman" w:cs="Times New Roman"/>
-          <w:sz w:val="16"/>
-          <w:szCs w:val="16"/>
-        </w:rPr>
-        <w:t xml:space="preserve"> DEL RECEPTOR GBC [3] </w:t>
-      </w:r>
-    </w:p>
-    <w:p>
-      <w:pPr>
-        <w:pStyle w:val="Prrafodelista"/>
-        <w:jc w:val="center"/>
-        <w:rPr>
-          <w:rFonts w:ascii="Times New Roman" w:hAnsi="Times New Roman" w:cs="Times New Roman"/>
-          <w:sz w:val="16"/>
-          <w:szCs w:val="16"/>
-        </w:rPr>
-      </w:pPr>
-    </w:p>
-    <w:p>
-      <w:pPr>
-        <w:pStyle w:val="Prrafodelista"/>
-        <w:jc w:val="center"/>
-        <w:rPr>
-          <w:rFonts w:ascii="Times New Roman" w:hAnsi="Times New Roman" w:cs="Times New Roman"/>
-          <w:sz w:val="16"/>
-          <w:szCs w:val="16"/>
-        </w:rPr>
-      </w:pPr>
-    </w:p>
-    <w:p>
-      <w:pPr>
-        <w:pStyle w:val="Prrafodelista"/>
-        <w:jc w:val="center"/>
-        <w:rPr>
-          <w:rFonts w:ascii="Times New Roman" w:hAnsi="Times New Roman" w:cs="Times New Roman"/>
-          <w:sz w:val="16"/>
-          <w:szCs w:val="16"/>
-        </w:rPr>
-      </w:pPr>
-    </w:p>
-    <w:p>
-      <w:pPr>
-        <w:pStyle w:val="Prrafodelista"/>
-        <w:jc w:val="center"/>
-        <w:rPr>
-          <w:rFonts w:ascii="Times New Roman" w:hAnsi="Times New Roman" w:cs="Times New Roman"/>
-          <w:sz w:val="16"/>
-          <w:szCs w:val="16"/>
-        </w:rPr>
-      </w:pPr>
-    </w:p>
-    <w:p>
-      <w:pPr>
-        <w:pStyle w:val="Prrafodelista"/>
-        <w:jc w:val="center"/>
-        <w:rPr>
-          <w:rFonts w:ascii="Times New Roman" w:hAnsi="Times New Roman" w:cs="Times New Roman"/>
-          <w:sz w:val="16"/>
-          <w:szCs w:val="16"/>
-        </w:rPr>
-      </w:pPr>
-    </w:p>
-    <w:p>
-      <w:pPr>
-        <w:pStyle w:val="Prrafodelista"/>
-        <w:jc w:val="center"/>
-        <w:rPr>
-          <w:rFonts w:ascii="Times New Roman" w:hAnsi="Times New Roman" w:cs="Times New Roman"/>
-          <w:sz w:val="16"/>
-          <w:szCs w:val="16"/>
-        </w:rPr>
-      </w:pPr>
-    </w:p>
-    <w:p>
-      <w:pPr>
-        <w:pStyle w:val="Prrafodelista"/>
-        <w:jc w:val="center"/>
-        <w:rPr>
-          <w:rFonts w:ascii="Times New Roman" w:hAnsi="Times New Roman" w:cs="Times New Roman"/>
-          <w:sz w:val="16"/>
-          <w:szCs w:val="16"/>
-        </w:rPr>
-      </w:pPr>
-    </w:p>
-    <w:p>
-      <w:pPr>
-        <w:pStyle w:val="Prrafodelista"/>
-        <w:rPr>
-          <w:rFonts w:ascii="Times New Roman" w:hAnsi="Times New Roman" w:cs="Times New Roman"/>
-          <w:sz w:val="20"/>
-          <w:szCs w:val="20"/>
-        </w:rPr>
-      </w:pPr>
-    </w:p>
-    <w:p>
-      <w:pPr>
-        <w:pStyle w:val="Prrafodelista"/>
-        <w:rPr>
-          <w:rFonts w:ascii="Times New Roman" w:hAnsi="Times New Roman" w:cs="Times New Roman"/>
-          <w:sz w:val="20"/>
-          <w:szCs w:val="20"/>
-        </w:rPr>
-      </w:pPr>
-    </w:p>
-    <w:p>
-      <w:pPr>
-        <w:pStyle w:val="Prrafodelista"/>
-        <w:rPr>
-          <w:rFonts w:ascii="Times New Roman" w:hAnsi="Times New Roman" w:cs="Times New Roman"/>
-          <w:sz w:val="20"/>
-          <w:szCs w:val="20"/>
-        </w:rPr>
-      </w:pPr>
-    </w:p>
-    <w:p>
-      <w:pPr>
-        <w:pStyle w:val="Prrafodelista"/>
-        <w:rPr>
-          <w:rFonts w:ascii="Times New Roman" w:hAnsi="Times New Roman" w:cs="Times New Roman"/>
-          <w:sz w:val="20"/>
-          <w:szCs w:val="20"/>
-        </w:rPr>
-      </w:pPr>
-    </w:p>
-    <w:p>
-      <w:pPr>
-        <w:pStyle w:val="Prrafodelista"/>
-        <w:rPr>
-          <w:rFonts w:ascii="Times New Roman" w:hAnsi="Times New Roman" w:cs="Times New Roman"/>
-          <w:sz w:val="20"/>
-          <w:szCs w:val="20"/>
-        </w:rPr>
-      </w:pPr>
-    </w:p>
-    <w:p>
-      <w:pPr>
-        <w:pStyle w:val="Prrafodelista"/>
-        <w:rPr>
-          <w:rFonts w:ascii="Times New Roman" w:hAnsi="Times New Roman" w:cs="Times New Roman"/>
-          <w:sz w:val="20"/>
-          <w:szCs w:val="20"/>
-        </w:rPr>
-      </w:pPr>
-    </w:p>
-    <w:p>
-      <w:pPr>
-        <w:rPr>
-          <w:rFonts w:ascii="Times New Roman" w:hAnsi="Times New Roman" w:cs="Times New Roman"/>
-          <w:sz w:val="20"/>
-          <w:szCs w:val="20"/>
-        </w:rPr>
-      </w:pPr>
-    </w:p>
-    <w:p>
-      <w:pPr>
-        <w:jc w:val="both"/>
-        <w:rPr>
-          <w:rFonts w:ascii="Times New Roman" w:hAnsi="Times New Roman" w:cs="Times New Roman"/>
-          <w:sz w:val="20"/>
-          <w:szCs w:val="20"/>
-        </w:rPr>
-      </w:pPr>
-    </w:p>
-    <w:p>
-      <w:pPr>
-        <w:jc w:val="both"/>
-        <w:rPr>
-          <w:rFonts w:ascii="Times New Roman" w:hAnsi="Times New Roman" w:cs="Times New Roman"/>
-          <w:sz w:val="20"/>
-          <w:szCs w:val="20"/>
-        </w:rPr>
-      </w:pPr>
-      <w:r>
-        <w:rPr>
-          <w:rFonts w:ascii="Times New Roman" w:hAnsi="Times New Roman" w:cs="Times New Roman"/>
-          <w:sz w:val="20"/>
-          <w:szCs w:val="20"/>
-        </w:rPr>
-        <w:t xml:space="preserve">   </w:t>
-      </w:r>
-      <w:r>
-        <w:rPr>
-          <w:rFonts w:ascii="Times New Roman" w:hAnsi="Times New Roman" w:cs="Times New Roman"/>
-          <w:sz w:val="20"/>
-          <w:szCs w:val="20"/>
-        </w:rPr>
-        <w:t xml:space="preserve">Los </w:t>
-      </w:r>
-      <w:r>
-        <w:rPr>
-          <w:rFonts w:ascii="Times New Roman" w:hAnsi="Times New Roman" w:cs="Times New Roman"/>
-          <w:sz w:val="20"/>
-          <w:szCs w:val="20"/>
-        </w:rPr>
-        <w:t xml:space="preserve">diferentes stakeholders </w:t>
-      </w:r>
-      <w:r>
-        <w:rPr>
-          <w:rFonts w:ascii="Times New Roman" w:hAnsi="Times New Roman" w:cs="Times New Roman"/>
-          <w:sz w:val="20"/>
-          <w:szCs w:val="20"/>
-        </w:rPr>
-        <w:t xml:space="preserve">identificados se </w:t>
-      </w:r>
-      <w:r>
-        <w:rPr>
-          <w:rFonts w:ascii="Times New Roman" w:hAnsi="Times New Roman" w:cs="Times New Roman"/>
-          <w:sz w:val="20"/>
-          <w:szCs w:val="20"/>
-        </w:rPr>
-        <w:t>puede</w:t>
-      </w:r>
-      <w:r>
-        <w:rPr>
-          <w:rFonts w:ascii="Times New Roman" w:hAnsi="Times New Roman" w:cs="Times New Roman"/>
-          <w:sz w:val="20"/>
-          <w:szCs w:val="20"/>
-        </w:rPr>
-        <w:t>n</w:t>
-      </w:r>
-      <w:r>
-        <w:rPr>
-          <w:rFonts w:ascii="Times New Roman" w:hAnsi="Times New Roman" w:cs="Times New Roman"/>
-          <w:sz w:val="20"/>
-          <w:szCs w:val="20"/>
-        </w:rPr>
-        <w:t xml:space="preserve"> apreciar en la siguiente tabla:</w:t>
-      </w:r>
-    </w:p>
-    <w:p>
-      <w:pPr>
         <w:pStyle w:val="TableTitle"/>
         <w:rPr>
           <w:lang w:val="es-CO"/>
@@ -5538,6 +4837,7 @@
         <w:rPr>
           <w:lang w:val="es-CO"/>
         </w:rPr>
+        <w:lastRenderedPageBreak/>
         <w:t>TABLA I</w:t>
       </w:r>
       <w:r>
@@ -5792,7 +5092,6 @@
         <w:tc>
           <w:tcPr>
             <w:tcW w:w="1112" w:type="dxa"/>
-            <w:vMerge w:val="restart"/>
             <w:tcBorders>
               <w:top w:val="nil"/>
               <w:left w:val="single" w:sz="4" w:space="0" w:color="auto"/>
@@ -5831,7 +5130,35 @@
                 <w:lang w:eastAsia="es-CO"/>
                 <w14:ligatures w14:val="none"/>
               </w:rPr>
-              <w:t>Estudiantes de secundaria:</w:t>
+              <w:t>Fabricantes</w:t>
+            </w:r>
+            <w:r>
+              <w:rPr>
+                <w:rFonts w:ascii="Times New Roman" w:eastAsia="Times New Roman" w:hAnsi="Times New Roman" w:cs="Times New Roman"/>
+                <w:b/>
+                <w:bCs/>
+                <w:color w:val="000000"/>
+                <w:kern w:val="0"/>
+                <w:sz w:val="16"/>
+                <w:szCs w:val="16"/>
+                <w:lang w:eastAsia="es-CO"/>
+                <w14:ligatures w14:val="none"/>
+              </w:rPr>
+              <w:t xml:space="preserve"> y Trabajadores</w:t>
+            </w:r>
+            <w:r>
+              <w:rPr>
+                <w:rFonts w:ascii="Times New Roman" w:eastAsia="Times New Roman" w:hAnsi="Times New Roman" w:cs="Times New Roman"/>
+                <w:b/>
+                <w:bCs/>
+                <w:color w:val="000000"/>
+                <w:kern w:val="0"/>
+                <w:sz w:val="16"/>
+                <w:szCs w:val="16"/>
+                <w:lang w:eastAsia="es-CO"/>
+                <w14:ligatures w14:val="none"/>
+              </w:rPr>
+              <w:t xml:space="preserve"> de Automóviles</w:t>
             </w:r>
           </w:p>
         </w:tc>
@@ -5872,7 +5199,7 @@
                 <w:lang w:eastAsia="es-CO"/>
                 <w14:ligatures w14:val="none"/>
               </w:rPr>
-              <w:t>Social</w:t>
+              <w:t>Técnico y Económico</w:t>
             </w:r>
           </w:p>
         </w:tc>
@@ -5913,43 +5240,175 @@
                 <w:lang w:eastAsia="es-CO"/>
                 <w14:ligatures w14:val="none"/>
               </w:rPr>
-              <w:t>A</w:t>
-            </w:r>
-            <w:r>
-              <w:rPr>
-                <w:rFonts w:ascii="Times New Roman" w:eastAsia="Times New Roman" w:hAnsi="Times New Roman" w:cs="Times New Roman"/>
-                <w:color w:val="000000"/>
-                <w:kern w:val="0"/>
-                <w:sz w:val="16"/>
-                <w:szCs w:val="16"/>
-                <w:lang w:eastAsia="es-CO"/>
-                <w14:ligatures w14:val="none"/>
-              </w:rPr>
-              <w:t>poy</w:t>
-            </w:r>
-            <w:r>
-              <w:rPr>
-                <w:rFonts w:ascii="Times New Roman" w:eastAsia="Times New Roman" w:hAnsi="Times New Roman" w:cs="Times New Roman"/>
-                <w:color w:val="000000"/>
-                <w:kern w:val="0"/>
-                <w:sz w:val="16"/>
-                <w:szCs w:val="16"/>
-                <w:lang w:eastAsia="es-CO"/>
-                <w14:ligatures w14:val="none"/>
-              </w:rPr>
-              <w:t>o</w:t>
-            </w:r>
-            <w:r>
-              <w:rPr>
-                <w:rFonts w:ascii="Times New Roman" w:eastAsia="Times New Roman" w:hAnsi="Times New Roman" w:cs="Times New Roman"/>
-                <w:color w:val="000000"/>
-                <w:kern w:val="0"/>
-                <w:sz w:val="16"/>
-                <w:szCs w:val="16"/>
-                <w:lang w:eastAsia="es-CO"/>
-                <w14:ligatures w14:val="none"/>
-              </w:rPr>
-              <w:t xml:space="preserve"> a los estudiantes con dificultades académicas.</w:t>
+              <w:t xml:space="preserve">1. </w:t>
+            </w:r>
+            <w:r>
+              <w:rPr>
+                <w:rFonts w:ascii="Times New Roman" w:eastAsia="Times New Roman" w:hAnsi="Times New Roman" w:cs="Times New Roman"/>
+                <w:color w:val="000000"/>
+                <w:kern w:val="0"/>
+                <w:sz w:val="16"/>
+                <w:szCs w:val="16"/>
+                <w:lang w:eastAsia="es-CO"/>
+                <w14:ligatures w14:val="none"/>
+              </w:rPr>
+              <w:t>Mejora significativa en la eficiencia operativa debido a la automatización avanzada y la reducción de errores humanos.</w:t>
+            </w:r>
+          </w:p>
+          <w:p>
+            <w:pPr>
+              <w:spacing w:after="0" w:line="240" w:lineRule="auto"/>
+              <w:jc w:val="both"/>
+              <w:rPr>
+                <w:rFonts w:ascii="Times New Roman" w:eastAsia="Times New Roman" w:hAnsi="Times New Roman" w:cs="Times New Roman"/>
+                <w:color w:val="000000"/>
+                <w:kern w:val="0"/>
+                <w:sz w:val="16"/>
+                <w:szCs w:val="16"/>
+                <w:lang w:eastAsia="es-CO"/>
+                <w14:ligatures w14:val="none"/>
+              </w:rPr>
+            </w:pPr>
+            <w:r>
+              <w:rPr>
+                <w:rFonts w:ascii="Times New Roman" w:eastAsia="Times New Roman" w:hAnsi="Times New Roman" w:cs="Times New Roman"/>
+                <w:color w:val="000000"/>
+                <w:kern w:val="0"/>
+                <w:sz w:val="16"/>
+                <w:szCs w:val="16"/>
+                <w:lang w:eastAsia="es-CO"/>
+                <w14:ligatures w14:val="none"/>
+              </w:rPr>
+              <w:t xml:space="preserve">2. </w:t>
+            </w:r>
+            <w:r>
+              <w:rPr>
+                <w:rFonts w:ascii="Times New Roman" w:eastAsia="Times New Roman" w:hAnsi="Times New Roman" w:cs="Times New Roman"/>
+                <w:color w:val="000000"/>
+                <w:kern w:val="0"/>
+                <w:sz w:val="16"/>
+                <w:szCs w:val="16"/>
+                <w:lang w:eastAsia="es-CO"/>
+                <w14:ligatures w14:val="none"/>
+              </w:rPr>
+              <w:t>Disminución de costos de producción a largo plazo gracias a la optimización de procesos y la reducción de desperdicios.</w:t>
+            </w:r>
+          </w:p>
+          <w:p>
+            <w:pPr>
+              <w:spacing w:after="0" w:line="240" w:lineRule="auto"/>
+              <w:jc w:val="both"/>
+              <w:rPr>
+                <w:rFonts w:ascii="Times New Roman" w:eastAsia="Times New Roman" w:hAnsi="Times New Roman" w:cs="Times New Roman"/>
+                <w:color w:val="000000"/>
+                <w:kern w:val="0"/>
+                <w:sz w:val="16"/>
+                <w:szCs w:val="16"/>
+                <w:lang w:eastAsia="es-CO"/>
+                <w14:ligatures w14:val="none"/>
+              </w:rPr>
+            </w:pPr>
+            <w:r>
+              <w:rPr>
+                <w:rFonts w:ascii="Times New Roman" w:eastAsia="Times New Roman" w:hAnsi="Times New Roman" w:cs="Times New Roman"/>
+                <w:color w:val="000000"/>
+                <w:kern w:val="0"/>
+                <w:sz w:val="16"/>
+                <w:szCs w:val="16"/>
+                <w:lang w:eastAsia="es-CO"/>
+                <w14:ligatures w14:val="none"/>
+              </w:rPr>
+              <w:t xml:space="preserve">3. </w:t>
+            </w:r>
+            <w:r>
+              <w:rPr>
+                <w:rFonts w:ascii="Times New Roman" w:eastAsia="Times New Roman" w:hAnsi="Times New Roman" w:cs="Times New Roman"/>
+                <w:color w:val="000000"/>
+                <w:kern w:val="0"/>
+                <w:sz w:val="16"/>
+                <w:szCs w:val="16"/>
+                <w:lang w:eastAsia="es-CO"/>
+                <w14:ligatures w14:val="none"/>
+              </w:rPr>
+              <w:t>Aumento en la capacidad de innovación y desarrollo de nuevos productos con funcionalidades avanzadas.</w:t>
+            </w:r>
+          </w:p>
+          <w:p>
+            <w:pPr>
+              <w:spacing w:after="0" w:line="240" w:lineRule="auto"/>
+              <w:jc w:val="both"/>
+              <w:rPr>
+                <w:rFonts w:ascii="Times New Roman" w:eastAsia="Times New Roman" w:hAnsi="Times New Roman" w:cs="Times New Roman"/>
+                <w:color w:val="000000"/>
+                <w:kern w:val="0"/>
+                <w:sz w:val="16"/>
+                <w:szCs w:val="16"/>
+                <w:lang w:eastAsia="es-CO"/>
+                <w14:ligatures w14:val="none"/>
+              </w:rPr>
+            </w:pPr>
+            <w:r>
+              <w:rPr>
+                <w:rFonts w:ascii="Times New Roman" w:eastAsia="Times New Roman" w:hAnsi="Times New Roman" w:cs="Times New Roman"/>
+                <w:color w:val="000000"/>
+                <w:kern w:val="0"/>
+                <w:sz w:val="16"/>
+                <w:szCs w:val="16"/>
+                <w:lang w:eastAsia="es-CO"/>
+                <w14:ligatures w14:val="none"/>
+              </w:rPr>
+              <w:t xml:space="preserve">4. </w:t>
+            </w:r>
+            <w:r>
+              <w:rPr>
+                <w:rFonts w:ascii="Times New Roman" w:eastAsia="Times New Roman" w:hAnsi="Times New Roman" w:cs="Times New Roman"/>
+                <w:color w:val="000000"/>
+                <w:kern w:val="0"/>
+                <w:sz w:val="16"/>
+                <w:szCs w:val="16"/>
+                <w:lang w:eastAsia="es-CO"/>
+                <w14:ligatures w14:val="none"/>
+              </w:rPr>
+              <w:t>Mejora en la calidad de vida laboral con condiciones de trabajo más seguras y ergonómicas.</w:t>
+            </w:r>
+          </w:p>
+          <w:p>
+            <w:pPr>
+              <w:spacing w:after="0" w:line="240" w:lineRule="auto"/>
+              <w:jc w:val="both"/>
+              <w:rPr>
+                <w:rFonts w:ascii="Times New Roman" w:eastAsia="Times New Roman" w:hAnsi="Times New Roman" w:cs="Times New Roman"/>
+                <w:color w:val="000000"/>
+                <w:kern w:val="0"/>
+                <w:sz w:val="16"/>
+                <w:szCs w:val="16"/>
+                <w:lang w:eastAsia="es-CO"/>
+                <w14:ligatures w14:val="none"/>
+              </w:rPr>
+            </w:pPr>
+            <w:r>
+              <w:rPr>
+                <w:rFonts w:ascii="Times New Roman" w:eastAsia="Times New Roman" w:hAnsi="Times New Roman" w:cs="Times New Roman"/>
+                <w:color w:val="000000"/>
+                <w:kern w:val="0"/>
+                <w:sz w:val="16"/>
+                <w:szCs w:val="16"/>
+                <w:lang w:eastAsia="es-CO"/>
+                <w14:ligatures w14:val="none"/>
+              </w:rPr>
+              <w:t xml:space="preserve">5. </w:t>
+            </w:r>
+            <w:r>
+              <w:rPr>
+                <w:rFonts w:ascii="Times New Roman" w:eastAsia="Times New Roman" w:hAnsi="Times New Roman" w:cs="Times New Roman"/>
+                <w:color w:val="000000"/>
+                <w:kern w:val="0"/>
+                <w:sz w:val="16"/>
+                <w:szCs w:val="16"/>
+                <w:lang w:eastAsia="es-CO"/>
+                <w14:ligatures w14:val="none"/>
+              </w:rPr>
+              <w:t>Reducción de lesiones y mejora en la salud ocupacional debido a la disminución de esfuerzos físicos.</w:t>
             </w:r>
           </w:p>
         </w:tc>
@@ -5990,195 +5449,21 @@
                 <w:lang w:eastAsia="es-CO"/>
                 <w14:ligatures w14:val="none"/>
               </w:rPr>
-              <w:t>E</w:t>
-            </w:r>
-            <w:r>
-              <w:rPr>
-                <w:rFonts w:ascii="Times New Roman" w:eastAsia="Times New Roman" w:hAnsi="Times New Roman" w:cs="Times New Roman"/>
-                <w:color w:val="000000"/>
-                <w:kern w:val="0"/>
-                <w:sz w:val="16"/>
-                <w:szCs w:val="16"/>
-                <w:lang w:eastAsia="es-CO"/>
-                <w14:ligatures w14:val="none"/>
-              </w:rPr>
-              <w:t>stigmatización</w:t>
-            </w:r>
-            <w:r>
-              <w:rPr>
-                <w:rFonts w:ascii="Times New Roman" w:eastAsia="Times New Roman" w:hAnsi="Times New Roman" w:cs="Times New Roman"/>
-                <w:color w:val="000000"/>
-                <w:kern w:val="0"/>
-                <w:sz w:val="16"/>
-                <w:szCs w:val="16"/>
-                <w:lang w:eastAsia="es-CO"/>
-                <w14:ligatures w14:val="none"/>
-              </w:rPr>
-              <w:t xml:space="preserve"> de estudiantes por </w:t>
-            </w:r>
-            <w:r>
-              <w:rPr>
-                <w:rFonts w:ascii="Times New Roman" w:eastAsia="Times New Roman" w:hAnsi="Times New Roman" w:cs="Times New Roman"/>
-                <w:color w:val="000000"/>
-                <w:kern w:val="0"/>
-                <w:sz w:val="16"/>
-                <w:szCs w:val="16"/>
-                <w:lang w:eastAsia="es-CO"/>
-                <w14:ligatures w14:val="none"/>
-              </w:rPr>
-              <w:t>"etiqueta</w:t>
-            </w:r>
-            <w:r>
-              <w:rPr>
-                <w:rFonts w:ascii="Times New Roman" w:eastAsia="Times New Roman" w:hAnsi="Times New Roman" w:cs="Times New Roman"/>
-                <w:color w:val="000000"/>
-                <w:kern w:val="0"/>
-                <w:sz w:val="16"/>
-                <w:szCs w:val="16"/>
-                <w:lang w:eastAsia="es-CO"/>
-                <w14:ligatures w14:val="none"/>
-              </w:rPr>
-              <w:t>d</w:t>
-            </w:r>
-            <w:r>
-              <w:rPr>
-                <w:rFonts w:ascii="Times New Roman" w:eastAsia="Times New Roman" w:hAnsi="Times New Roman" w:cs="Times New Roman"/>
-                <w:color w:val="000000"/>
-                <w:kern w:val="0"/>
-                <w:sz w:val="16"/>
-                <w:szCs w:val="16"/>
-                <w:lang w:eastAsia="es-CO"/>
-                <w14:ligatures w14:val="none"/>
-              </w:rPr>
-              <w:t xml:space="preserve">o" </w:t>
-            </w:r>
-            <w:r>
-              <w:rPr>
-                <w:rFonts w:ascii="Times New Roman" w:eastAsia="Times New Roman" w:hAnsi="Times New Roman" w:cs="Times New Roman"/>
-                <w:color w:val="000000"/>
-                <w:kern w:val="0"/>
-                <w:sz w:val="16"/>
-                <w:szCs w:val="16"/>
-                <w:lang w:eastAsia="es-CO"/>
-                <w14:ligatures w14:val="none"/>
-              </w:rPr>
-              <w:t>de</w:t>
-            </w:r>
-            <w:r>
-              <w:rPr>
-                <w:rFonts w:ascii="Times New Roman" w:eastAsia="Times New Roman" w:hAnsi="Times New Roman" w:cs="Times New Roman"/>
-                <w:color w:val="000000"/>
-                <w:kern w:val="0"/>
-                <w:sz w:val="16"/>
-                <w:szCs w:val="16"/>
-                <w:lang w:eastAsia="es-CO"/>
-                <w14:ligatures w14:val="none"/>
-              </w:rPr>
-              <w:t xml:space="preserve"> bajo rendimiento.</w:t>
+              <w:t xml:space="preserve">1. </w:t>
+            </w:r>
+            <w:r>
+              <w:rPr>
+                <w:rFonts w:ascii="Times New Roman" w:eastAsia="Times New Roman" w:hAnsi="Times New Roman" w:cs="Times New Roman"/>
+                <w:color w:val="000000"/>
+                <w:kern w:val="0"/>
+                <w:sz w:val="16"/>
+                <w:szCs w:val="16"/>
+                <w:lang w:eastAsia="es-CO"/>
+                <w14:ligatures w14:val="none"/>
+              </w:rPr>
+              <w:t>Altos costos iniciales de implementación de tecnologías de IA y exoesqueletos.</w:t>
             </w:r>
           </w:p>
-        </w:tc>
-      </w:tr>
-      <w:tr>
-        <w:trPr>
-          <w:trHeight w:val="1010"/>
-        </w:trPr>
-        <w:tc>
-          <w:tcPr>
-            <w:tcW w:w="1112" w:type="dxa"/>
-            <w:vMerge/>
-            <w:tcBorders>
-              <w:top w:val="nil"/>
-              <w:left w:val="single" w:sz="4" w:space="0" w:color="auto"/>
-              <w:bottom w:val="single" w:sz="4" w:space="0" w:color="auto"/>
-              <w:right w:val="single" w:sz="4" w:space="0" w:color="auto"/>
-            </w:tcBorders>
-            <w:vAlign w:val="center"/>
-            <w:hideMark/>
-          </w:tcPr>
-          <w:p>
-            <w:pPr>
-              <w:spacing w:after="0" w:line="240" w:lineRule="auto"/>
-              <w:rPr>
-                <w:rFonts w:ascii="Times New Roman" w:eastAsia="Times New Roman" w:hAnsi="Times New Roman" w:cs="Times New Roman"/>
-                <w:b/>
-                <w:bCs/>
-                <w:color w:val="000000"/>
-                <w:kern w:val="0"/>
-                <w:sz w:val="16"/>
-                <w:szCs w:val="16"/>
-                <w:lang w:eastAsia="es-CO"/>
-                <w14:ligatures w14:val="none"/>
-              </w:rPr>
-            </w:pPr>
-          </w:p>
-        </w:tc>
-        <w:tc>
-          <w:tcPr>
-            <w:tcW w:w="953" w:type="dxa"/>
-            <w:tcBorders>
-              <w:top w:val="nil"/>
-              <w:left w:val="nil"/>
-              <w:bottom w:val="single" w:sz="4" w:space="0" w:color="auto"/>
-              <w:right w:val="single" w:sz="4" w:space="0" w:color="auto"/>
-            </w:tcBorders>
-            <w:shd w:val="clear" w:color="auto" w:fill="auto"/>
-            <w:vAlign w:val="center"/>
-            <w:hideMark/>
-          </w:tcPr>
-          <w:p>
-            <w:pPr>
-              <w:spacing w:after="0" w:line="240" w:lineRule="auto"/>
-              <w:jc w:val="center"/>
-              <w:rPr>
-                <w:rFonts w:ascii="Times New Roman" w:eastAsia="Times New Roman" w:hAnsi="Times New Roman" w:cs="Times New Roman"/>
-                <w:color w:val="000000"/>
-                <w:kern w:val="0"/>
-                <w:sz w:val="16"/>
-                <w:szCs w:val="16"/>
-                <w:lang w:eastAsia="es-CO"/>
-                <w14:ligatures w14:val="none"/>
-              </w:rPr>
-            </w:pPr>
-            <w:r>
-              <w:rPr>
-                <w:rFonts w:ascii="Times New Roman" w:eastAsia="Times New Roman" w:hAnsi="Times New Roman" w:cs="Times New Roman"/>
-                <w:color w:val="000000"/>
-                <w:kern w:val="0"/>
-                <w:sz w:val="16"/>
-                <w:szCs w:val="16"/>
-                <w:lang w:eastAsia="es-CO"/>
-                <w14:ligatures w14:val="none"/>
-              </w:rPr>
-              <w:t>Padres de familia</w:t>
-            </w:r>
-            <w:r>
-              <w:rPr>
-                <w:rFonts w:ascii="Times New Roman" w:eastAsia="Times New Roman" w:hAnsi="Times New Roman" w:cs="Times New Roman"/>
-                <w:color w:val="000000"/>
-                <w:kern w:val="0"/>
-                <w:sz w:val="16"/>
-                <w:szCs w:val="16"/>
-                <w:lang w:eastAsia="es-CO"/>
-                <w14:ligatures w14:val="none"/>
-              </w:rPr>
-              <w:t xml:space="preserve"> </w:t>
-            </w:r>
-          </w:p>
-        </w:tc>
-        <w:tc>
-          <w:tcPr>
-            <w:tcW w:w="1440" w:type="dxa"/>
-            <w:tcBorders>
-              <w:top w:val="nil"/>
-              <w:left w:val="nil"/>
-              <w:bottom w:val="single" w:sz="4" w:space="0" w:color="auto"/>
-              <w:right w:val="single" w:sz="4" w:space="0" w:color="auto"/>
-            </w:tcBorders>
-            <w:shd w:val="clear" w:color="auto" w:fill="auto"/>
-            <w:vAlign w:val="center"/>
-            <w:hideMark/>
-          </w:tcPr>
           <w:p>
             <w:pPr>
               <w:spacing w:after="0" w:line="240" w:lineRule="auto"/>
@@ -6203,71 +5488,21 @@
                 <w:lang w:eastAsia="es-CO"/>
                 <w14:ligatures w14:val="none"/>
               </w:rPr>
-              <w:t>Mayor</w:t>
-            </w:r>
-            <w:r>
-              <w:rPr>
-                <w:rFonts w:ascii="Times New Roman" w:eastAsia="Times New Roman" w:hAnsi="Times New Roman" w:cs="Times New Roman"/>
-                <w:color w:val="000000"/>
-                <w:kern w:val="0"/>
-                <w:sz w:val="16"/>
-                <w:szCs w:val="16"/>
-                <w:lang w:eastAsia="es-CO"/>
-                <w14:ligatures w14:val="none"/>
-              </w:rPr>
-              <w:t xml:space="preserve"> participación </w:t>
-            </w:r>
-            <w:r>
-              <w:rPr>
-                <w:rFonts w:ascii="Times New Roman" w:eastAsia="Times New Roman" w:hAnsi="Times New Roman" w:cs="Times New Roman"/>
-                <w:color w:val="000000"/>
-                <w:kern w:val="0"/>
-                <w:sz w:val="16"/>
-                <w:szCs w:val="16"/>
-                <w:lang w:eastAsia="es-CO"/>
-                <w14:ligatures w14:val="none"/>
-              </w:rPr>
-              <w:t>en</w:t>
-            </w:r>
-            <w:r>
-              <w:rPr>
-                <w:rFonts w:ascii="Times New Roman" w:eastAsia="Times New Roman" w:hAnsi="Times New Roman" w:cs="Times New Roman"/>
-                <w:color w:val="000000"/>
-                <w:kern w:val="0"/>
-                <w:sz w:val="16"/>
-                <w:szCs w:val="16"/>
-                <w:lang w:eastAsia="es-CO"/>
-                <w14:ligatures w14:val="none"/>
-              </w:rPr>
-              <w:t xml:space="preserve"> el rendimiento académico de sus hijos</w:t>
-            </w:r>
-            <w:r>
-              <w:rPr>
-                <w:rFonts w:ascii="Times New Roman" w:eastAsia="Times New Roman" w:hAnsi="Times New Roman" w:cs="Times New Roman"/>
-                <w:color w:val="000000"/>
-                <w:kern w:val="0"/>
-                <w:sz w:val="16"/>
-                <w:szCs w:val="16"/>
-                <w:lang w:eastAsia="es-CO"/>
-                <w14:ligatures w14:val="none"/>
-              </w:rPr>
-              <w:t>.</w:t>
+              <w:t xml:space="preserve">2. </w:t>
+            </w:r>
+            <w:r>
+              <w:rPr>
+                <w:rFonts w:ascii="Times New Roman" w:eastAsia="Times New Roman" w:hAnsi="Times New Roman" w:cs="Times New Roman"/>
+                <w:color w:val="000000"/>
+                <w:kern w:val="0"/>
+                <w:sz w:val="16"/>
+                <w:szCs w:val="16"/>
+                <w:lang w:eastAsia="es-CO"/>
+                <w14:ligatures w14:val="none"/>
+              </w:rPr>
+              <w:t>Dependencia creciente de la tecnología y los proveedores de soluciones tecnológicas.</w:t>
             </w:r>
           </w:p>
-        </w:tc>
-        <w:tc>
-          <w:tcPr>
-            <w:tcW w:w="1530" w:type="dxa"/>
-            <w:tcBorders>
-              <w:top w:val="nil"/>
-              <w:left w:val="nil"/>
-              <w:bottom w:val="single" w:sz="4" w:space="0" w:color="auto"/>
-              <w:right w:val="single" w:sz="4" w:space="0" w:color="auto"/>
-            </w:tcBorders>
-            <w:shd w:val="clear" w:color="auto" w:fill="auto"/>
-            <w:vAlign w:val="center"/>
-            <w:hideMark/>
-          </w:tcPr>
           <w:p>
             <w:pPr>
               <w:spacing w:after="0" w:line="240" w:lineRule="auto"/>
@@ -6292,19 +5527,19 @@
                 <w:lang w:eastAsia="es-CO"/>
                 <w14:ligatures w14:val="none"/>
               </w:rPr>
-              <w:t>Preocupaciones sobre la privacidad de los datos de sus hijos</w:t>
-            </w:r>
-            <w:r>
-              <w:rPr>
-                <w:rFonts w:ascii="Times New Roman" w:eastAsia="Times New Roman" w:hAnsi="Times New Roman" w:cs="Times New Roman"/>
-                <w:color w:val="000000"/>
-                <w:kern w:val="0"/>
-                <w:sz w:val="16"/>
-                <w:szCs w:val="16"/>
-                <w:lang w:eastAsia="es-CO"/>
-                <w14:ligatures w14:val="none"/>
-              </w:rPr>
-              <w:t>.</w:t>
+              <w:t xml:space="preserve">3. </w:t>
+            </w:r>
+            <w:r>
+              <w:rPr>
+                <w:rFonts w:ascii="Times New Roman" w:eastAsia="Times New Roman" w:hAnsi="Times New Roman" w:cs="Times New Roman"/>
+                <w:color w:val="000000"/>
+                <w:kern w:val="0"/>
+                <w:sz w:val="16"/>
+                <w:szCs w:val="16"/>
+                <w:lang w:eastAsia="es-CO"/>
+                <w14:ligatures w14:val="none"/>
+              </w:rPr>
+              <w:t>Posibilidad de reemplazo de ciertos roles laborales por automatización, requiriendo reubicación o reentrenamiento de empleados.</w:t>
             </w:r>
           </w:p>
         </w:tc>
@@ -6344,70 +5579,6 @@
               </w:rPr>
             </w:pPr>
             <w:r>
-              <w:drawing>
-                <wp:anchor distT="0" distB="0" distL="114300" distR="114300" simplePos="0" relativeHeight="251660288" behindDoc="0" locked="0" layoutInCell="1" allowOverlap="1" wp14:anchorId="5D041A68" wp14:editId="5676DF6B">
-                  <wp:simplePos x="0" y="0"/>
-                  <wp:positionH relativeFrom="column">
-                    <wp:posOffset>140335</wp:posOffset>
-                  </wp:positionH>
-                  <wp:positionV relativeFrom="paragraph">
-                    <wp:posOffset>-5074920</wp:posOffset>
-                  </wp:positionV>
-                  <wp:extent cx="2948940" cy="2293620"/>
-                  <wp:effectExtent l="0" t="0" r="3810" b="0"/>
-                  <wp:wrapNone/>
-                  <wp:docPr id="592473028" name="Imagen 3"/>
-                  <wp:cNvGraphicFramePr>
-                    <a:graphicFrameLocks xmlns:a="http://schemas.openxmlformats.org/drawingml/2006/main" noChangeAspect="1"/>
-                  </wp:cNvGraphicFramePr>
-                  <a:graphic xmlns:a="http://schemas.openxmlformats.org/drawingml/2006/main">
-                    <a:graphicData uri="http://schemas.openxmlformats.org/drawingml/2006/picture">
-                      <pic:pic xmlns:pic="http://schemas.openxmlformats.org/drawingml/2006/picture">
-                        <pic:nvPicPr>
-                          <pic:cNvPr id="0" name="Picture 4"/>
-                          <pic:cNvPicPr>
-                            <a:picLocks noChangeAspect="1" noChangeArrowheads="1"/>
-                          </pic:cNvPicPr>
-                        </pic:nvPicPr>
-                        <pic:blipFill>
-                          <a:blip r:embed="rId11" cstate="print">
-                            <a:extLst>
-                              <a:ext uri="{28A0092B-C50C-407E-A947-70E740481C1C}">
-                                <a14:useLocalDpi xmlns:a14="http://schemas.microsoft.com/office/drawing/2010/main" val="0"/>
-                              </a:ext>
-                            </a:extLst>
-                          </a:blip>
-                          <a:srcRect/>
-                          <a:stretch>
-                            <a:fillRect/>
-                          </a:stretch>
-                        </pic:blipFill>
-                        <pic:spPr bwMode="auto">
-                          <a:xfrm>
-                            <a:off x="0" y="0"/>
-                            <a:ext cx="2948940" cy="2293620"/>
-                          </a:xfrm>
-                          <a:prstGeom prst="rect">
-                            <a:avLst/>
-                          </a:prstGeom>
-                          <a:noFill/>
-                          <a:ln>
-                            <a:noFill/>
-                          </a:ln>
-                        </pic:spPr>
-                      </pic:pic>
-                    </a:graphicData>
-                  </a:graphic>
-                  <wp14:sizeRelH relativeFrom="page">
-                    <wp14:pctWidth>0</wp14:pctWidth>
-                  </wp14:sizeRelH>
-                  <wp14:sizeRelV relativeFrom="page">
-                    <wp14:pctHeight>0</wp14:pctHeight>
-                  </wp14:sizeRelV>
-                </wp:anchor>
-              </w:drawing>
-            </w:r>
-            <w:r>
               <w:rPr>
                 <w:rFonts w:ascii="Times New Roman" w:eastAsia="Times New Roman" w:hAnsi="Times New Roman" w:cs="Times New Roman"/>
                 <w:b/>
@@ -6419,7 +5590,7 @@
                 <w:lang w:eastAsia="es-CO"/>
                 <w14:ligatures w14:val="none"/>
               </w:rPr>
-              <w:t>Instituciones Educativas</w:t>
+              <w:t>Clientes y Conductores</w:t>
             </w:r>
           </w:p>
         </w:tc>
@@ -6462,6 +5633,18 @@
               </w:rPr>
               <w:t>Técnico</w:t>
             </w:r>
+            <w:r>
+              <w:rPr>
+                <w:rFonts w:ascii="Times New Roman" w:eastAsia="Times New Roman" w:hAnsi="Times New Roman" w:cs="Times New Roman"/>
+                <w:color w:val="000000"/>
+                <w:kern w:val="0"/>
+                <w:sz w:val="16"/>
+                <w:szCs w:val="16"/>
+                <w:lang w:eastAsia="es-CO"/>
+                <w14:ligatures w14:val="none"/>
+              </w:rPr>
+              <w:t xml:space="preserve"> y Económico</w:t>
+            </w:r>
           </w:p>
         </w:tc>
         <w:tc>
@@ -6501,19 +5684,19 @@
                 <w:lang w:eastAsia="es-CO"/>
                 <w14:ligatures w14:val="none"/>
               </w:rPr>
-              <w:t>1. Mayor capacidad para brindar apoyo a estudiantes con dificultades</w:t>
-            </w:r>
-            <w:r>
-              <w:rPr>
-                <w:rFonts w:ascii="Times New Roman" w:eastAsia="Times New Roman" w:hAnsi="Times New Roman" w:cs="Times New Roman"/>
-                <w:color w:val="000000"/>
-                <w:kern w:val="0"/>
-                <w:sz w:val="16"/>
-                <w:szCs w:val="16"/>
-                <w:lang w:eastAsia="es-CO"/>
-                <w14:ligatures w14:val="none"/>
-              </w:rPr>
-              <w:t>.</w:t>
+              <w:t xml:space="preserve">1. </w:t>
+            </w:r>
+            <w:r>
+              <w:rPr>
+                <w:rFonts w:ascii="Times New Roman" w:eastAsia="Times New Roman" w:hAnsi="Times New Roman" w:cs="Times New Roman"/>
+                <w:color w:val="000000"/>
+                <w:kern w:val="0"/>
+                <w:sz w:val="16"/>
+                <w:szCs w:val="16"/>
+                <w:lang w:eastAsia="es-CO"/>
+                <w14:ligatures w14:val="none"/>
+              </w:rPr>
+              <w:t>Incremento en la seguridad vehicular con sistemas avanzados de asistencia y vehículos autónomos.</w:t>
             </w:r>
           </w:p>
           <w:p>
@@ -6530,6 +5713,30 @@
                 <w14:ligatures w14:val="none"/>
               </w:rPr>
             </w:pPr>
+            <w:r>
+              <w:rPr>
+                <w:rFonts w:ascii="Times New Roman" w:eastAsia="Times New Roman" w:hAnsi="Times New Roman" w:cs="Times New Roman"/>
+                <w:color w:val="000000"/>
+                <w:kern w:val="0"/>
+                <w:sz w:val="16"/>
+                <w:szCs w:val="16"/>
+                <w:lang w:eastAsia="es-CO"/>
+                <w14:ligatures w14:val="none"/>
+              </w:rPr>
+              <w:t xml:space="preserve">2. </w:t>
+            </w:r>
+            <w:r>
+              <w:rPr>
+                <w:rFonts w:ascii="Times New Roman" w:eastAsia="Times New Roman" w:hAnsi="Times New Roman" w:cs="Times New Roman"/>
+                <w:color w:val="000000"/>
+                <w:kern w:val="0"/>
+                <w:sz w:val="16"/>
+                <w:szCs w:val="16"/>
+                <w:lang w:eastAsia="es-CO"/>
+                <w14:ligatures w14:val="none"/>
+              </w:rPr>
+              <w:t>Mejora en la eficiencia de combustible y la comodidad de conducción gracias a la asistencia de IA.</w:t>
+            </w:r>
           </w:p>
           <w:p>
             <w:pPr>
@@ -6555,84 +5762,6 @@
                 <w:lang w:eastAsia="es-CO"/>
                 <w14:ligatures w14:val="none"/>
               </w:rPr>
-              <w:t>2. M</w:t>
-            </w:r>
-            <w:r>
-              <w:rPr>
-                <w:rFonts w:ascii="Times New Roman" w:eastAsia="Times New Roman" w:hAnsi="Times New Roman" w:cs="Times New Roman"/>
-                <w:color w:val="000000"/>
-                <w:kern w:val="0"/>
-                <w:sz w:val="16"/>
-                <w:szCs w:val="16"/>
-                <w:lang w:eastAsia="es-CO"/>
-                <w14:ligatures w14:val="none"/>
-              </w:rPr>
-              <w:t>ejora</w:t>
-            </w:r>
-            <w:r>
-              <w:rPr>
-                <w:rFonts w:ascii="Times New Roman" w:eastAsia="Times New Roman" w:hAnsi="Times New Roman" w:cs="Times New Roman"/>
-                <w:color w:val="000000"/>
-                <w:kern w:val="0"/>
-                <w:sz w:val="16"/>
-                <w:szCs w:val="16"/>
-                <w:lang w:eastAsia="es-CO"/>
-                <w14:ligatures w14:val="none"/>
-              </w:rPr>
-              <w:t xml:space="preserve"> en</w:t>
-            </w:r>
-            <w:r>
-              <w:rPr>
-                <w:rFonts w:ascii="Times New Roman" w:eastAsia="Times New Roman" w:hAnsi="Times New Roman" w:cs="Times New Roman"/>
-                <w:color w:val="000000"/>
-                <w:kern w:val="0"/>
-                <w:sz w:val="16"/>
-                <w:szCs w:val="16"/>
-                <w:lang w:eastAsia="es-CO"/>
-                <w14:ligatures w14:val="none"/>
-              </w:rPr>
-              <w:t xml:space="preserve"> la reputación de la institución y la efectividad de la enseñanza.</w:t>
-            </w:r>
-          </w:p>
-          <w:p>
-            <w:pPr>
-              <w:spacing w:after="0" w:line="240" w:lineRule="auto"/>
-              <w:jc w:val="both"/>
-              <w:rPr>
-                <w:rFonts w:ascii="Times New Roman" w:eastAsia="Times New Roman" w:hAnsi="Times New Roman" w:cs="Times New Roman"/>
-                <w:color w:val="000000"/>
-                <w:kern w:val="0"/>
-                <w:sz w:val="16"/>
-                <w:szCs w:val="16"/>
-                <w:lang w:eastAsia="es-CO"/>
-                <w14:ligatures w14:val="none"/>
-              </w:rPr>
-            </w:pPr>
-          </w:p>
-          <w:p>
-            <w:pPr>
-              <w:spacing w:after="0" w:line="240" w:lineRule="auto"/>
-              <w:jc w:val="both"/>
-              <w:rPr>
-                <w:rFonts w:ascii="Times New Roman" w:eastAsia="Times New Roman" w:hAnsi="Times New Roman" w:cs="Times New Roman"/>
-                <w:color w:val="000000"/>
-                <w:kern w:val="0"/>
-                <w:sz w:val="16"/>
-                <w:szCs w:val="16"/>
-                <w:lang w:eastAsia="es-CO"/>
-                <w14:ligatures w14:val="none"/>
-              </w:rPr>
-            </w:pPr>
-            <w:r>
-              <w:rPr>
-                <w:rFonts w:ascii="Times New Roman" w:eastAsia="Times New Roman" w:hAnsi="Times New Roman" w:cs="Times New Roman"/>
-                <w:color w:val="000000"/>
-                <w:kern w:val="0"/>
-                <w:sz w:val="16"/>
-                <w:szCs w:val="16"/>
-                <w:lang w:eastAsia="es-CO"/>
-                <w14:ligatures w14:val="none"/>
-              </w:rPr>
               <w:t>3</w:t>
             </w:r>
             <w:r>
@@ -6645,7 +5774,19 @@
                 <w:lang w:eastAsia="es-CO"/>
                 <w14:ligatures w14:val="none"/>
               </w:rPr>
-              <w:t>. Oportunidades de investigación y desarrollo en el campo de la minería de datos educativos.</w:t>
+              <w:t xml:space="preserve">. </w:t>
+            </w:r>
+            <w:r>
+              <w:rPr>
+                <w:rFonts w:ascii="Times New Roman" w:eastAsia="Times New Roman" w:hAnsi="Times New Roman" w:cs="Times New Roman"/>
+                <w:color w:val="000000"/>
+                <w:kern w:val="0"/>
+                <w:sz w:val="16"/>
+                <w:szCs w:val="16"/>
+                <w:lang w:eastAsia="es-CO"/>
+                <w14:ligatures w14:val="none"/>
+              </w:rPr>
+              <w:t>Reducción de costos de mantenimiento y averías imprevistas con sistemas predictivos.</w:t>
             </w:r>
           </w:p>
         </w:tc>
@@ -6686,31 +5827,19 @@
                 <w:lang w:eastAsia="es-CO"/>
                 <w14:ligatures w14:val="none"/>
               </w:rPr>
-              <w:t xml:space="preserve">1. Desafíos técnicos en la implementación y mantenimiento de soluciones de </w:t>
-            </w:r>
-            <w:r>
-              <w:rPr>
-                <w:rFonts w:ascii="Times New Roman" w:eastAsia="Times New Roman" w:hAnsi="Times New Roman" w:cs="Times New Roman"/>
-                <w:color w:val="000000"/>
-                <w:kern w:val="0"/>
-                <w:sz w:val="16"/>
-                <w:szCs w:val="16"/>
-                <w:lang w:eastAsia="es-CO"/>
-                <w14:ligatures w14:val="none"/>
-              </w:rPr>
-              <w:t>IA</w:t>
-            </w:r>
-            <w:r>
-              <w:rPr>
-                <w:rFonts w:ascii="Times New Roman" w:eastAsia="Times New Roman" w:hAnsi="Times New Roman" w:cs="Times New Roman"/>
-                <w:color w:val="000000"/>
-                <w:kern w:val="0"/>
-                <w:sz w:val="16"/>
-                <w:szCs w:val="16"/>
-                <w:lang w:eastAsia="es-CO"/>
-                <w14:ligatures w14:val="none"/>
-              </w:rPr>
-              <w:t>.</w:t>
+              <w:t xml:space="preserve">1. </w:t>
+            </w:r>
+            <w:r>
+              <w:rPr>
+                <w:rFonts w:ascii="Times New Roman" w:eastAsia="Times New Roman" w:hAnsi="Times New Roman" w:cs="Times New Roman"/>
+                <w:color w:val="000000"/>
+                <w:kern w:val="0"/>
+                <w:sz w:val="16"/>
+                <w:szCs w:val="16"/>
+                <w:lang w:eastAsia="es-CO"/>
+                <w14:ligatures w14:val="none"/>
+              </w:rPr>
+              <w:t>Posible incremento en el costo inicial de vehículos equipados con tecnologías avanzadas.</w:t>
             </w:r>
           </w:p>
           <w:p>
@@ -6727,32 +5856,41 @@
                 <w14:ligatures w14:val="none"/>
               </w:rPr>
             </w:pPr>
-          </w:p>
-          <w:p>
-            <w:pPr>
-              <w:spacing w:after="0" w:line="240" w:lineRule="auto"/>
-              <w:jc w:val="both"/>
-              <w:rPr>
-                <w:rFonts w:ascii="Times New Roman" w:eastAsia="Times New Roman" w:hAnsi="Times New Roman" w:cs="Times New Roman"/>
-                <w:color w:val="000000"/>
-                <w:kern w:val="0"/>
-                <w:sz w:val="16"/>
-                <w:szCs w:val="16"/>
-                <w:lang w:eastAsia="es-CO"/>
-                <w14:ligatures w14:val="none"/>
-              </w:rPr>
-            </w:pPr>
-            <w:r>
-              <w:rPr>
-                <w:rFonts w:ascii="Times New Roman" w:eastAsia="Times New Roman" w:hAnsi="Times New Roman" w:cs="Times New Roman"/>
-                <w:color w:val="000000"/>
-                <w:kern w:val="0"/>
-                <w:sz w:val="16"/>
-                <w:szCs w:val="16"/>
-                <w:lang w:eastAsia="es-CO"/>
-                <w14:ligatures w14:val="none"/>
-              </w:rPr>
-              <w:t>2. Temores de que la automatización pueda reemplazar la evaluación de los profesores.</w:t>
+            <w:r>
+              <w:rPr>
+                <w:rFonts w:ascii="Times New Roman" w:eastAsia="Times New Roman" w:hAnsi="Times New Roman" w:cs="Times New Roman"/>
+                <w:color w:val="000000"/>
+                <w:kern w:val="0"/>
+                <w:sz w:val="16"/>
+                <w:szCs w:val="16"/>
+                <w:lang w:eastAsia="es-CO"/>
+                <w14:ligatures w14:val="none"/>
+              </w:rPr>
+              <w:t xml:space="preserve">2. </w:t>
+            </w:r>
+            <w:r>
+              <w:rPr>
+                <w:rFonts w:ascii="Times New Roman" w:eastAsia="Times New Roman" w:hAnsi="Times New Roman" w:cs="Times New Roman"/>
+                <w:color w:val="000000"/>
+                <w:kern w:val="0"/>
+                <w:sz w:val="16"/>
+                <w:szCs w:val="16"/>
+                <w:lang w:eastAsia="es-CO"/>
+                <w14:ligatures w14:val="none"/>
+              </w:rPr>
+              <w:t>Necesidad de grandes inversiones en investigación y desarrollo para mantener la competitividad</w:t>
+            </w:r>
+            <w:r>
+              <w:rPr>
+                <w:rFonts w:ascii="Times New Roman" w:eastAsia="Times New Roman" w:hAnsi="Times New Roman" w:cs="Times New Roman"/>
+                <w:color w:val="000000"/>
+                <w:kern w:val="0"/>
+                <w:sz w:val="16"/>
+                <w:szCs w:val="16"/>
+                <w:lang w:eastAsia="es-CO"/>
+                <w14:ligatures w14:val="none"/>
+              </w:rPr>
+              <w:t>.</w:t>
             </w:r>
           </w:p>
         </w:tc>
@@ -6869,7 +6007,19 @@
                 <w:lang w:eastAsia="es-CO"/>
                 <w14:ligatures w14:val="none"/>
               </w:rPr>
-              <w:t>Promoción de prácticas éticas en el uso de datos educativos.</w:t>
+              <w:t>Promoción de prácticas éticas en el uso de datos</w:t>
+            </w:r>
+            <w:r>
+              <w:rPr>
+                <w:rFonts w:ascii="Times New Roman" w:eastAsia="Times New Roman" w:hAnsi="Times New Roman" w:cs="Times New Roman"/>
+                <w:color w:val="000000"/>
+                <w:kern w:val="0"/>
+                <w:sz w:val="16"/>
+                <w:szCs w:val="16"/>
+                <w:lang w:eastAsia="es-CO"/>
+                <w14:ligatures w14:val="none"/>
+              </w:rPr>
+              <w:t>.</w:t>
             </w:r>
           </w:p>
         </w:tc>
@@ -6910,19 +6060,7 @@
                 <w:lang w:eastAsia="es-CO"/>
                 <w14:ligatures w14:val="none"/>
               </w:rPr>
-              <w:t>P</w:t>
-            </w:r>
-            <w:r>
-              <w:rPr>
-                <w:rFonts w:ascii="Times New Roman" w:eastAsia="Times New Roman" w:hAnsi="Times New Roman" w:cs="Times New Roman"/>
-                <w:color w:val="000000"/>
-                <w:kern w:val="0"/>
-                <w:sz w:val="16"/>
-                <w:szCs w:val="16"/>
-                <w:lang w:eastAsia="es-CO"/>
-                <w14:ligatures w14:val="none"/>
-              </w:rPr>
-              <w:t>reocupaciones éticas relacionadas con la privacidad de los datos y el sesgo algorítmico</w:t>
+              <w:t>Preocupaciones sobre la privacidad y la seguridad de los datos recopilados por sistemas de IA.</w:t>
             </w:r>
           </w:p>
         </w:tc>
@@ -6972,1440 +6110,29 @@
       <w:pPr>
         <w:jc w:val="both"/>
         <w:rPr>
-          <w:rFonts w:ascii="Times New Roman" w:hAnsi="Times New Roman" w:cs="Times New Roman"/>
-          <w:sz w:val="20"/>
-          <w:szCs w:val="20"/>
-        </w:rPr>
-      </w:pPr>
-      <w:bookmarkStart w:id="4" w:name="_Hlk141723303"/>
-      <w:r>
-        <w:rPr>
-          <w:rFonts w:ascii="Times New Roman" w:hAnsi="Times New Roman" w:cs="Times New Roman"/>
-          <w:sz w:val="20"/>
-          <w:szCs w:val="20"/>
-        </w:rPr>
-        <w:t xml:space="preserve">   </w:t>
-      </w:r>
-      <w:r>
-        <w:rPr>
-          <w:rFonts w:ascii="Times New Roman" w:hAnsi="Times New Roman" w:cs="Times New Roman"/>
-          <w:sz w:val="20"/>
-          <w:szCs w:val="20"/>
-        </w:rPr>
-        <w:t>Finalmente,</w:t>
-      </w:r>
-      <w:r>
-        <w:rPr>
-          <w:rFonts w:ascii="Times New Roman" w:hAnsi="Times New Roman" w:cs="Times New Roman"/>
-          <w:sz w:val="20"/>
-          <w:szCs w:val="20"/>
-        </w:rPr>
-        <w:t xml:space="preserve"> s</w:t>
-      </w:r>
-      <w:r>
-        <w:rPr>
-          <w:rFonts w:ascii="Times New Roman" w:hAnsi="Times New Roman" w:cs="Times New Roman"/>
-          <w:sz w:val="20"/>
-          <w:szCs w:val="20"/>
-        </w:rPr>
-        <w:t>e identificar</w:t>
-      </w:r>
-      <w:r>
-        <w:rPr>
-          <w:rFonts w:ascii="Times New Roman" w:hAnsi="Times New Roman" w:cs="Times New Roman"/>
-          <w:sz w:val="20"/>
-          <w:szCs w:val="20"/>
-        </w:rPr>
-        <w:t>on</w:t>
-      </w:r>
-      <w:r>
-        <w:rPr>
-          <w:rFonts w:ascii="Times New Roman" w:hAnsi="Times New Roman" w:cs="Times New Roman"/>
-          <w:sz w:val="20"/>
-          <w:szCs w:val="20"/>
-        </w:rPr>
-        <w:t xml:space="preserve"> los impactos positivos y negativos para cada uno de los </w:t>
-      </w:r>
-      <w:r>
-        <w:rPr>
-          <w:rFonts w:ascii="Times New Roman" w:hAnsi="Times New Roman" w:cs="Times New Roman"/>
-          <w:sz w:val="20"/>
-          <w:szCs w:val="20"/>
-        </w:rPr>
-        <w:t xml:space="preserve">stakeholders </w:t>
-      </w:r>
-      <w:r>
-        <w:rPr>
-          <w:rFonts w:ascii="Times New Roman" w:hAnsi="Times New Roman" w:cs="Times New Roman"/>
-          <w:sz w:val="20"/>
-          <w:szCs w:val="20"/>
-        </w:rPr>
-        <w:t>involucrados</w:t>
-      </w:r>
-      <w:r>
-        <w:rPr>
-          <w:rFonts w:ascii="Times New Roman" w:hAnsi="Times New Roman" w:cs="Times New Roman"/>
-          <w:sz w:val="20"/>
-          <w:szCs w:val="20"/>
-        </w:rPr>
-        <w:t xml:space="preserve"> en esta investigación. Estos se aprecia</w:t>
-      </w:r>
-      <w:r>
-        <w:rPr>
-          <w:rFonts w:ascii="Times New Roman" w:hAnsi="Times New Roman" w:cs="Times New Roman"/>
-          <w:sz w:val="20"/>
-          <w:szCs w:val="20"/>
-        </w:rPr>
-        <w:t xml:space="preserve">n </w:t>
-      </w:r>
-      <w:r>
-        <w:rPr>
-          <w:rFonts w:ascii="Times New Roman" w:hAnsi="Times New Roman" w:cs="Times New Roman"/>
-          <w:sz w:val="20"/>
-          <w:szCs w:val="20"/>
-        </w:rPr>
-        <w:t>en la siguiente tabla</w:t>
-      </w:r>
-      <w:bookmarkEnd w:id="4"/>
-      <w:r>
-        <w:rPr>
-          <w:rFonts w:ascii="Times New Roman" w:hAnsi="Times New Roman" w:cs="Times New Roman"/>
-          <w:sz w:val="20"/>
-          <w:szCs w:val="20"/>
-        </w:rPr>
-        <w:t>:</w:t>
-      </w:r>
-    </w:p>
-    <w:p>
-      <w:pPr>
-        <w:pStyle w:val="TableTitle"/>
-        <w:rPr>
-          <w:lang w:val="es-CO"/>
-        </w:rPr>
-      </w:pPr>
-      <w:r>
-        <w:rPr>
-          <w:lang w:val="es-CO"/>
-        </w:rPr>
-        <w:t>TABLA III</w:t>
-      </w:r>
-    </w:p>
-    <w:p>
-      <w:pPr>
-        <w:pStyle w:val="TableTitle"/>
-        <w:rPr>
-          <w:lang w:val="es-CO"/>
-        </w:rPr>
-      </w:pPr>
-      <w:r>
-        <w:rPr>
-          <w:lang w:val="es-CO"/>
-        </w:rPr>
-        <w:t>Impactos del Proyecto caso 3</w:t>
-      </w:r>
-      <w:r>
-        <w:rPr>
-          <w:lang w:val="es-CO"/>
-        </w:rPr>
-        <w:fldChar w:fldCharType="begin"/>
-      </w:r>
-      <w:r>
-        <w:rPr>
-          <w:lang w:val="es-CO"/>
-        </w:rPr>
-        <w:instrText xml:space="preserve"> LINK Excel.SheetBinaryMacroEnabled.12 "C:\\Users\\sebas\\AppData\\Roaming\\Microsoft\\Excel\\Libro1 (version 1).xlsb" "Hoja1!F1C1:F5C4" \a \f 4 \h  \* MERGEFORMAT </w:instrText>
-      </w:r>
-      <w:r>
-        <w:rPr>
-          <w:lang w:val="es-CO"/>
-        </w:rPr>
-        <w:fldChar w:fldCharType="separate"/>
-      </w:r>
-    </w:p>
-    <w:tbl>
-      <w:tblPr>
-        <w:tblW w:w="5079" w:type="dxa"/>
-        <w:tblLayout w:type="fixed"/>
-        <w:tblCellMar>
-          <w:left w:w="70" w:type="dxa"/>
-          <w:right w:w="70" w:type="dxa"/>
-        </w:tblCellMar>
-        <w:tblLook w:val="04A0" w:firstRow="1" w:lastRow="0" w:firstColumn="1" w:lastColumn="0" w:noHBand="0" w:noVBand="1"/>
-      </w:tblPr>
-      <w:tblGrid>
-        <w:gridCol w:w="1075"/>
-        <w:gridCol w:w="990"/>
-        <w:gridCol w:w="1350"/>
-        <w:gridCol w:w="1664"/>
-      </w:tblGrid>
-      <w:tr>
-        <w:trPr>
-          <w:trHeight w:val="519"/>
-        </w:trPr>
-        <w:tc>
-          <w:tcPr>
-            <w:tcW w:w="1075" w:type="dxa"/>
-            <w:tcBorders>
-              <w:top w:val="single" w:sz="4" w:space="0" w:color="auto"/>
-              <w:left w:val="single" w:sz="4" w:space="0" w:color="auto"/>
-              <w:bottom w:val="single" w:sz="4" w:space="0" w:color="auto"/>
-              <w:right w:val="single" w:sz="4" w:space="0" w:color="auto"/>
-            </w:tcBorders>
-            <w:shd w:val="clear" w:color="auto" w:fill="auto"/>
-            <w:vAlign w:val="center"/>
-            <w:hideMark/>
-          </w:tcPr>
-          <w:p>
-            <w:pPr>
-              <w:spacing w:after="0" w:line="240" w:lineRule="auto"/>
-              <w:jc w:val="center"/>
-              <w:rPr>
-                <w:rFonts w:ascii="Times New Roman" w:eastAsia="Times New Roman" w:hAnsi="Times New Roman" w:cs="Times New Roman"/>
-                <w:b/>
-                <w:bCs/>
-                <w:color w:val="000000"/>
-                <w:kern w:val="0"/>
-                <w:sz w:val="16"/>
-                <w:szCs w:val="16"/>
-                <w:lang w:eastAsia="es-CO"/>
-                <w14:ligatures w14:val="none"/>
-              </w:rPr>
-            </w:pPr>
-            <w:r>
-              <w:rPr>
-                <w:rFonts w:ascii="Times New Roman" w:eastAsia="Times New Roman" w:hAnsi="Times New Roman" w:cs="Times New Roman"/>
-                <w:b/>
-                <w:bCs/>
-                <w:color w:val="000000"/>
-                <w:kern w:val="0"/>
-                <w:sz w:val="16"/>
-                <w:szCs w:val="16"/>
-                <w:lang w:eastAsia="es-CO"/>
-                <w14:ligatures w14:val="none"/>
-              </w:rPr>
-              <w:t xml:space="preserve">Grupos de interés: </w:t>
-            </w:r>
-          </w:p>
-        </w:tc>
-        <w:tc>
-          <w:tcPr>
-            <w:tcW w:w="990" w:type="dxa"/>
-            <w:tcBorders>
-              <w:top w:val="single" w:sz="4" w:space="0" w:color="auto"/>
-              <w:left w:val="nil"/>
-              <w:bottom w:val="single" w:sz="4" w:space="0" w:color="auto"/>
-              <w:right w:val="single" w:sz="4" w:space="0" w:color="auto"/>
-            </w:tcBorders>
-            <w:shd w:val="clear" w:color="auto" w:fill="auto"/>
-            <w:vAlign w:val="center"/>
-            <w:hideMark/>
-          </w:tcPr>
-          <w:p>
-            <w:pPr>
-              <w:spacing w:after="0" w:line="240" w:lineRule="auto"/>
-              <w:jc w:val="center"/>
-              <w:rPr>
-                <w:rFonts w:ascii="Times New Roman" w:eastAsia="Times New Roman" w:hAnsi="Times New Roman" w:cs="Times New Roman"/>
-                <w:b/>
-                <w:bCs/>
-                <w:color w:val="000000"/>
-                <w:kern w:val="0"/>
-                <w:sz w:val="16"/>
-                <w:szCs w:val="16"/>
-                <w:lang w:eastAsia="es-CO"/>
-                <w14:ligatures w14:val="none"/>
-              </w:rPr>
-            </w:pPr>
-            <w:r>
-              <w:rPr>
-                <w:rFonts w:ascii="Times New Roman" w:eastAsia="Times New Roman" w:hAnsi="Times New Roman" w:cs="Times New Roman"/>
-                <w:b/>
-                <w:bCs/>
-                <w:color w:val="000000"/>
-                <w:kern w:val="0"/>
-                <w:sz w:val="16"/>
-                <w:szCs w:val="16"/>
-                <w:lang w:eastAsia="es-CO"/>
-                <w14:ligatures w14:val="none"/>
-              </w:rPr>
-              <w:t>Tipos de impacto</w:t>
-            </w:r>
-          </w:p>
-        </w:tc>
-        <w:tc>
-          <w:tcPr>
-            <w:tcW w:w="1350" w:type="dxa"/>
-            <w:tcBorders>
-              <w:top w:val="single" w:sz="4" w:space="0" w:color="auto"/>
-              <w:left w:val="nil"/>
-              <w:bottom w:val="single" w:sz="4" w:space="0" w:color="auto"/>
-              <w:right w:val="single" w:sz="4" w:space="0" w:color="auto"/>
-            </w:tcBorders>
-            <w:shd w:val="clear" w:color="auto" w:fill="auto"/>
-            <w:vAlign w:val="center"/>
-            <w:hideMark/>
-          </w:tcPr>
-          <w:p>
-            <w:pPr>
-              <w:spacing w:after="0" w:line="240" w:lineRule="auto"/>
-              <w:jc w:val="center"/>
-              <w:rPr>
-                <w:rFonts w:ascii="Times New Roman" w:eastAsia="Times New Roman" w:hAnsi="Times New Roman" w:cs="Times New Roman"/>
-                <w:b/>
-                <w:bCs/>
-                <w:color w:val="000000"/>
-                <w:kern w:val="0"/>
-                <w:sz w:val="16"/>
-                <w:szCs w:val="16"/>
-                <w:lang w:eastAsia="es-CO"/>
-                <w14:ligatures w14:val="none"/>
-              </w:rPr>
-            </w:pPr>
-            <w:r>
-              <w:rPr>
-                <w:rFonts w:ascii="Times New Roman" w:eastAsia="Times New Roman" w:hAnsi="Times New Roman" w:cs="Times New Roman"/>
-                <w:b/>
-                <w:bCs/>
-                <w:color w:val="000000"/>
-                <w:kern w:val="0"/>
-                <w:sz w:val="16"/>
-                <w:szCs w:val="16"/>
-                <w:lang w:eastAsia="es-CO"/>
-                <w14:ligatures w14:val="none"/>
-              </w:rPr>
-              <w:t>Impacto positivo</w:t>
-            </w:r>
-          </w:p>
-        </w:tc>
-        <w:tc>
-          <w:tcPr>
-            <w:tcW w:w="1664" w:type="dxa"/>
-            <w:tcBorders>
-              <w:top w:val="single" w:sz="4" w:space="0" w:color="auto"/>
-              <w:left w:val="nil"/>
-              <w:bottom w:val="single" w:sz="4" w:space="0" w:color="auto"/>
-              <w:right w:val="single" w:sz="4" w:space="0" w:color="auto"/>
-            </w:tcBorders>
-            <w:shd w:val="clear" w:color="auto" w:fill="auto"/>
-            <w:vAlign w:val="center"/>
-            <w:hideMark/>
-          </w:tcPr>
-          <w:p>
-            <w:pPr>
-              <w:spacing w:after="0" w:line="240" w:lineRule="auto"/>
-              <w:jc w:val="center"/>
-              <w:rPr>
-                <w:rFonts w:ascii="Times New Roman" w:eastAsia="Times New Roman" w:hAnsi="Times New Roman" w:cs="Times New Roman"/>
-                <w:b/>
-                <w:bCs/>
-                <w:color w:val="000000"/>
-                <w:kern w:val="0"/>
-                <w:sz w:val="16"/>
-                <w:szCs w:val="16"/>
-                <w:lang w:eastAsia="es-CO"/>
-                <w14:ligatures w14:val="none"/>
-              </w:rPr>
-            </w:pPr>
-            <w:r>
-              <w:rPr>
-                <w:rFonts w:ascii="Times New Roman" w:eastAsia="Times New Roman" w:hAnsi="Times New Roman" w:cs="Times New Roman"/>
-                <w:b/>
-                <w:bCs/>
-                <w:color w:val="000000"/>
-                <w:kern w:val="0"/>
-                <w:sz w:val="16"/>
-                <w:szCs w:val="16"/>
-                <w:lang w:eastAsia="es-CO"/>
-                <w14:ligatures w14:val="none"/>
-              </w:rPr>
-              <w:t>Impacto negativo</w:t>
-            </w:r>
-          </w:p>
-        </w:tc>
-      </w:tr>
-      <w:tr>
-        <w:trPr>
-          <w:trHeight w:val="3034"/>
-        </w:trPr>
-        <w:tc>
-          <w:tcPr>
-            <w:tcW w:w="1075" w:type="dxa"/>
-            <w:vMerge w:val="restart"/>
-            <w:tcBorders>
-              <w:top w:val="nil"/>
-              <w:left w:val="single" w:sz="4" w:space="0" w:color="auto"/>
-              <w:bottom w:val="single" w:sz="4" w:space="0" w:color="auto"/>
-              <w:right w:val="single" w:sz="4" w:space="0" w:color="auto"/>
-            </w:tcBorders>
-            <w:shd w:val="clear" w:color="auto" w:fill="auto"/>
-            <w:vAlign w:val="center"/>
-            <w:hideMark/>
-          </w:tcPr>
-          <w:p>
-            <w:pPr>
-              <w:spacing w:after="0" w:line="240" w:lineRule="auto"/>
-              <w:jc w:val="center"/>
-              <w:rPr>
-                <w:rFonts w:ascii="Times New Roman" w:eastAsia="Times New Roman" w:hAnsi="Times New Roman" w:cs="Times New Roman"/>
-                <w:b/>
-                <w:bCs/>
-                <w:color w:val="000000"/>
-                <w:kern w:val="0"/>
-                <w:sz w:val="16"/>
-                <w:szCs w:val="16"/>
-                <w:lang w:eastAsia="es-CO"/>
-                <w14:ligatures w14:val="none"/>
-              </w:rPr>
-            </w:pPr>
-            <w:r>
-              <w:rPr>
-                <w:rFonts w:ascii="Times New Roman" w:eastAsia="Times New Roman" w:hAnsi="Times New Roman" w:cs="Times New Roman"/>
-                <w:b/>
-                <w:bCs/>
-                <w:color w:val="000000"/>
-                <w:kern w:val="0"/>
-                <w:sz w:val="16"/>
-                <w:szCs w:val="16"/>
-                <w:lang w:eastAsia="es-CO"/>
-                <w14:ligatures w14:val="none"/>
-              </w:rPr>
-              <w:lastRenderedPageBreak/>
-              <w:t>Instituciones Educativas</w:t>
-            </w:r>
-          </w:p>
-        </w:tc>
-        <w:tc>
-          <w:tcPr>
-            <w:tcW w:w="990" w:type="dxa"/>
-            <w:tcBorders>
-              <w:top w:val="nil"/>
-              <w:left w:val="nil"/>
-              <w:bottom w:val="single" w:sz="4" w:space="0" w:color="auto"/>
-              <w:right w:val="single" w:sz="4" w:space="0" w:color="auto"/>
-            </w:tcBorders>
-            <w:shd w:val="clear" w:color="auto" w:fill="auto"/>
-            <w:vAlign w:val="center"/>
-            <w:hideMark/>
-          </w:tcPr>
-          <w:p>
-            <w:pPr>
-              <w:spacing w:after="0" w:line="240" w:lineRule="auto"/>
-              <w:jc w:val="center"/>
-              <w:rPr>
-                <w:rFonts w:ascii="Times New Roman" w:eastAsia="Times New Roman" w:hAnsi="Times New Roman" w:cs="Times New Roman"/>
-                <w:color w:val="000000"/>
-                <w:kern w:val="0"/>
-                <w:sz w:val="16"/>
-                <w:szCs w:val="16"/>
-                <w:lang w:eastAsia="es-CO"/>
-                <w14:ligatures w14:val="none"/>
-              </w:rPr>
-            </w:pPr>
-            <w:r>
-              <w:rPr>
-                <w:rFonts w:ascii="Times New Roman" w:eastAsia="Times New Roman" w:hAnsi="Times New Roman" w:cs="Times New Roman"/>
-                <w:color w:val="000000"/>
-                <w:kern w:val="0"/>
-                <w:sz w:val="16"/>
-                <w:szCs w:val="16"/>
-                <w:lang w:eastAsia="es-CO"/>
-                <w14:ligatures w14:val="none"/>
-              </w:rPr>
-              <w:t>Técnicos y económicos</w:t>
-            </w:r>
-          </w:p>
-        </w:tc>
-        <w:tc>
-          <w:tcPr>
-            <w:tcW w:w="1350" w:type="dxa"/>
-            <w:tcBorders>
-              <w:top w:val="nil"/>
-              <w:left w:val="nil"/>
-              <w:bottom w:val="single" w:sz="4" w:space="0" w:color="auto"/>
-              <w:right w:val="single" w:sz="4" w:space="0" w:color="auto"/>
-            </w:tcBorders>
-            <w:shd w:val="clear" w:color="auto" w:fill="auto"/>
-            <w:vAlign w:val="center"/>
-            <w:hideMark/>
-          </w:tcPr>
-          <w:p>
-            <w:pPr>
-              <w:spacing w:after="0" w:line="240" w:lineRule="auto"/>
-              <w:jc w:val="both"/>
-              <w:rPr>
-                <w:rFonts w:ascii="Times New Roman" w:eastAsia="Times New Roman" w:hAnsi="Times New Roman" w:cs="Times New Roman"/>
-                <w:color w:val="000000"/>
-                <w:kern w:val="0"/>
-                <w:sz w:val="16"/>
-                <w:szCs w:val="16"/>
-                <w:lang w:eastAsia="es-CO"/>
-                <w14:ligatures w14:val="none"/>
-              </w:rPr>
-            </w:pPr>
-            <w:r>
-              <w:rPr>
-                <w:rFonts w:ascii="Times New Roman" w:eastAsia="Times New Roman" w:hAnsi="Times New Roman" w:cs="Times New Roman"/>
-                <w:color w:val="000000"/>
-                <w:kern w:val="0"/>
-                <w:sz w:val="16"/>
-                <w:szCs w:val="16"/>
-                <w:lang w:eastAsia="es-CO"/>
-                <w14:ligatures w14:val="none"/>
-              </w:rPr>
-              <w:t xml:space="preserve">Mayor eficiencia en los procesos administrativos </w:t>
-            </w:r>
-            <w:r>
-              <w:rPr>
-                <w:rFonts w:ascii="Times New Roman" w:eastAsia="Times New Roman" w:hAnsi="Times New Roman" w:cs="Times New Roman"/>
-                <w:color w:val="000000"/>
-                <w:kern w:val="0"/>
-                <w:sz w:val="16"/>
-                <w:szCs w:val="16"/>
-                <w:lang w:eastAsia="es-CO"/>
-                <w14:ligatures w14:val="none"/>
-              </w:rPr>
-              <w:t xml:space="preserve">e </w:t>
-            </w:r>
-            <w:r>
-              <w:rPr>
-                <w:rFonts w:ascii="Times New Roman" w:eastAsia="Times New Roman" w:hAnsi="Times New Roman" w:cs="Times New Roman"/>
-                <w:color w:val="000000"/>
-                <w:kern w:val="0"/>
-                <w:sz w:val="16"/>
-                <w:szCs w:val="16"/>
-                <w:lang w:eastAsia="es-CO"/>
-                <w14:ligatures w14:val="none"/>
-              </w:rPr>
-              <w:t>implementación de una enseñanza más eficiente.</w:t>
-            </w:r>
-          </w:p>
-          <w:p>
-            <w:pPr>
-              <w:spacing w:after="0" w:line="240" w:lineRule="auto"/>
-              <w:jc w:val="both"/>
-              <w:rPr>
-                <w:rFonts w:ascii="Times New Roman" w:eastAsia="Times New Roman" w:hAnsi="Times New Roman" w:cs="Times New Roman"/>
-                <w:color w:val="000000"/>
-                <w:kern w:val="0"/>
-                <w:sz w:val="16"/>
-                <w:szCs w:val="16"/>
-                <w:lang w:eastAsia="es-CO"/>
-                <w14:ligatures w14:val="none"/>
-              </w:rPr>
-            </w:pPr>
-          </w:p>
-          <w:p>
-            <w:pPr>
-              <w:spacing w:after="0" w:line="240" w:lineRule="auto"/>
-              <w:jc w:val="both"/>
-              <w:rPr>
-                <w:rFonts w:ascii="Times New Roman" w:eastAsia="Times New Roman" w:hAnsi="Times New Roman" w:cs="Times New Roman"/>
-                <w:color w:val="000000"/>
-                <w:kern w:val="0"/>
-                <w:sz w:val="16"/>
-                <w:szCs w:val="16"/>
-                <w:lang w:eastAsia="es-CO"/>
-                <w14:ligatures w14:val="none"/>
-              </w:rPr>
-            </w:pPr>
-          </w:p>
-        </w:tc>
-        <w:tc>
-          <w:tcPr>
-            <w:tcW w:w="1664" w:type="dxa"/>
-            <w:tcBorders>
-              <w:top w:val="nil"/>
-              <w:left w:val="nil"/>
-              <w:bottom w:val="single" w:sz="4" w:space="0" w:color="auto"/>
-              <w:right w:val="single" w:sz="4" w:space="0" w:color="auto"/>
-            </w:tcBorders>
-            <w:shd w:val="clear" w:color="auto" w:fill="auto"/>
-            <w:vAlign w:val="center"/>
-            <w:hideMark/>
-          </w:tcPr>
-          <w:p>
-            <w:pPr>
-              <w:spacing w:after="0" w:line="240" w:lineRule="auto"/>
-              <w:jc w:val="both"/>
-              <w:rPr>
-                <w:rFonts w:ascii="Times New Roman" w:eastAsia="Times New Roman" w:hAnsi="Times New Roman" w:cs="Times New Roman"/>
-                <w:color w:val="000000"/>
-                <w:kern w:val="0"/>
-                <w:sz w:val="16"/>
-                <w:szCs w:val="16"/>
-                <w:lang w:eastAsia="es-CO"/>
-                <w14:ligatures w14:val="none"/>
-              </w:rPr>
-            </w:pPr>
-            <w:r>
-              <w:rPr>
-                <w:rFonts w:ascii="Times New Roman" w:eastAsia="Times New Roman" w:hAnsi="Times New Roman" w:cs="Times New Roman"/>
-                <w:color w:val="000000"/>
-                <w:kern w:val="0"/>
-                <w:sz w:val="16"/>
-                <w:szCs w:val="16"/>
-                <w:lang w:eastAsia="es-CO"/>
-                <w14:ligatures w14:val="none"/>
-              </w:rPr>
-              <w:t>Costos elevados de implementación y mantenimiento.</w:t>
-            </w:r>
-          </w:p>
-        </w:tc>
-      </w:tr>
-      <w:tr>
-        <w:trPr>
-          <w:trHeight w:val="1970"/>
-        </w:trPr>
-        <w:tc>
-          <w:tcPr>
-            <w:tcW w:w="1075" w:type="dxa"/>
-            <w:vMerge/>
-            <w:tcBorders>
-              <w:top w:val="nil"/>
-              <w:left w:val="single" w:sz="4" w:space="0" w:color="auto"/>
-              <w:bottom w:val="single" w:sz="4" w:space="0" w:color="auto"/>
-              <w:right w:val="single" w:sz="4" w:space="0" w:color="auto"/>
-            </w:tcBorders>
-            <w:vAlign w:val="center"/>
-            <w:hideMark/>
-          </w:tcPr>
-          <w:p>
-            <w:pPr>
-              <w:spacing w:after="0" w:line="240" w:lineRule="auto"/>
-              <w:rPr>
-                <w:rFonts w:ascii="Times New Roman" w:eastAsia="Times New Roman" w:hAnsi="Times New Roman" w:cs="Times New Roman"/>
-                <w:b/>
-                <w:bCs/>
-                <w:color w:val="000000"/>
-                <w:kern w:val="0"/>
-                <w:sz w:val="16"/>
-                <w:szCs w:val="16"/>
-                <w:lang w:eastAsia="es-CO"/>
-                <w14:ligatures w14:val="none"/>
-              </w:rPr>
-            </w:pPr>
-          </w:p>
-        </w:tc>
-        <w:tc>
-          <w:tcPr>
-            <w:tcW w:w="990" w:type="dxa"/>
-            <w:tcBorders>
-              <w:top w:val="nil"/>
-              <w:left w:val="nil"/>
-              <w:bottom w:val="single" w:sz="4" w:space="0" w:color="auto"/>
-              <w:right w:val="single" w:sz="4" w:space="0" w:color="auto"/>
-            </w:tcBorders>
-            <w:shd w:val="clear" w:color="auto" w:fill="auto"/>
-            <w:vAlign w:val="center"/>
-            <w:hideMark/>
-          </w:tcPr>
-          <w:p>
-            <w:pPr>
-              <w:spacing w:after="0" w:line="240" w:lineRule="auto"/>
-              <w:jc w:val="center"/>
-              <w:rPr>
-                <w:rFonts w:ascii="Times New Roman" w:eastAsia="Times New Roman" w:hAnsi="Times New Roman" w:cs="Times New Roman"/>
-                <w:color w:val="000000"/>
-                <w:kern w:val="0"/>
-                <w:sz w:val="16"/>
-                <w:szCs w:val="16"/>
-                <w:lang w:eastAsia="es-CO"/>
-                <w14:ligatures w14:val="none"/>
-              </w:rPr>
-            </w:pPr>
-            <w:r>
-              <w:rPr>
-                <w:rFonts w:ascii="Times New Roman" w:eastAsia="Times New Roman" w:hAnsi="Times New Roman" w:cs="Times New Roman"/>
-                <w:color w:val="000000"/>
-                <w:kern w:val="0"/>
-                <w:sz w:val="16"/>
-                <w:szCs w:val="16"/>
-                <w:lang w:eastAsia="es-CO"/>
-                <w14:ligatures w14:val="none"/>
-              </w:rPr>
-              <w:t xml:space="preserve">Social y </w:t>
-            </w:r>
-            <w:r>
-              <w:rPr>
-                <w:rFonts w:ascii="Times New Roman" w:eastAsia="Times New Roman" w:hAnsi="Times New Roman" w:cs="Times New Roman"/>
-                <w:color w:val="000000"/>
-                <w:kern w:val="0"/>
-                <w:sz w:val="16"/>
-                <w:szCs w:val="16"/>
-                <w:lang w:eastAsia="es-CO"/>
-                <w14:ligatures w14:val="none"/>
-              </w:rPr>
-              <w:t>Ético</w:t>
-            </w:r>
-          </w:p>
-        </w:tc>
-        <w:tc>
-          <w:tcPr>
-            <w:tcW w:w="1350" w:type="dxa"/>
-            <w:tcBorders>
-              <w:top w:val="nil"/>
-              <w:left w:val="nil"/>
-              <w:bottom w:val="single" w:sz="4" w:space="0" w:color="auto"/>
-              <w:right w:val="single" w:sz="4" w:space="0" w:color="auto"/>
-            </w:tcBorders>
-            <w:shd w:val="clear" w:color="auto" w:fill="auto"/>
-            <w:vAlign w:val="center"/>
-            <w:hideMark/>
-          </w:tcPr>
-          <w:p>
-            <w:pPr>
-              <w:spacing w:after="0" w:line="240" w:lineRule="auto"/>
-              <w:jc w:val="center"/>
-              <w:rPr>
-                <w:rFonts w:ascii="Times New Roman" w:eastAsia="Times New Roman" w:hAnsi="Times New Roman" w:cs="Times New Roman"/>
-                <w:color w:val="000000"/>
-                <w:kern w:val="0"/>
-                <w:sz w:val="16"/>
-                <w:szCs w:val="16"/>
-                <w:lang w:eastAsia="es-CO"/>
-                <w14:ligatures w14:val="none"/>
-              </w:rPr>
-            </w:pPr>
-          </w:p>
-          <w:p>
-            <w:pPr>
-              <w:spacing w:after="0" w:line="240" w:lineRule="auto"/>
-              <w:jc w:val="both"/>
-              <w:rPr>
-                <w:rFonts w:ascii="Times New Roman" w:eastAsia="Times New Roman" w:hAnsi="Times New Roman" w:cs="Times New Roman"/>
-                <w:color w:val="000000"/>
-                <w:kern w:val="0"/>
-                <w:sz w:val="16"/>
-                <w:szCs w:val="16"/>
-                <w:lang w:eastAsia="es-CO"/>
-                <w14:ligatures w14:val="none"/>
-              </w:rPr>
-            </w:pPr>
-            <w:r>
-              <w:rPr>
-                <w:rFonts w:ascii="Times New Roman" w:eastAsia="Times New Roman" w:hAnsi="Times New Roman" w:cs="Times New Roman"/>
-                <w:color w:val="000000"/>
-                <w:kern w:val="0"/>
-                <w:sz w:val="16"/>
-                <w:szCs w:val="16"/>
-                <w:lang w:eastAsia="es-CO"/>
-                <w14:ligatures w14:val="none"/>
-              </w:rPr>
-              <w:t xml:space="preserve">1. </w:t>
-            </w:r>
-            <w:r>
-              <w:rPr>
-                <w:rFonts w:ascii="Times New Roman" w:eastAsia="Times New Roman" w:hAnsi="Times New Roman" w:cs="Times New Roman"/>
-                <w:color w:val="000000"/>
-                <w:kern w:val="0"/>
-                <w:sz w:val="16"/>
-                <w:szCs w:val="16"/>
-                <w:lang w:eastAsia="es-CO"/>
-                <w14:ligatures w14:val="none"/>
-              </w:rPr>
-              <w:t>Mejora en la calidad de la educación, personalización del aprendizaje.</w:t>
-            </w:r>
-          </w:p>
-          <w:p>
-            <w:pPr>
-              <w:spacing w:after="0" w:line="240" w:lineRule="auto"/>
-              <w:jc w:val="both"/>
-              <w:rPr>
-                <w:rFonts w:ascii="Times New Roman" w:eastAsia="Times New Roman" w:hAnsi="Times New Roman" w:cs="Times New Roman"/>
-                <w:color w:val="000000"/>
-                <w:kern w:val="0"/>
-                <w:sz w:val="16"/>
-                <w:szCs w:val="16"/>
-                <w:lang w:eastAsia="es-CO"/>
-                <w14:ligatures w14:val="none"/>
-              </w:rPr>
-            </w:pPr>
-          </w:p>
-          <w:p>
-            <w:pPr>
-              <w:spacing w:after="0" w:line="240" w:lineRule="auto"/>
-              <w:jc w:val="both"/>
-              <w:rPr>
-                <w:rFonts w:ascii="Times New Roman" w:eastAsia="Times New Roman" w:hAnsi="Times New Roman" w:cs="Times New Roman"/>
-                <w:color w:val="000000"/>
-                <w:kern w:val="0"/>
-                <w:sz w:val="16"/>
-                <w:szCs w:val="16"/>
-                <w:lang w:eastAsia="es-CO"/>
-                <w14:ligatures w14:val="none"/>
-              </w:rPr>
-            </w:pPr>
-            <w:r>
-              <w:rPr>
-                <w:rFonts w:ascii="Times New Roman" w:eastAsia="Times New Roman" w:hAnsi="Times New Roman" w:cs="Times New Roman"/>
-                <w:color w:val="000000"/>
-                <w:kern w:val="0"/>
-                <w:sz w:val="16"/>
-                <w:szCs w:val="16"/>
-                <w:lang w:eastAsia="es-CO"/>
-                <w14:ligatures w14:val="none"/>
-              </w:rPr>
-              <w:t xml:space="preserve">2. </w:t>
-            </w:r>
-            <w:r>
-              <w:rPr>
-                <w:rFonts w:ascii="Times New Roman" w:eastAsia="Times New Roman" w:hAnsi="Times New Roman" w:cs="Times New Roman"/>
-                <w:color w:val="000000"/>
-                <w:kern w:val="0"/>
-                <w:sz w:val="16"/>
-                <w:szCs w:val="16"/>
-                <w:lang w:eastAsia="es-CO"/>
-                <w14:ligatures w14:val="none"/>
-              </w:rPr>
-              <w:t>Promoción del uso ético de la IA en la educación y en otras áreas.</w:t>
-            </w:r>
-          </w:p>
-        </w:tc>
-        <w:tc>
-          <w:tcPr>
-            <w:tcW w:w="1664" w:type="dxa"/>
-            <w:tcBorders>
-              <w:top w:val="nil"/>
-              <w:left w:val="nil"/>
-              <w:bottom w:val="single" w:sz="4" w:space="0" w:color="auto"/>
-              <w:right w:val="single" w:sz="4" w:space="0" w:color="auto"/>
-            </w:tcBorders>
-            <w:shd w:val="clear" w:color="auto" w:fill="auto"/>
-            <w:vAlign w:val="center"/>
-            <w:hideMark/>
-          </w:tcPr>
-          <w:p>
-            <w:pPr>
-              <w:spacing w:after="0" w:line="240" w:lineRule="auto"/>
-              <w:jc w:val="both"/>
-              <w:rPr>
-                <w:rFonts w:ascii="Times New Roman" w:eastAsia="Times New Roman" w:hAnsi="Times New Roman" w:cs="Times New Roman"/>
-                <w:color w:val="000000"/>
-                <w:kern w:val="0"/>
-                <w:sz w:val="16"/>
-                <w:szCs w:val="16"/>
-                <w:lang w:eastAsia="es-CO"/>
-                <w14:ligatures w14:val="none"/>
-              </w:rPr>
-            </w:pPr>
-            <w:r>
-              <w:rPr>
-                <w:rFonts w:ascii="Times New Roman" w:eastAsia="Times New Roman" w:hAnsi="Times New Roman" w:cs="Times New Roman"/>
-                <w:color w:val="000000"/>
-                <w:kern w:val="0"/>
-                <w:sz w:val="16"/>
-                <w:szCs w:val="16"/>
-                <w:lang w:eastAsia="es-CO"/>
-                <w14:ligatures w14:val="none"/>
-              </w:rPr>
-              <w:t xml:space="preserve">1. Preocupaciones sobre la privacidad </w:t>
-            </w:r>
-            <w:r>
-              <w:rPr>
-                <w:rFonts w:ascii="Times New Roman" w:eastAsia="Times New Roman" w:hAnsi="Times New Roman" w:cs="Times New Roman"/>
-                <w:color w:val="000000"/>
-                <w:kern w:val="0"/>
-                <w:sz w:val="16"/>
-                <w:szCs w:val="16"/>
-                <w:lang w:eastAsia="es-CO"/>
-                <w14:ligatures w14:val="none"/>
-              </w:rPr>
-              <w:t xml:space="preserve">y ética </w:t>
-            </w:r>
-            <w:r>
-              <w:rPr>
-                <w:rFonts w:ascii="Times New Roman" w:eastAsia="Times New Roman" w:hAnsi="Times New Roman" w:cs="Times New Roman"/>
-                <w:color w:val="000000"/>
-                <w:kern w:val="0"/>
-                <w:sz w:val="16"/>
-                <w:szCs w:val="16"/>
-                <w:lang w:eastAsia="es-CO"/>
-                <w14:ligatures w14:val="none"/>
-              </w:rPr>
-              <w:t>de</w:t>
-            </w:r>
-            <w:r>
-              <w:rPr>
-                <w:rFonts w:ascii="Times New Roman" w:eastAsia="Times New Roman" w:hAnsi="Times New Roman" w:cs="Times New Roman"/>
-                <w:color w:val="000000"/>
-                <w:kern w:val="0"/>
-                <w:sz w:val="16"/>
-                <w:szCs w:val="16"/>
-                <w:lang w:eastAsia="es-CO"/>
-                <w14:ligatures w14:val="none"/>
-              </w:rPr>
-              <w:t>l manejo</w:t>
-            </w:r>
-            <w:r>
-              <w:rPr>
-                <w:rFonts w:ascii="Times New Roman" w:eastAsia="Times New Roman" w:hAnsi="Times New Roman" w:cs="Times New Roman"/>
-                <w:color w:val="000000"/>
-                <w:kern w:val="0"/>
-                <w:sz w:val="16"/>
-                <w:szCs w:val="16"/>
-                <w:lang w:eastAsia="es-CO"/>
-                <w14:ligatures w14:val="none"/>
-              </w:rPr>
-              <w:t xml:space="preserve"> los datos de los estudiantes.</w:t>
-            </w:r>
-          </w:p>
-        </w:tc>
-      </w:tr>
-      <w:tr>
-        <w:trPr>
-          <w:trHeight w:val="540"/>
-        </w:trPr>
-        <w:tc>
-          <w:tcPr>
-            <w:tcW w:w="1075" w:type="dxa"/>
-            <w:vMerge w:val="restart"/>
-            <w:tcBorders>
-              <w:top w:val="nil"/>
-              <w:left w:val="single" w:sz="4" w:space="0" w:color="auto"/>
-              <w:bottom w:val="single" w:sz="4" w:space="0" w:color="auto"/>
-              <w:right w:val="single" w:sz="4" w:space="0" w:color="auto"/>
-            </w:tcBorders>
-            <w:shd w:val="clear" w:color="auto" w:fill="auto"/>
-            <w:vAlign w:val="center"/>
-            <w:hideMark/>
-          </w:tcPr>
-          <w:p>
-            <w:pPr>
-              <w:spacing w:after="0" w:line="240" w:lineRule="auto"/>
-              <w:jc w:val="center"/>
-              <w:rPr>
-                <w:rFonts w:ascii="Times New Roman" w:eastAsia="Times New Roman" w:hAnsi="Times New Roman" w:cs="Times New Roman"/>
-                <w:b/>
-                <w:bCs/>
-                <w:color w:val="000000"/>
-                <w:kern w:val="0"/>
-                <w:sz w:val="16"/>
-                <w:szCs w:val="16"/>
-                <w:lang w:eastAsia="es-CO"/>
-                <w14:ligatures w14:val="none"/>
-              </w:rPr>
-            </w:pPr>
-            <w:r>
-              <w:rPr>
-                <w:rFonts w:ascii="Times New Roman" w:eastAsia="Times New Roman" w:hAnsi="Times New Roman" w:cs="Times New Roman"/>
-                <w:b/>
-                <w:bCs/>
-                <w:color w:val="000000"/>
-                <w:kern w:val="0"/>
-                <w:sz w:val="16"/>
-                <w:szCs w:val="16"/>
-                <w:lang w:eastAsia="es-CO"/>
-                <w14:ligatures w14:val="none"/>
-              </w:rPr>
-              <w:t>Estudiantes</w:t>
-            </w:r>
-          </w:p>
-        </w:tc>
-        <w:tc>
-          <w:tcPr>
-            <w:tcW w:w="990" w:type="dxa"/>
-            <w:tcBorders>
-              <w:top w:val="nil"/>
-              <w:left w:val="nil"/>
-              <w:bottom w:val="single" w:sz="4" w:space="0" w:color="auto"/>
-              <w:right w:val="single" w:sz="4" w:space="0" w:color="auto"/>
-            </w:tcBorders>
-            <w:shd w:val="clear" w:color="auto" w:fill="auto"/>
-            <w:vAlign w:val="center"/>
-            <w:hideMark/>
-          </w:tcPr>
-          <w:p>
-            <w:pPr>
-              <w:spacing w:after="0" w:line="240" w:lineRule="auto"/>
-              <w:jc w:val="center"/>
-              <w:rPr>
-                <w:rFonts w:ascii="Times New Roman" w:eastAsia="Times New Roman" w:hAnsi="Times New Roman" w:cs="Times New Roman"/>
-                <w:color w:val="000000"/>
-                <w:kern w:val="0"/>
-                <w:sz w:val="16"/>
-                <w:szCs w:val="16"/>
-                <w:lang w:eastAsia="es-CO"/>
-                <w14:ligatures w14:val="none"/>
-              </w:rPr>
-            </w:pPr>
-            <w:r>
-              <w:rPr>
-                <w:rFonts w:ascii="Times New Roman" w:eastAsia="Times New Roman" w:hAnsi="Times New Roman" w:cs="Times New Roman"/>
-                <w:color w:val="000000"/>
-                <w:kern w:val="0"/>
-                <w:sz w:val="16"/>
-                <w:szCs w:val="16"/>
-                <w:lang w:eastAsia="es-CO"/>
-                <w14:ligatures w14:val="none"/>
-              </w:rPr>
-              <w:t>Técnicos y económicos</w:t>
-            </w:r>
-          </w:p>
-        </w:tc>
-        <w:tc>
-          <w:tcPr>
-            <w:tcW w:w="1350" w:type="dxa"/>
-            <w:tcBorders>
-              <w:top w:val="nil"/>
-              <w:left w:val="nil"/>
-              <w:bottom w:val="single" w:sz="4" w:space="0" w:color="auto"/>
-              <w:right w:val="single" w:sz="4" w:space="0" w:color="auto"/>
-            </w:tcBorders>
-            <w:shd w:val="clear" w:color="auto" w:fill="auto"/>
-            <w:vAlign w:val="center"/>
-            <w:hideMark/>
-          </w:tcPr>
-          <w:p>
-            <w:pPr>
-              <w:spacing w:after="0" w:line="240" w:lineRule="auto"/>
-              <w:jc w:val="both"/>
-              <w:rPr>
-                <w:rFonts w:ascii="Times New Roman" w:eastAsia="Times New Roman" w:hAnsi="Times New Roman" w:cs="Times New Roman"/>
-                <w:color w:val="000000"/>
-                <w:kern w:val="0"/>
-                <w:sz w:val="16"/>
-                <w:szCs w:val="16"/>
-                <w:lang w:eastAsia="es-CO"/>
-                <w14:ligatures w14:val="none"/>
-              </w:rPr>
-            </w:pPr>
-            <w:r>
-              <w:rPr>
-                <w:rFonts w:ascii="Times New Roman" w:eastAsia="Times New Roman" w:hAnsi="Times New Roman" w:cs="Times New Roman"/>
-                <w:color w:val="000000"/>
-                <w:kern w:val="0"/>
-                <w:sz w:val="16"/>
-                <w:szCs w:val="16"/>
-                <w:lang w:eastAsia="es-CO"/>
-                <w14:ligatures w14:val="none"/>
-              </w:rPr>
-              <w:t>1. Posibilidad de aprendizaje personalizado y efectivo.</w:t>
-            </w:r>
-          </w:p>
-          <w:p>
-            <w:pPr>
-              <w:spacing w:after="0" w:line="240" w:lineRule="auto"/>
-              <w:jc w:val="both"/>
-              <w:rPr>
-                <w:rFonts w:ascii="Times New Roman" w:eastAsia="Times New Roman" w:hAnsi="Times New Roman" w:cs="Times New Roman"/>
-                <w:color w:val="000000"/>
-                <w:kern w:val="0"/>
-                <w:sz w:val="16"/>
-                <w:szCs w:val="16"/>
-                <w:lang w:eastAsia="es-CO"/>
-                <w14:ligatures w14:val="none"/>
-              </w:rPr>
-            </w:pPr>
-            <w:r>
-              <w:rPr>
-                <w:rFonts w:ascii="Times New Roman" w:eastAsia="Times New Roman" w:hAnsi="Times New Roman" w:cs="Times New Roman"/>
-                <w:color w:val="000000"/>
-                <w:kern w:val="0"/>
-                <w:sz w:val="16"/>
-                <w:szCs w:val="16"/>
-                <w:lang w:eastAsia="es-CO"/>
-                <w14:ligatures w14:val="none"/>
-              </w:rPr>
-              <w:t>2. Acceso a recursos de aprendizaje personalizados y actualizados.</w:t>
-            </w:r>
-          </w:p>
-        </w:tc>
-        <w:tc>
-          <w:tcPr>
-            <w:tcW w:w="1664" w:type="dxa"/>
-            <w:tcBorders>
-              <w:top w:val="nil"/>
-              <w:left w:val="nil"/>
-              <w:bottom w:val="single" w:sz="4" w:space="0" w:color="auto"/>
-              <w:right w:val="single" w:sz="4" w:space="0" w:color="auto"/>
-            </w:tcBorders>
-            <w:shd w:val="clear" w:color="auto" w:fill="auto"/>
-            <w:vAlign w:val="center"/>
-            <w:hideMark/>
-          </w:tcPr>
-          <w:p>
-            <w:pPr>
-              <w:spacing w:after="0" w:line="240" w:lineRule="auto"/>
-              <w:jc w:val="both"/>
-              <w:rPr>
-                <w:rFonts w:ascii="Times New Roman" w:eastAsia="Times New Roman" w:hAnsi="Times New Roman" w:cs="Times New Roman"/>
-                <w:color w:val="000000"/>
-                <w:kern w:val="0"/>
-                <w:sz w:val="16"/>
-                <w:szCs w:val="16"/>
-                <w:lang w:eastAsia="es-CO"/>
-                <w14:ligatures w14:val="none"/>
-              </w:rPr>
-            </w:pPr>
-            <w:r>
-              <w:rPr>
-                <w:rFonts w:ascii="Times New Roman" w:eastAsia="Times New Roman" w:hAnsi="Times New Roman" w:cs="Times New Roman"/>
-                <w:color w:val="000000"/>
-                <w:kern w:val="0"/>
-                <w:sz w:val="16"/>
-                <w:szCs w:val="16"/>
-                <w:lang w:eastAsia="es-CO"/>
-                <w14:ligatures w14:val="none"/>
-              </w:rPr>
-              <w:t>1. Posibles dificultades de adaptabilidad del estudiante</w:t>
-            </w:r>
-            <w:r>
-              <w:rPr>
-                <w:rFonts w:ascii="Times New Roman" w:eastAsia="Times New Roman" w:hAnsi="Times New Roman" w:cs="Times New Roman"/>
-                <w:color w:val="000000"/>
-                <w:kern w:val="0"/>
-                <w:sz w:val="16"/>
-                <w:szCs w:val="16"/>
-                <w:lang w:eastAsia="es-CO"/>
-                <w14:ligatures w14:val="none"/>
-              </w:rPr>
-              <w:t xml:space="preserve"> y </w:t>
-            </w:r>
-            <w:r>
-              <w:rPr>
-                <w:rFonts w:ascii="Times New Roman" w:eastAsia="Times New Roman" w:hAnsi="Times New Roman" w:cs="Times New Roman"/>
-                <w:color w:val="000000"/>
-                <w:kern w:val="0"/>
-                <w:sz w:val="16"/>
-                <w:szCs w:val="16"/>
-                <w:lang w:eastAsia="es-CO"/>
-                <w14:ligatures w14:val="none"/>
-              </w:rPr>
-              <w:t>presentar problemas técnicos.</w:t>
-            </w:r>
-          </w:p>
-          <w:p>
-            <w:pPr>
-              <w:spacing w:after="0" w:line="240" w:lineRule="auto"/>
-              <w:jc w:val="both"/>
-              <w:rPr>
-                <w:rFonts w:ascii="Times New Roman" w:eastAsia="Times New Roman" w:hAnsi="Times New Roman" w:cs="Times New Roman"/>
-                <w:color w:val="000000"/>
-                <w:kern w:val="0"/>
-                <w:sz w:val="16"/>
-                <w:szCs w:val="16"/>
-                <w:lang w:eastAsia="es-CO"/>
-                <w14:ligatures w14:val="none"/>
-              </w:rPr>
-            </w:pPr>
-            <w:r>
-              <w:rPr>
-                <w:rFonts w:ascii="Times New Roman" w:eastAsia="Times New Roman" w:hAnsi="Times New Roman" w:cs="Times New Roman"/>
-                <w:color w:val="000000"/>
-                <w:kern w:val="0"/>
-                <w:sz w:val="16"/>
-                <w:szCs w:val="16"/>
-                <w:lang w:eastAsia="es-CO"/>
-                <w14:ligatures w14:val="none"/>
-              </w:rPr>
-              <w:t>2. Posibles costos adicionales asociados a la tecnología.</w:t>
-            </w:r>
-          </w:p>
-        </w:tc>
-      </w:tr>
-      <w:tr>
-        <w:trPr>
-          <w:trHeight w:val="813"/>
-        </w:trPr>
-        <w:tc>
-          <w:tcPr>
-            <w:tcW w:w="1075" w:type="dxa"/>
-            <w:vMerge/>
-            <w:tcBorders>
-              <w:top w:val="nil"/>
-              <w:left w:val="single" w:sz="4" w:space="0" w:color="auto"/>
-              <w:bottom w:val="single" w:sz="4" w:space="0" w:color="auto"/>
-              <w:right w:val="single" w:sz="4" w:space="0" w:color="auto"/>
-            </w:tcBorders>
-            <w:vAlign w:val="center"/>
-            <w:hideMark/>
-          </w:tcPr>
-          <w:p>
-            <w:pPr>
-              <w:spacing w:after="0" w:line="240" w:lineRule="auto"/>
-              <w:rPr>
-                <w:rFonts w:ascii="Times New Roman" w:eastAsia="Times New Roman" w:hAnsi="Times New Roman" w:cs="Times New Roman"/>
-                <w:b/>
-                <w:bCs/>
-                <w:color w:val="000000"/>
-                <w:kern w:val="0"/>
-                <w:sz w:val="16"/>
-                <w:szCs w:val="16"/>
-                <w:lang w:eastAsia="es-CO"/>
-                <w14:ligatures w14:val="none"/>
-              </w:rPr>
-            </w:pPr>
-          </w:p>
-        </w:tc>
-        <w:tc>
-          <w:tcPr>
-            <w:tcW w:w="990" w:type="dxa"/>
-            <w:tcBorders>
-              <w:top w:val="nil"/>
-              <w:left w:val="nil"/>
-              <w:bottom w:val="single" w:sz="4" w:space="0" w:color="auto"/>
-              <w:right w:val="single" w:sz="4" w:space="0" w:color="auto"/>
-            </w:tcBorders>
-            <w:shd w:val="clear" w:color="auto" w:fill="auto"/>
-            <w:vAlign w:val="center"/>
-            <w:hideMark/>
-          </w:tcPr>
-          <w:p>
-            <w:pPr>
-              <w:spacing w:after="0" w:line="240" w:lineRule="auto"/>
-              <w:jc w:val="center"/>
-              <w:rPr>
-                <w:rFonts w:ascii="Times New Roman" w:eastAsia="Times New Roman" w:hAnsi="Times New Roman" w:cs="Times New Roman"/>
-                <w:color w:val="000000"/>
-                <w:kern w:val="0"/>
-                <w:sz w:val="16"/>
-                <w:szCs w:val="16"/>
-                <w:lang w:eastAsia="es-CO"/>
-                <w14:ligatures w14:val="none"/>
-              </w:rPr>
-            </w:pPr>
-            <w:r>
-              <w:rPr>
-                <w:rFonts w:ascii="Times New Roman" w:eastAsia="Times New Roman" w:hAnsi="Times New Roman" w:cs="Times New Roman"/>
-                <w:color w:val="000000"/>
-                <w:kern w:val="0"/>
-                <w:sz w:val="16"/>
-                <w:szCs w:val="16"/>
-                <w:lang w:eastAsia="es-CO"/>
-                <w14:ligatures w14:val="none"/>
-              </w:rPr>
-              <w:t xml:space="preserve">Social y </w:t>
-            </w:r>
-            <w:r>
-              <w:rPr>
-                <w:rFonts w:ascii="Times New Roman" w:eastAsia="Times New Roman" w:hAnsi="Times New Roman" w:cs="Times New Roman"/>
-                <w:color w:val="000000"/>
-                <w:kern w:val="0"/>
-                <w:sz w:val="16"/>
-                <w:szCs w:val="16"/>
-                <w:lang w:eastAsia="es-CO"/>
-                <w14:ligatures w14:val="none"/>
-              </w:rPr>
-              <w:t>ético</w:t>
-            </w:r>
-          </w:p>
-        </w:tc>
-        <w:tc>
-          <w:tcPr>
-            <w:tcW w:w="1350" w:type="dxa"/>
-            <w:tcBorders>
-              <w:top w:val="nil"/>
-              <w:left w:val="nil"/>
-              <w:bottom w:val="single" w:sz="4" w:space="0" w:color="auto"/>
-              <w:right w:val="single" w:sz="4" w:space="0" w:color="auto"/>
-            </w:tcBorders>
-            <w:shd w:val="clear" w:color="auto" w:fill="auto"/>
-            <w:vAlign w:val="center"/>
-            <w:hideMark/>
-          </w:tcPr>
-          <w:p>
-            <w:pPr>
-              <w:spacing w:after="0" w:line="240" w:lineRule="auto"/>
-              <w:jc w:val="both"/>
-              <w:rPr>
-                <w:rFonts w:ascii="Times New Roman" w:eastAsia="Times New Roman" w:hAnsi="Times New Roman" w:cs="Times New Roman"/>
-                <w:color w:val="000000"/>
-                <w:kern w:val="0"/>
-                <w:sz w:val="16"/>
-                <w:szCs w:val="16"/>
-                <w:lang w:eastAsia="es-CO"/>
-                <w14:ligatures w14:val="none"/>
-              </w:rPr>
-            </w:pPr>
-            <w:r>
-              <w:rPr>
-                <w:rFonts w:ascii="Times New Roman" w:eastAsia="Times New Roman" w:hAnsi="Times New Roman" w:cs="Times New Roman"/>
-                <w:color w:val="000000"/>
-                <w:kern w:val="0"/>
-                <w:sz w:val="16"/>
-                <w:szCs w:val="16"/>
-                <w:lang w:eastAsia="es-CO"/>
-                <w14:ligatures w14:val="none"/>
-              </w:rPr>
-              <w:t>1. Enseñanza acerca de la protección de datos y privacidad</w:t>
-            </w:r>
-            <w:r>
-              <w:rPr>
-                <w:rFonts w:ascii="Times New Roman" w:eastAsia="Times New Roman" w:hAnsi="Times New Roman" w:cs="Times New Roman"/>
-                <w:color w:val="000000"/>
-                <w:kern w:val="0"/>
-                <w:sz w:val="16"/>
-                <w:szCs w:val="16"/>
-                <w:lang w:eastAsia="es-CO"/>
-                <w14:ligatures w14:val="none"/>
-              </w:rPr>
-              <w:t>.</w:t>
-            </w:r>
-          </w:p>
-        </w:tc>
-        <w:tc>
-          <w:tcPr>
-            <w:tcW w:w="1664" w:type="dxa"/>
-            <w:tcBorders>
-              <w:top w:val="nil"/>
-              <w:left w:val="nil"/>
-              <w:bottom w:val="single" w:sz="4" w:space="0" w:color="auto"/>
-              <w:right w:val="single" w:sz="4" w:space="0" w:color="auto"/>
-            </w:tcBorders>
-            <w:shd w:val="clear" w:color="auto" w:fill="auto"/>
-            <w:vAlign w:val="center"/>
-            <w:hideMark/>
-          </w:tcPr>
-          <w:p>
-            <w:pPr>
-              <w:spacing w:after="0" w:line="240" w:lineRule="auto"/>
-              <w:jc w:val="both"/>
-              <w:rPr>
-                <w:rFonts w:ascii="Times New Roman" w:eastAsia="Times New Roman" w:hAnsi="Times New Roman" w:cs="Times New Roman"/>
-                <w:color w:val="000000"/>
-                <w:kern w:val="0"/>
-                <w:sz w:val="16"/>
-                <w:szCs w:val="16"/>
-                <w:lang w:eastAsia="es-CO"/>
-                <w14:ligatures w14:val="none"/>
-              </w:rPr>
-            </w:pPr>
-            <w:r>
-              <w:rPr>
-                <w:rFonts w:ascii="Times New Roman" w:eastAsia="Times New Roman" w:hAnsi="Times New Roman" w:cs="Times New Roman"/>
-                <w:color w:val="000000"/>
-                <w:kern w:val="0"/>
-                <w:sz w:val="16"/>
-                <w:szCs w:val="16"/>
-                <w:lang w:eastAsia="es-CO"/>
-                <w14:ligatures w14:val="none"/>
-              </w:rPr>
-              <w:t>1. Falta de interacción humana en la educación.</w:t>
-            </w:r>
-          </w:p>
-          <w:p>
-            <w:pPr>
-              <w:spacing w:after="0" w:line="240" w:lineRule="auto"/>
-              <w:jc w:val="both"/>
-              <w:rPr>
-                <w:rFonts w:ascii="Times New Roman" w:eastAsia="Times New Roman" w:hAnsi="Times New Roman" w:cs="Times New Roman"/>
-                <w:color w:val="000000"/>
-                <w:kern w:val="0"/>
-                <w:sz w:val="16"/>
-                <w:szCs w:val="16"/>
-                <w:lang w:eastAsia="es-CO"/>
-                <w14:ligatures w14:val="none"/>
-              </w:rPr>
-            </w:pPr>
-            <w:r>
-              <w:rPr>
-                <w:rFonts w:ascii="Times New Roman" w:eastAsia="Times New Roman" w:hAnsi="Times New Roman" w:cs="Times New Roman"/>
-                <w:color w:val="000000"/>
-                <w:kern w:val="0"/>
-                <w:sz w:val="16"/>
-                <w:szCs w:val="16"/>
-                <w:lang w:eastAsia="es-CO"/>
-                <w14:ligatures w14:val="none"/>
-              </w:rPr>
-              <w:t>2. Posible discriminación algorítmica.</w:t>
-            </w:r>
-          </w:p>
-          <w:p>
-            <w:pPr>
-              <w:spacing w:after="0" w:line="240" w:lineRule="auto"/>
-              <w:jc w:val="center"/>
-              <w:rPr>
-                <w:rFonts w:ascii="Times New Roman" w:eastAsia="Times New Roman" w:hAnsi="Times New Roman" w:cs="Times New Roman"/>
-                <w:color w:val="000000"/>
-                <w:kern w:val="0"/>
-                <w:sz w:val="16"/>
-                <w:szCs w:val="16"/>
-                <w:lang w:eastAsia="es-CO"/>
-                <w14:ligatures w14:val="none"/>
-              </w:rPr>
-            </w:pPr>
-          </w:p>
-        </w:tc>
-      </w:tr>
-    </w:tbl>
-    <w:p>
-      <w:pPr>
-        <w:jc w:val="both"/>
-        <w:rPr>
-          <w:rFonts w:ascii="Times New Roman" w:hAnsi="Times New Roman" w:cs="Times New Roman"/>
-          <w:i/>
-          <w:iCs/>
-          <w:sz w:val="16"/>
-          <w:szCs w:val="16"/>
-        </w:rPr>
-      </w:pPr>
-      <w:r>
-        <w:rPr>
-          <w:rFonts w:ascii="Times New Roman" w:hAnsi="Times New Roman" w:cs="Times New Roman"/>
-          <w:sz w:val="20"/>
-          <w:szCs w:val="20"/>
-        </w:rPr>
-        <w:fldChar w:fldCharType="end"/>
-      </w:r>
-      <w:r>
-        <w:rPr>
-          <w:rFonts w:ascii="Times New Roman" w:hAnsi="Times New Roman" w:cs="Times New Roman"/>
-          <w:i/>
-          <w:iCs/>
-          <w:sz w:val="16"/>
-          <w:szCs w:val="16"/>
-        </w:rPr>
-        <w:t xml:space="preserve"> </w:t>
-      </w:r>
-      <w:r>
-        <w:rPr>
-          <w:rFonts w:ascii="Times New Roman" w:hAnsi="Times New Roman" w:cs="Times New Roman"/>
-          <w:i/>
-          <w:iCs/>
-          <w:sz w:val="16"/>
-          <w:szCs w:val="16"/>
-        </w:rPr>
-        <w:t>Fuente: Elaboración</w:t>
-      </w:r>
-      <w:r>
-        <w:rPr>
-          <w:rFonts w:ascii="Times New Roman" w:hAnsi="Times New Roman" w:cs="Times New Roman"/>
-          <w:i/>
-          <w:iCs/>
-          <w:sz w:val="16"/>
-          <w:szCs w:val="16"/>
-        </w:rPr>
-        <w:t xml:space="preserve"> propia</w:t>
-      </w:r>
-    </w:p>
-    <w:p>
-      <w:pPr>
-        <w:pStyle w:val="Ttulo1"/>
-        <w:keepLines w:val="0"/>
-        <w:numPr>
-          <w:ilvl w:val="0"/>
-          <w:numId w:val="2"/>
-        </w:numPr>
-        <w:autoSpaceDE w:val="0"/>
-        <w:autoSpaceDN w:val="0"/>
-        <w:spacing w:after="80" w:line="240" w:lineRule="auto"/>
-        <w:jc w:val="center"/>
-        <w:rPr>
           <w:rFonts w:ascii="Times New Roman" w:eastAsia="Times New Roman" w:hAnsi="Times New Roman" w:cs="Times New Roman"/>
           <w:smallCaps/>
-          <w:color w:val="auto"/>
           <w:kern w:val="28"/>
           <w:sz w:val="20"/>
           <w:szCs w:val="20"/>
           <w14:ligatures w14:val="none"/>
         </w:rPr>
       </w:pPr>
+      <w:bookmarkStart w:id="4" w:name="_Hlk141723303"/>
+      <w:r>
+        <w:rPr>
+          <w:rFonts w:ascii="Times New Roman" w:hAnsi="Times New Roman" w:cs="Times New Roman"/>
+          <w:sz w:val="20"/>
+          <w:szCs w:val="20"/>
+        </w:rPr>
+        <w:t xml:space="preserve">   </w:t>
+      </w:r>
       <w:bookmarkStart w:id="5" w:name="_Hlk141724658"/>
+      <w:bookmarkEnd w:id="4"/>
       <w:r>
         <w:rPr>
           <w:rFonts w:ascii="Times New Roman" w:eastAsia="Times New Roman" w:hAnsi="Times New Roman" w:cs="Times New Roman"/>
           <w:smallCaps/>
-          <w:color w:val="auto"/>
           <w:kern w:val="28"/>
           <w:sz w:val="20"/>
           <w:szCs w:val="20"/>
@@ -8438,7 +6165,7 @@
           <w:sz w:val="20"/>
           <w:szCs w:val="20"/>
         </w:rPr>
-        <w:t xml:space="preserve">En resumen, estos tres proyectos ejemplifican el potencial transformador de la Ciencia de Datos en el sector </w:t>
+        <w:t xml:space="preserve">En resumen, estos tres proyectos </w:t>
       </w:r>
       <w:r>
         <w:rPr>
@@ -8446,7 +6173,7 @@
           <w:sz w:val="20"/>
           <w:szCs w:val="20"/>
         </w:rPr>
-        <w:t xml:space="preserve">productivo. </w:t>
+        <w:t xml:space="preserve">muestran el impacto transformador de la tecnología en la industria. Los avances económicos y técnicos mejoran la eficiencia y reducen costos, aunque enfrentan desafíos como la dependencia tecnológica. </w:t>
       </w:r>
       <w:r>
         <w:rPr>
@@ -8454,7 +6181,7 @@
           <w:sz w:val="20"/>
           <w:szCs w:val="20"/>
         </w:rPr>
-        <w:t>El proyecto "Data Factory" tiene el potencial de generar impactos significativos y variados en múltiples stakeholders. Mientras que los impactos económicos y técnicos son predominantemente positivos, ofreciendo reducción de costos y mejoras en la eficiencia y capacidad de análisis de datos, existen también desafíos y posibles impactos negativos que deben gestionarse cuidadosamente. Los impactos sociales y ambientales, aunque menos evidentes, también juegan un rol crucial en la implementación y aceptación de esta tecnología en la industria y la sociedad en general.</w:t>
+        <w:t>Socialmente, se logran mejoras en seguridad y salud laboral, pero también surgen preocupaciones sobre la pérdida de empleos. Ambientalmente, se reducen desperdicios y emisiones, aunque se deben gestionar los residuos tecnológicos. Regulatoriamente, hay oportunidades para avanzar en seguridad y tecnología, pero se necesita actualizar las normativas. En conjunto, estos proyectos ofrecen grandes beneficios, pero requieren una gestión cuidadosa de los retos asociados.</w:t>
       </w:r>
     </w:p>
     <w:p>
@@ -8466,24 +6193,6 @@
           <w:szCs w:val="20"/>
         </w:rPr>
       </w:pPr>
-    </w:p>
-    <w:p>
-      <w:pPr>
-        <w:jc w:val="both"/>
-        <w:rPr>
-          <w:rFonts w:ascii="Times New Roman" w:hAnsi="Times New Roman" w:cs="Times New Roman"/>
-          <w:sz w:val="20"/>
-          <w:szCs w:val="20"/>
-        </w:rPr>
-      </w:pPr>
-      <w:r>
-        <w:rPr>
-          <w:rFonts w:ascii="Times New Roman" w:hAnsi="Times New Roman" w:cs="Times New Roman"/>
-          <w:sz w:val="20"/>
-          <w:szCs w:val="20"/>
-        </w:rPr>
-        <w:t xml:space="preserve"> progreso continuo de la academia en la era de la Ciencia de Datos.</w:t>
-      </w:r>
     </w:p>
     <w:sdt>
       <w:sdtPr>
@@ -8630,6 +6339,7 @@
               <w:p>
                 <w:pPr>
                   <w:pStyle w:val="Bibliografa"/>
+                  <w:jc w:val="both"/>
                   <w:rPr>
                     <w:rFonts w:ascii="Times New Roman" w:hAnsi="Times New Roman" w:cs="Times New Roman"/>
                   </w:rPr>
@@ -8638,30 +6348,14 @@
                   <w:rPr>
                     <w:rFonts w:ascii="Times New Roman" w:hAnsi="Times New Roman" w:cs="Times New Roman"/>
                   </w:rPr>
-                  <w:t xml:space="preserve">Centro </w:t>
+                  <w:t xml:space="preserve">Centro Magis [Javeriana Cali], Sector </w:t>
                 </w:r>
-                <w:proofErr w:type="spellStart"/>
-                <w:r>
-                  <w:rPr>
-                    <w:rFonts w:ascii="Times New Roman" w:hAnsi="Times New Roman" w:cs="Times New Roman"/>
-                  </w:rPr>
-                  <w:t>Magis</w:t>
-                </w:r>
-                <w:proofErr w:type="spellEnd"/>
-                <w:r>
-                  <w:rPr>
-                    <w:rFonts w:ascii="Times New Roman" w:hAnsi="Times New Roman" w:cs="Times New Roman"/>
-                  </w:rPr>
-                  <w:t xml:space="preserve"> [Javeriana Cali], Sector </w:t>
-                </w:r>
-                <w:proofErr w:type="spellStart"/>
                 <w:r>
                   <w:rPr>
                     <w:rFonts w:ascii="Times New Roman" w:hAnsi="Times New Roman" w:cs="Times New Roman"/>
                   </w:rPr>
                   <w:t>academico</w:t>
                 </w:r>
-                <w:proofErr w:type="spellEnd"/>
                 <w:r>
                   <w:rPr>
                     <w:rFonts w:ascii="Times New Roman" w:hAnsi="Times New Roman" w:cs="Times New Roman"/>
@@ -8709,6 +6403,7 @@
               </w:tcPr>
               <w:p>
                 <w:pPr>
+                  <w:jc w:val="both"/>
                   <w:rPr>
                     <w:rFonts w:ascii="Times New Roman" w:hAnsi="Times New Roman" w:cs="Times New Roman"/>
                   </w:rPr>
@@ -8717,41 +6412,13 @@
                   <w:rPr>
                     <w:rFonts w:ascii="Times New Roman" w:hAnsi="Times New Roman" w:cs="Times New Roman"/>
                   </w:rPr>
-                  <w:t xml:space="preserve">Centro </w:t>
-                </w:r>
-                <w:proofErr w:type="spellStart"/>
-                <w:r>
-                  <w:rPr>
-                    <w:rFonts w:ascii="Times New Roman" w:hAnsi="Times New Roman" w:cs="Times New Roman"/>
-                  </w:rPr>
-                  <w:t>Magis</w:t>
-                </w:r>
-                <w:proofErr w:type="spellEnd"/>
-                <w:r>
-                  <w:rPr>
-                    <w:rFonts w:ascii="Times New Roman" w:hAnsi="Times New Roman" w:cs="Times New Roman"/>
-                  </w:rPr>
-                  <w:t xml:space="preserve"> [Javeriana Cali], </w:t>
+                  <w:t xml:space="preserve">Centro Magis [Javeriana Cali], </w:t>
                 </w:r>
                 <w:r>
                   <w:rPr>
                     <w:rFonts w:ascii="Times New Roman" w:hAnsi="Times New Roman" w:cs="Times New Roman"/>
                   </w:rPr>
-                  <w:t xml:space="preserve">Sector </w:t>
-                </w:r>
-                <w:proofErr w:type="spellStart"/>
-                <w:r>
-                  <w:rPr>
-                    <w:rFonts w:ascii="Times New Roman" w:hAnsi="Times New Roman" w:cs="Times New Roman"/>
-                  </w:rPr>
-                  <w:t>academico</w:t>
-                </w:r>
-                <w:proofErr w:type="spellEnd"/>
-                <w:r>
-                  <w:rPr>
-                    <w:rFonts w:ascii="Times New Roman" w:hAnsi="Times New Roman" w:cs="Times New Roman"/>
-                  </w:rPr>
-                  <w:t>: Julio Xavier Hallo Larrea</w:t>
+                  <w:t>Sector academico: Julio Xavier Hallo Larrea</w:t>
                 </w:r>
                 <w:r>
                   <w:rPr>
@@ -8794,6 +6461,7 @@
               </w:tcPr>
               <w:p>
                 <w:pPr>
+                  <w:jc w:val="both"/>
                   <w:rPr>
                     <w:rFonts w:ascii="Times New Roman" w:hAnsi="Times New Roman" w:cs="Times New Roman"/>
                     <w:lang w:val="en-US"/>
@@ -8804,23 +6472,7 @@
                     <w:rFonts w:ascii="Times New Roman" w:hAnsi="Times New Roman" w:cs="Times New Roman"/>
                     <w:lang w:val="en-US"/>
                   </w:rPr>
-                  <w:t xml:space="preserve">Y. Wang, Y. Li, J. Sui and Y. Gao, "Data Factory: An Efficient Data Analysis Solution in the Era of Big Data," 2020 5th IEEE International Conference on Big Data Analytics (ICBDA), Xiamen, China, 2020, pp. 28-32, </w:t>
-                </w:r>
-                <w:proofErr w:type="spellStart"/>
-                <w:r>
-                  <w:rPr>
-                    <w:rFonts w:ascii="Times New Roman" w:hAnsi="Times New Roman" w:cs="Times New Roman"/>
-                    <w:lang w:val="en-US"/>
-                  </w:rPr>
-                  <w:t>doi</w:t>
-                </w:r>
-                <w:proofErr w:type="spellEnd"/>
-                <w:r>
-                  <w:rPr>
-                    <w:rFonts w:ascii="Times New Roman" w:hAnsi="Times New Roman" w:cs="Times New Roman"/>
-                    <w:lang w:val="en-US"/>
-                  </w:rPr>
-                  <w:t>: 10.1109/ICBDA49040.2020.9101284.</w:t>
+                  <w:t>Y. Wang, Y. Li, J. Sui and Y. Gao, "Data Factory: An Efficient Data Analysis Solution in the Era of Big Data," 2020 5th IEEE International Conference on Big Data Analytics (ICBDA), Xiamen, China, 2020, pp. 28-32, doi: 10.1109/ICBDA49040.2020.9101284.</w:t>
                 </w:r>
               </w:p>
             </w:tc>
@@ -8858,272 +6510,56 @@
               <w:p>
                 <w:pPr>
                   <w:pStyle w:val="Bibliografa"/>
+                  <w:jc w:val="both"/>
                   <w:rPr>
                     <w:rFonts w:ascii="Times New Roman" w:hAnsi="Times New Roman" w:cs="Times New Roman"/>
+                    <w:lang w:val="en-US"/>
                   </w:rPr>
                 </w:pPr>
                 <w:r>
                   <w:rPr>
                     <w:rFonts w:ascii="Times New Roman" w:hAnsi="Times New Roman" w:cs="Times New Roman"/>
+                    <w:lang w:val="en-US"/>
                   </w:rPr>
-                  <w:t>X. Lu, "</w:t>
+                  <w:t xml:space="preserve">J. M. Shah, N. A. Natraj, G. G. Hallur and A. </w:t>
                 </w:r>
                 <w:proofErr w:type="spellStart"/>
                 <w:r>
                   <w:rPr>
                     <w:rFonts w:ascii="Times New Roman" w:hAnsi="Times New Roman" w:cs="Times New Roman"/>
+                    <w:lang w:val="en-US"/>
                   </w:rPr>
-                  <w:t>Research</w:t>
+                  <w:t>Aslekar</w:t>
                 </w:r>
                 <w:proofErr w:type="spellEnd"/>
                 <w:r>
                   <w:rPr>
                     <w:rFonts w:ascii="Times New Roman" w:hAnsi="Times New Roman" w:cs="Times New Roman"/>
+                    <w:lang w:val="en-US"/>
                   </w:rPr>
-                  <w:t xml:space="preserve"> </w:t>
+                  <w:t>, "Artificial Intelligence (AI) in the Automotive Industry and the use of Exoskeletons in the Manufacturing Sector of the Automotive Industry," </w:t>
+                </w:r>
+                <w:r>
+                  <w:rPr>
+                    <w:rFonts w:ascii="Times New Roman" w:hAnsi="Times New Roman" w:cs="Times New Roman"/>
+                    <w:i/>
+                    <w:iCs/>
+                    <w:lang w:val="en-US"/>
+                  </w:rPr>
+                  <w:t>2023 International Conference on Sustainable Computing and Data Communication Systems (ICSCDS)</w:t>
+                </w:r>
+                <w:r>
+                  <w:rPr>
+                    <w:rFonts w:ascii="Times New Roman" w:hAnsi="Times New Roman" w:cs="Times New Roman"/>
+                    <w:lang w:val="en-US"/>
+                  </w:rPr>
+                  <w:t xml:space="preserve">, Erode, India, 2023, pp. 428-432, </w:t>
                 </w:r>
                 <w:proofErr w:type="spellStart"/>
                 <w:r>
                   <w:rPr>
                     <w:rFonts w:ascii="Times New Roman" w:hAnsi="Times New Roman" w:cs="Times New Roman"/>
-                  </w:rPr>
-                  <w:t>Hotspots</w:t>
-                </w:r>
-                <w:proofErr w:type="spellEnd"/>
-                <w:r>
-                  <w:rPr>
-                    <w:rFonts w:ascii="Times New Roman" w:hAnsi="Times New Roman" w:cs="Times New Roman"/>
-                  </w:rPr>
-                  <w:t xml:space="preserve"> and </w:t>
-                </w:r>
-                <w:proofErr w:type="spellStart"/>
-                <w:r>
-                  <w:rPr>
-                    <w:rFonts w:ascii="Times New Roman" w:hAnsi="Times New Roman" w:cs="Times New Roman"/>
-                  </w:rPr>
-                  <w:t>Development</w:t>
-                </w:r>
-                <w:proofErr w:type="spellEnd"/>
-                <w:r>
-                  <w:rPr>
-                    <w:rFonts w:ascii="Times New Roman" w:hAnsi="Times New Roman" w:cs="Times New Roman"/>
-                  </w:rPr>
-                  <w:t xml:space="preserve"> </w:t>
-                </w:r>
-                <w:proofErr w:type="spellStart"/>
-                <w:r>
-                  <w:rPr>
-                    <w:rFonts w:ascii="Times New Roman" w:hAnsi="Times New Roman" w:cs="Times New Roman"/>
-                  </w:rPr>
-                  <w:t>Trends</w:t>
-                </w:r>
-                <w:proofErr w:type="spellEnd"/>
-                <w:r>
-                  <w:rPr>
-                    <w:rFonts w:ascii="Times New Roman" w:hAnsi="Times New Roman" w:cs="Times New Roman"/>
-                  </w:rPr>
-                  <w:t xml:space="preserve"> </w:t>
-                </w:r>
-                <w:proofErr w:type="spellStart"/>
-                <w:r>
-                  <w:rPr>
-                    <w:rFonts w:ascii="Times New Roman" w:hAnsi="Times New Roman" w:cs="Times New Roman"/>
-                  </w:rPr>
-                  <w:t>of</w:t>
-                </w:r>
-                <w:proofErr w:type="spellEnd"/>
-                <w:r>
-                  <w:rPr>
-                    <w:rFonts w:ascii="Times New Roman" w:hAnsi="Times New Roman" w:cs="Times New Roman"/>
-                  </w:rPr>
-                  <w:t xml:space="preserve"> AI in </w:t>
-                </w:r>
-                <w:proofErr w:type="spellStart"/>
-                <w:r>
-                  <w:rPr>
-                    <w:rFonts w:ascii="Times New Roman" w:hAnsi="Times New Roman" w:cs="Times New Roman"/>
-                  </w:rPr>
-                  <w:t>Education</w:t>
-                </w:r>
-                <w:proofErr w:type="spellEnd"/>
-                <w:r>
-                  <w:rPr>
-                    <w:rFonts w:ascii="Times New Roman" w:hAnsi="Times New Roman" w:cs="Times New Roman"/>
-                  </w:rPr>
-                  <w:t xml:space="preserve">: A </w:t>
-                </w:r>
-                <w:proofErr w:type="spellStart"/>
-                <w:r>
-                  <w:rPr>
-                    <w:rFonts w:ascii="Times New Roman" w:hAnsi="Times New Roman" w:cs="Times New Roman"/>
-                  </w:rPr>
-                  <w:t>Study</w:t>
-                </w:r>
-                <w:proofErr w:type="spellEnd"/>
-                <w:r>
-                  <w:rPr>
-                    <w:rFonts w:ascii="Times New Roman" w:hAnsi="Times New Roman" w:cs="Times New Roman"/>
-                  </w:rPr>
-                  <w:t xml:space="preserve"> </w:t>
-                </w:r>
-                <w:proofErr w:type="spellStart"/>
-                <w:r>
-                  <w:rPr>
-                    <w:rFonts w:ascii="Times New Roman" w:hAnsi="Times New Roman" w:cs="Times New Roman"/>
-                  </w:rPr>
-                  <w:t>Based</w:t>
-                </w:r>
-                <w:proofErr w:type="spellEnd"/>
-                <w:r>
-                  <w:rPr>
-                    <w:rFonts w:ascii="Times New Roman" w:hAnsi="Times New Roman" w:cs="Times New Roman"/>
-                  </w:rPr>
-                  <w:t xml:space="preserve"> </w:t>
-                </w:r>
-                <w:proofErr w:type="spellStart"/>
-                <w:r>
-                  <w:rPr>
-                    <w:rFonts w:ascii="Times New Roman" w:hAnsi="Times New Roman" w:cs="Times New Roman"/>
-                  </w:rPr>
-                  <w:t>on</w:t>
-                </w:r>
-                <w:proofErr w:type="spellEnd"/>
-                <w:r>
-                  <w:rPr>
-                    <w:rFonts w:ascii="Times New Roman" w:hAnsi="Times New Roman" w:cs="Times New Roman"/>
-                  </w:rPr>
-                  <w:t xml:space="preserve"> </w:t>
-                </w:r>
-                <w:proofErr w:type="spellStart"/>
-                <w:r>
-                  <w:rPr>
-                    <w:rFonts w:ascii="Times New Roman" w:hAnsi="Times New Roman" w:cs="Times New Roman"/>
-                  </w:rPr>
-                  <w:t>Knowledge</w:t>
-                </w:r>
-                <w:proofErr w:type="spellEnd"/>
-                <w:r>
-                  <w:rPr>
-                    <w:rFonts w:ascii="Times New Roman" w:hAnsi="Times New Roman" w:cs="Times New Roman"/>
-                  </w:rPr>
-                  <w:t xml:space="preserve"> </w:t>
-                </w:r>
-                <w:proofErr w:type="spellStart"/>
-                <w:r>
-                  <w:rPr>
-                    <w:rFonts w:ascii="Times New Roman" w:hAnsi="Times New Roman" w:cs="Times New Roman"/>
-                  </w:rPr>
-                  <w:t>Map</w:t>
-                </w:r>
-                <w:proofErr w:type="spellEnd"/>
-                <w:r>
-                  <w:rPr>
-                    <w:rFonts w:ascii="Times New Roman" w:hAnsi="Times New Roman" w:cs="Times New Roman"/>
-                  </w:rPr>
-                  <w:t xml:space="preserve"> and Co-Word </w:t>
-                </w:r>
-                <w:proofErr w:type="spellStart"/>
-                <w:r>
-                  <w:rPr>
-                    <w:rFonts w:ascii="Times New Roman" w:hAnsi="Times New Roman" w:cs="Times New Roman"/>
-                  </w:rPr>
-                  <w:t>Analysis</w:t>
-                </w:r>
-                <w:proofErr w:type="spellEnd"/>
-                <w:r>
-                  <w:rPr>
-                    <w:rFonts w:ascii="Times New Roman" w:hAnsi="Times New Roman" w:cs="Times New Roman"/>
-                  </w:rPr>
-                  <w:t xml:space="preserve">," 2020 3rd International </w:t>
-                </w:r>
-                <w:proofErr w:type="spellStart"/>
-                <w:r>
-                  <w:rPr>
-                    <w:rFonts w:ascii="Times New Roman" w:hAnsi="Times New Roman" w:cs="Times New Roman"/>
-                  </w:rPr>
-                  <w:t>Conference</w:t>
-                </w:r>
-                <w:proofErr w:type="spellEnd"/>
-                <w:r>
-                  <w:rPr>
-                    <w:rFonts w:ascii="Times New Roman" w:hAnsi="Times New Roman" w:cs="Times New Roman"/>
-                  </w:rPr>
-                  <w:t xml:space="preserve"> </w:t>
-                </w:r>
-                <w:proofErr w:type="spellStart"/>
-                <w:r>
-                  <w:rPr>
-                    <w:rFonts w:ascii="Times New Roman" w:hAnsi="Times New Roman" w:cs="Times New Roman"/>
-                  </w:rPr>
-                  <w:t>on</w:t>
-                </w:r>
-                <w:proofErr w:type="spellEnd"/>
-                <w:r>
-                  <w:rPr>
-                    <w:rFonts w:ascii="Times New Roman" w:hAnsi="Times New Roman" w:cs="Times New Roman"/>
-                  </w:rPr>
-                  <w:t xml:space="preserve"> </w:t>
-                </w:r>
-                <w:proofErr w:type="spellStart"/>
-                <w:r>
-                  <w:rPr>
-                    <w:rFonts w:ascii="Times New Roman" w:hAnsi="Times New Roman" w:cs="Times New Roman"/>
-                  </w:rPr>
-                  <w:t>Advanced</w:t>
-                </w:r>
-                <w:proofErr w:type="spellEnd"/>
-                <w:r>
-                  <w:rPr>
-                    <w:rFonts w:ascii="Times New Roman" w:hAnsi="Times New Roman" w:cs="Times New Roman"/>
-                  </w:rPr>
-                  <w:t xml:space="preserve"> Electronic </w:t>
-                </w:r>
-                <w:proofErr w:type="spellStart"/>
-                <w:r>
-                  <w:rPr>
-                    <w:rFonts w:ascii="Times New Roman" w:hAnsi="Times New Roman" w:cs="Times New Roman"/>
-                  </w:rPr>
-                  <w:t>Materials</w:t>
-                </w:r>
-                <w:proofErr w:type="spellEnd"/>
-                <w:r>
-                  <w:rPr>
-                    <w:rFonts w:ascii="Times New Roman" w:hAnsi="Times New Roman" w:cs="Times New Roman"/>
-                  </w:rPr>
-                  <w:t xml:space="preserve">, </w:t>
-                </w:r>
-                <w:proofErr w:type="spellStart"/>
-                <w:r>
-                  <w:rPr>
-                    <w:rFonts w:ascii="Times New Roman" w:hAnsi="Times New Roman" w:cs="Times New Roman"/>
-                  </w:rPr>
-                  <w:t>Computers</w:t>
-                </w:r>
-                <w:proofErr w:type="spellEnd"/>
-                <w:r>
-                  <w:rPr>
-                    <w:rFonts w:ascii="Times New Roman" w:hAnsi="Times New Roman" w:cs="Times New Roman"/>
-                  </w:rPr>
-                  <w:t xml:space="preserve"> and Software </w:t>
-                </w:r>
-                <w:proofErr w:type="spellStart"/>
-                <w:r>
-                  <w:rPr>
-                    <w:rFonts w:ascii="Times New Roman" w:hAnsi="Times New Roman" w:cs="Times New Roman"/>
-                  </w:rPr>
-                  <w:t>Engineering</w:t>
-                </w:r>
-                <w:proofErr w:type="spellEnd"/>
-                <w:r>
-                  <w:rPr>
-                    <w:rFonts w:ascii="Times New Roman" w:hAnsi="Times New Roman" w:cs="Times New Roman"/>
-                  </w:rPr>
-                  <w:t xml:space="preserve"> (AEMCSE), Shenzhen, China, 2020, pp. 212-217, </w:t>
-                </w:r>
-                <w:proofErr w:type="spellStart"/>
-                <w:r>
-                  <w:rPr>
-                    <w:rFonts w:ascii="Times New Roman" w:hAnsi="Times New Roman" w:cs="Times New Roman"/>
+                    <w:lang w:val="en-US"/>
                   </w:rPr>
                   <w:t>doi</w:t>
                 </w:r>
@@ -9131,8 +6567,9 @@
                 <w:r>
                   <w:rPr>
                     <w:rFonts w:ascii="Times New Roman" w:hAnsi="Times New Roman" w:cs="Times New Roman"/>
+                    <w:lang w:val="en-US"/>
                   </w:rPr>
-                  <w:t>: 10.1109/AEMCSE50948.2020.00052.</w:t>
+                  <w:t>: 10.1109/ICSCDS56580.2023.10105009.</w:t>
                 </w:r>
               </w:p>
             </w:tc>
@@ -9143,6 +6580,7 @@
             <w:divId w:val="1281688278"/>
             <w:rPr>
               <w:rFonts w:eastAsia="Times New Roman"/>
+              <w:lang w:val="en-US"/>
             </w:rPr>
           </w:pPr>
         </w:p>
@@ -10576,7 +8014,7 @@
   <w:style w:type="paragraph" w:default="1" w:styleId="Normal">
     <w:name w:val="Normal"/>
     <w:qFormat/>
-    <w:rsid w:val="002F1D15"/>
+    <w:rsid w:val="00824A45"/>
   </w:style>
   <w:style w:type="paragraph" w:styleId="Ttulo1">
     <w:name w:val="heading 1"/>
